--- a/agreements/Service_Agreement_JT-BSI-2026_EN.docx
+++ b/agreements/Service_Agreement_JT-BSI-2026_EN.docx
@@ -4,7 +4,7 @@
   <w:body>
     <w:p>
       <w:pPr>
-        <w:spacing w:before="0" w:after="40" w:line="259" w:lineRule="auto"/>
+        <w:spacing w:before="0" w:after="20" w:line="252" w:lineRule="auto"/>
         <w:jc w:val="center"/>
       </w:pPr>
       <w:r>
@@ -18,7 +18,7 @@
     </w:p>
     <w:p>
       <w:pPr>
-        <w:spacing w:before="0" w:after="120" w:line="259" w:lineRule="auto"/>
+        <w:spacing w:before="0" w:after="40" w:line="252" w:lineRule="auto"/>
         <w:jc w:val="center"/>
       </w:pPr>
       <w:r>
@@ -32,21 +32,35 @@
     </w:p>
     <w:p>
       <w:pPr>
-        <w:spacing w:before="0" w:after="160" w:line="259" w:lineRule="auto"/>
+        <w:spacing w:before="0" w:after="80" w:line="252" w:lineRule="auto"/>
+        <w:jc w:val="center"/>
+      </w:pPr>
+      <w:r>
+        <w:rPr>
+          <w:rFonts w:ascii="Times New Roman" w:hAnsi="Times New Roman" w:eastAsia="Times New Roman"/>
+          <w:b/>
+          <w:sz w:val="20"/>
+        </w:rPr>
+        <w:t>Aircraft: Boeing 737-500, Registration VQ-BOO</w:t>
+      </w:r>
+    </w:p>
+    <w:p>
+      <w:pPr>
+        <w:spacing w:before="0" w:after="120" w:line="252" w:lineRule="auto"/>
         <w:jc w:val="center"/>
       </w:pPr>
       <w:r>
         <w:rPr>
           <w:rFonts w:ascii="Times New Roman" w:hAnsi="Times New Roman" w:eastAsia="Times New Roman"/>
           <w:b w:val="0"/>
-          <w:sz w:val="20"/>
+          <w:sz w:val="19"/>
         </w:rPr>
         <w:t>Place of conclusion: ________________    Date: «____» ____________ 2026</w:t>
       </w:r>
     </w:p>
     <w:p>
       <w:pPr>
-        <w:spacing w:before="0" w:after="120" w:line="259" w:lineRule="auto"/>
+        <w:spacing w:before="0" w:after="80" w:line="252" w:lineRule="auto"/>
         <w:jc w:val="both"/>
       </w:pPr>
       <w:r>
@@ -63,7 +77,7 @@
           <w:b w:val="0"/>
           <w:sz w:val="20"/>
         </w:rPr>
-        <w:t xml:space="preserve"> ([full legal name as per Company Card], registered address: [address], registration / tax ID: [●], hereinafter the “</w:t>
+        <w:t xml:space="preserve"> (address: Egitim Mahallesi, Fahrettin Kerim Gokay Caddesi, Ortaklar Ishani, No. 71/57, Kadikoy, 34722, Istanbul, Turkey; email: sales@jetechnic.com; registration / tax ID: [● — per Company Card], hereinafter the “</w:t>
       </w:r>
       <w:r>
         <w:rPr>
@@ -84,7 +98,7 @@
     </w:p>
     <w:p>
       <w:pPr>
-        <w:spacing w:before="0" w:after="80" w:line="259" w:lineRule="auto"/>
+        <w:spacing w:before="0" w:after="60" w:line="252" w:lineRule="auto"/>
         <w:jc w:val="both"/>
       </w:pPr>
       <w:r>
@@ -101,7 +115,7 @@
           <w:b w:val="0"/>
           <w:sz w:val="20"/>
         </w:rPr>
-        <w:t xml:space="preserve"> (registered address: [address], registration / tax ID: [●], hereinafter the “</w:t>
+        <w:t xml:space="preserve"> (registered address: [●], registration / tax ID: [●], hereinafter the “</w:t>
       </w:r>
       <w:r>
         <w:rPr>
@@ -122,7 +136,7 @@
     </w:p>
     <w:p>
       <w:pPr>
-        <w:spacing w:before="0" w:after="120" w:line="259" w:lineRule="auto"/>
+        <w:spacing w:before="0" w:after="100" w:line="252" w:lineRule="auto"/>
         <w:jc w:val="both"/>
       </w:pPr>
       <w:r>
@@ -131,12 +145,12 @@
           <w:b w:val="0"/>
           <w:sz w:val="20"/>
         </w:rPr>
-        <w:t>collectively referred to as the “Parties” and individually as a “Party”, have entered into this Service Agreement (the “Agreement”) as follows:</w:t>
+        <w:t>collectively the “Parties”, have entered into this Service Agreement (the “Agreement”) as follows:</w:t>
       </w:r>
     </w:p>
     <w:p>
       <w:pPr>
-        <w:spacing w:before="40" w:after="60" w:line="259" w:lineRule="auto"/>
+        <w:spacing w:before="20" w:after="40" w:line="252" w:lineRule="auto"/>
       </w:pPr>
       <w:r>
         <w:rPr>
@@ -149,7 +163,7 @@
     </w:p>
     <w:p>
       <w:pPr>
-        <w:spacing w:before="0" w:after="80" w:line="259" w:lineRule="auto"/>
+        <w:spacing w:before="0" w:after="60" w:line="252" w:lineRule="auto"/>
         <w:jc w:val="both"/>
       </w:pPr>
       <w:r>
@@ -158,12 +172,12 @@
           <w:b w:val="0"/>
           <w:sz w:val="20"/>
         </w:rPr>
-        <w:t>1.1. The Contractor undertakes to provide, and the Customer undertakes to accept and pay for, the following services (the “Services”):</w:t>
+        <w:t>1.1. The Contractor shall provide, and the Customer shall accept and pay for, the following services in respect of Boeing 737-500, registration mark VQ-BOO (the “Aircraft”) (the “Services”):</w:t>
       </w:r>
     </w:p>
     <w:p>
       <w:pPr>
-        <w:spacing w:before="0" w:after="80" w:line="259" w:lineRule="auto"/>
+        <w:spacing w:before="0" w:after="60" w:line="252" w:lineRule="auto"/>
         <w:jc w:val="both"/>
       </w:pPr>
       <w:r>
@@ -172,12 +186,12 @@
           <w:b w:val="0"/>
           <w:sz w:val="20"/>
         </w:rPr>
-        <w:t>(a) inspection of the Aircraft (airframe / visual / technical inspection as specified in the Commercial Proposal);</w:t>
+        <w:t>(a) borescope inspection (BSI) of two (2) CFM56-3 engines (work scope to be confirmed / as per Proposal);</w:t>
       </w:r>
     </w:p>
     <w:p>
       <w:pPr>
-        <w:spacing w:before="0" w:after="80" w:line="259" w:lineRule="auto"/>
+        <w:spacing w:before="0" w:after="60" w:line="252" w:lineRule="auto"/>
         <w:jc w:val="both"/>
       </w:pPr>
       <w:r>
@@ -186,12 +200,12 @@
           <w:b w:val="0"/>
           <w:sz w:val="20"/>
         </w:rPr>
-        <w:t>(b) borescope inspection (BSI) of the Aircraft engines; and</w:t>
+        <w:t>(b) borescope inspection (BSI) of APU APS2000;</w:t>
       </w:r>
     </w:p>
     <w:p>
       <w:pPr>
-        <w:spacing w:before="0" w:after="80" w:line="259" w:lineRule="auto"/>
+        <w:spacing w:before="0" w:after="60" w:line="252" w:lineRule="auto"/>
         <w:jc w:val="both"/>
       </w:pPr>
       <w:r>
@@ -200,12 +214,12 @@
           <w:b w:val="0"/>
           <w:sz w:val="20"/>
         </w:rPr>
-        <w:t>(c) borescope inspection (BSI) of the Auxiliary Power Unit (APU).</w:t>
+        <w:t>(c) Aircraft General Visual Inspection (GVI), including landing gears, cabin and avionics compartment;</w:t>
       </w:r>
     </w:p>
     <w:p>
       <w:pPr>
-        <w:spacing w:before="0" w:after="80" w:line="259" w:lineRule="auto"/>
+        <w:spacing w:before="0" w:after="60" w:line="252" w:lineRule="auto"/>
         <w:jc w:val="both"/>
       </w:pPr>
       <w:r>
@@ -214,12 +228,12 @@
           <w:b w:val="0"/>
           <w:sz w:val="20"/>
         </w:rPr>
-        <w:t>1.2. The detailed scope, methodology, deliverables, exclusions, price and timelines are set out in the Commercial Proposal “BSI JT” dated 06.08.2026 (the “Proposal”), which forms an integral Annex No. 1 to this Agreement. In case of conflict, the body of this Agreement prevails, except for technical scope and price, for which the Proposal prevails.</w:t>
+        <w:t>(d) paperwork inspection relating to the engines and APU; and</w:t>
       </w:r>
     </w:p>
     <w:p>
       <w:pPr>
-        <w:spacing w:before="0" w:after="80" w:line="259" w:lineRule="auto"/>
+        <w:spacing w:before="0" w:after="60" w:line="252" w:lineRule="auto"/>
         <w:jc w:val="both"/>
       </w:pPr>
       <w:r>
@@ -228,12 +242,12 @@
           <w:b w:val="0"/>
           <w:sz w:val="20"/>
         </w:rPr>
-        <w:t>1.3. Aircraft identification (to be completed / as available): Type / Model: [●]; MSN: [●]; Registration: [●]; Engines: [type / ESN ●]; APU: [type / S/N ●].</w:t>
+        <w:t>(e) related transportation and accommodation of the Contractor’s personnel as included in the Price.</w:t>
       </w:r>
     </w:p>
     <w:p>
       <w:pPr>
-        <w:spacing w:before="0" w:after="80" w:line="259" w:lineRule="auto"/>
+        <w:spacing w:before="0" w:after="60" w:line="252" w:lineRule="auto"/>
         <w:jc w:val="both"/>
       </w:pPr>
       <w:r>
@@ -242,12 +256,40 @@
           <w:b w:val="0"/>
           <w:sz w:val="20"/>
         </w:rPr>
-        <w:t>1.4. Place of performance: Belgrade Airport (BEG), Republic of Serbia; Aircraft is currently in storage in the hangar of JAT Tehnika. Access to the Aircraft and hangar facilities is arranged by / with the involvement of JAT Tehnika and/or the Customer.</w:t>
+        <w:t>1.2. The Commercial Proposal “VQ-BOO BSI and Inspection” / “BSI JT” dated 06 August 2026 (the “Proposal”) forms integral Annex No. 1. Technical scope and Price follow the Proposal; otherwise this Agreement prevails.</w:t>
       </w:r>
     </w:p>
     <w:p>
       <w:pPr>
-        <w:spacing w:before="80" w:after="60" w:line="259" w:lineRule="auto"/>
+        <w:spacing w:before="0" w:after="60" w:line="252" w:lineRule="auto"/>
+        <w:jc w:val="both"/>
+      </w:pPr>
+      <w:r>
+        <w:rPr>
+          <w:rFonts w:ascii="Times New Roman" w:hAnsi="Times New Roman" w:eastAsia="Times New Roman"/>
+          <w:b w:val="0"/>
+          <w:sz w:val="20"/>
+        </w:rPr>
+        <w:t>1.3. Place of performance: JAT Tehnika, Belgrade, Republic of Serbia (Belgrade Airport area). Access to the airport area and to the Aircraft shall be provided by the Customer.</w:t>
+      </w:r>
+    </w:p>
+    <w:p>
+      <w:pPr>
+        <w:spacing w:before="0" w:after="60" w:line="252" w:lineRule="auto"/>
+        <w:jc w:val="both"/>
+      </w:pPr>
+      <w:r>
+        <w:rPr>
+          <w:rFonts w:ascii="Times New Roman" w:hAnsi="Times New Roman" w:eastAsia="Times New Roman"/>
+          <w:b w:val="0"/>
+          <w:sz w:val="20"/>
+        </w:rPr>
+        <w:t>1.4. BSI shall be performed by a certified engineer. Deliverables: BSI / inspection report(s) and video materials for the BSI.</w:t>
+      </w:r>
+    </w:p>
+    <w:p>
+      <w:pPr>
+        <w:spacing w:before="60" w:after="40" w:line="252" w:lineRule="auto"/>
       </w:pPr>
       <w:r>
         <w:rPr>
@@ -260,7 +302,7 @@
     </w:p>
     <w:p>
       <w:pPr>
-        <w:spacing w:before="0" w:after="80" w:line="259" w:lineRule="auto"/>
+        <w:spacing w:before="0" w:after="60" w:line="252" w:lineRule="auto"/>
         <w:jc w:val="both"/>
       </w:pPr>
       <w:r>
@@ -269,12 +311,12 @@
           <w:b w:val="0"/>
           <w:sz w:val="20"/>
         </w:rPr>
-        <w:t>2.1. The Services shall be performed within [●] business days from the later of: (i) the Effective Date of this Agreement; (ii) receipt of the advance payment (if applicable); and (iii) provision of Aircraft access, hangar slot and required documentation by the Customer / JAT Tehnika.</w:t>
+        <w:t>2.1. Approximate time required for the Services is 3 (three) days, starting from the later of: (i) the Effective Date; (ii) receipt of the advance payment (if any); and (iii) provision of Aircraft / airport access and required documentation by the Customer.</w:t>
       </w:r>
     </w:p>
     <w:p>
       <w:pPr>
-        <w:spacing w:before="0" w:after="80" w:line="259" w:lineRule="auto"/>
+        <w:spacing w:before="0" w:after="60" w:line="252" w:lineRule="auto"/>
         <w:jc w:val="both"/>
       </w:pPr>
       <w:r>
@@ -283,12 +325,12 @@
           <w:b w:val="0"/>
           <w:sz w:val="20"/>
         </w:rPr>
-        <w:t>2.2. Upon completion, the Contractor shall deliver a written inspection / BSI report (electronic copy is sufficient unless otherwise agreed). The Customer shall confirm acceptance within 5 (five) business days or state reasoned objections; failing which the Services are deemed accepted.</w:t>
+        <w:t>2.2. The Customer shall confirm acceptance of the report(s) within 5 (five) business days or state reasoned objections; otherwise the Services are deemed accepted.</w:t>
       </w:r>
     </w:p>
     <w:p>
       <w:pPr>
-        <w:spacing w:before="80" w:after="60" w:line="259" w:lineRule="auto"/>
+        <w:spacing w:before="60" w:after="40" w:line="252" w:lineRule="auto"/>
       </w:pPr>
       <w:r>
         <w:rPr>
@@ -301,7 +343,7 @@
     </w:p>
     <w:p>
       <w:pPr>
-        <w:spacing w:before="0" w:after="80" w:line="259" w:lineRule="auto"/>
+        <w:spacing w:before="0" w:after="60" w:line="252" w:lineRule="auto"/>
         <w:jc w:val="both"/>
       </w:pPr>
       <w:r>
@@ -310,12 +352,12 @@
           <w:b w:val="0"/>
           <w:sz w:val="20"/>
         </w:rPr>
-        <w:t>3.1. The total contract price for the Services is [amount in figures and words] [USD / EUR] (the “Price”), as per the Proposal, exclusive / inclusive of VAT (as applicable under applicable law).</w:t>
+        <w:t>3.1. The total Price is USD 24,000.00 (twenty-four thousand US dollars), exclusive of any applicable taxes and fees, allocated as follows:</w:t>
       </w:r>
     </w:p>
     <w:p>
       <w:pPr>
-        <w:spacing w:before="0" w:after="80" w:line="259" w:lineRule="auto"/>
+        <w:spacing w:before="0" w:after="60" w:line="252" w:lineRule="auto"/>
         <w:jc w:val="both"/>
       </w:pPr>
       <w:r>
@@ -324,12 +366,12 @@
           <w:b w:val="0"/>
           <w:sz w:val="20"/>
         </w:rPr>
-        <w:t>3.2. Payment terms: [e.g. 100% advance / 50% advance within 3 banking days of invoice and 50% within 5 banking days after delivery of the report], by bank transfer to the Contractor’s account specified in Clause 10 / the Company Card / invoice.</w:t>
+        <w:t>• BSI CFM56-3 – 2 Engines (work scope TBD) — USD 9,500.00;</w:t>
       </w:r>
     </w:p>
     <w:p>
       <w:pPr>
-        <w:spacing w:before="0" w:after="80" w:line="259" w:lineRule="auto"/>
+        <w:spacing w:before="0" w:after="60" w:line="252" w:lineRule="auto"/>
         <w:jc w:val="both"/>
       </w:pPr>
       <w:r>
@@ -338,12 +380,12 @@
           <w:b w:val="0"/>
           <w:sz w:val="20"/>
         </w:rPr>
-        <w:t>3.3. Any additional works outside the Proposal scope (including extra man-hours due to delayed access, non-readiness of the Aircraft, or Customer’s change requests) shall be agreed in writing and charged at rates stated in the Proposal or as otherwise agreed.</w:t>
+        <w:t>• BSI APU APS2000 — USD 4,000.00;</w:t>
       </w:r>
     </w:p>
     <w:p>
       <w:pPr>
-        <w:spacing w:before="0" w:after="80" w:line="259" w:lineRule="auto"/>
+        <w:spacing w:before="0" w:after="60" w:line="252" w:lineRule="auto"/>
         <w:jc w:val="both"/>
       </w:pPr>
       <w:r>
@@ -352,12 +394,68 @@
           <w:b w:val="0"/>
           <w:sz w:val="20"/>
         </w:rPr>
-        <w:t>3.4. Travel, visa, local transportation, hangar / MRO access fees of JAT Tehnika, airport passes and similar third-party charges are [included in the Price / payable by the Customer separately against supporting documents], as stated in the Proposal.</w:t>
+        <w:t>• Aircraft GVI (landing gears, cabin, avionics compartment) — USD 3,000.00;</w:t>
       </w:r>
     </w:p>
     <w:p>
       <w:pPr>
-        <w:spacing w:before="80" w:after="60" w:line="259" w:lineRule="auto"/>
+        <w:spacing w:before="0" w:after="60" w:line="252" w:lineRule="auto"/>
+        <w:jc w:val="both"/>
+      </w:pPr>
+      <w:r>
+        <w:rPr>
+          <w:rFonts w:ascii="Times New Roman" w:hAnsi="Times New Roman" w:eastAsia="Times New Roman"/>
+          <w:b w:val="0"/>
+          <w:sz w:val="20"/>
+        </w:rPr>
+        <w:t>• Paperwork inspection (Engines, APU) — USD 3,500.00;</w:t>
+      </w:r>
+    </w:p>
+    <w:p>
+      <w:pPr>
+        <w:spacing w:before="0" w:after="60" w:line="252" w:lineRule="auto"/>
+        <w:jc w:val="both"/>
+      </w:pPr>
+      <w:r>
+        <w:rPr>
+          <w:rFonts w:ascii="Times New Roman" w:hAnsi="Times New Roman" w:eastAsia="Times New Roman"/>
+          <w:b w:val="0"/>
+          <w:sz w:val="20"/>
+        </w:rPr>
+        <w:t>• Transportation and accommodation costs — USD 4,000.00.</w:t>
+      </w:r>
+    </w:p>
+    <w:p>
+      <w:pPr>
+        <w:spacing w:before="0" w:after="60" w:line="252" w:lineRule="auto"/>
+        <w:jc w:val="both"/>
+      </w:pPr>
+      <w:r>
+        <w:rPr>
+          <w:rFonts w:ascii="Times New Roman" w:hAnsi="Times New Roman" w:eastAsia="Times New Roman"/>
+          <w:b w:val="0"/>
+          <w:sz w:val="20"/>
+        </w:rPr>
+        <w:t>3.2. Payment: [100% advance / 50% advance within 3 banking days of invoice and 50% within 5 banking days after delivery of the report(s)], by bank transfer to the Contractor’s account in Clause 10 / invoice. Currency: USD.</w:t>
+      </w:r>
+    </w:p>
+    <w:p>
+      <w:pPr>
+        <w:spacing w:before="0" w:after="60" w:line="252" w:lineRule="auto"/>
+        <w:jc w:val="both"/>
+      </w:pPr>
+      <w:r>
+        <w:rPr>
+          <w:rFonts w:ascii="Times New Roman" w:hAnsi="Times New Roman" w:eastAsia="Times New Roman"/>
+          <w:b w:val="0"/>
+          <w:sz w:val="20"/>
+        </w:rPr>
+        <w:t>3.3. Works outside the Proposal scope (including extra time due to delayed access or Aircraft non-readiness) shall be agreed in writing and charged separately.</w:t>
+      </w:r>
+    </w:p>
+    <w:p>
+      <w:pPr>
+        <w:spacing w:before="60" w:after="40" w:line="252" w:lineRule="auto"/>
       </w:pPr>
       <w:r>
         <w:rPr>
@@ -370,7 +468,7 @@
     </w:p>
     <w:p>
       <w:pPr>
-        <w:spacing w:before="0" w:after="80" w:line="259" w:lineRule="auto"/>
+        <w:spacing w:before="0" w:after="60" w:line="252" w:lineRule="auto"/>
         <w:jc w:val="both"/>
       </w:pPr>
       <w:r>
@@ -379,12 +477,12 @@
           <w:b w:val="0"/>
           <w:sz w:val="20"/>
         </w:rPr>
-        <w:t>4.1. The Contractor shall: (a) perform the Services in a professional manner using qualified personnel and suitable equipment; (b) comply with applicable safety rules at the place of performance and JAT Tehnika hangar procedures; (c) deliver the report within the agreed term; (d) keep Customer information confidential.</w:t>
+        <w:t>4.1. The Contractor shall perform the Services professionally, comply with site safety / JAT Tehnika procedures, and deliver the report(s) and BSI video materials.</w:t>
       </w:r>
     </w:p>
     <w:p>
       <w:pPr>
-        <w:spacing w:before="0" w:after="80" w:line="259" w:lineRule="auto"/>
+        <w:spacing w:before="0" w:after="60" w:line="252" w:lineRule="auto"/>
         <w:jc w:val="both"/>
       </w:pPr>
       <w:r>
@@ -393,12 +491,12 @@
           <w:b w:val="0"/>
           <w:sz w:val="20"/>
         </w:rPr>
-        <w:t>4.2. The Customer shall: (a) timely provide Aircraft access, hangar coordination with JAT Tehnika, and all technical documentation reasonably required (status, last inspections, engine/APU data, authorizations); (b) ensure that persons granting access have authority; (c) pay the Price as agreed; (d) appoint a contact person for operational coordination.</w:t>
+        <w:t>4.2. The Customer shall timely provide airport and Aircraft access, hangar coordination with JAT Tehnika, authorizations and technical documentation reasonably required, pay the Price, and appoint a contact person.</w:t>
       </w:r>
     </w:p>
     <w:p>
       <w:pPr>
-        <w:spacing w:before="0" w:after="80" w:line="259" w:lineRule="auto"/>
+        <w:spacing w:before="0" w:after="60" w:line="252" w:lineRule="auto"/>
         <w:jc w:val="both"/>
       </w:pPr>
       <w:r>
@@ -407,12 +505,12 @@
           <w:b w:val="0"/>
           <w:sz w:val="20"/>
         </w:rPr>
-        <w:t>4.3. The Services constitute inspection / diagnostic activities and do not include repair, rectification, certification of airworthiness, or release to service, unless expressly agreed in writing. Findings in the report are based on the condition observed at the time of inspection and available access.</w:t>
+        <w:t>4.3. The Services are inspection / diagnostic only and do not include repair, rectification, airworthiness certification or release to service, unless agreed in writing. Findings reflect the condition and access available at the time of inspection. Engine BSI work scope remains subject to confirmation (“TBD”) as stated in the Proposal.</w:t>
       </w:r>
     </w:p>
     <w:p>
       <w:pPr>
-        <w:spacing w:before="80" w:after="60" w:line="259" w:lineRule="auto"/>
+        <w:spacing w:before="60" w:after="40" w:line="252" w:lineRule="auto"/>
       </w:pPr>
       <w:r>
         <w:rPr>
@@ -425,7 +523,7 @@
     </w:p>
     <w:p>
       <w:pPr>
-        <w:spacing w:before="0" w:after="80" w:line="259" w:lineRule="auto"/>
+        <w:spacing w:before="0" w:after="60" w:line="252" w:lineRule="auto"/>
         <w:jc w:val="both"/>
       </w:pPr>
       <w:r>
@@ -434,12 +532,12 @@
           <w:b w:val="0"/>
           <w:sz w:val="20"/>
         </w:rPr>
-        <w:t>5.1. Each Party is liable for breach of this Agreement in accordance with applicable law, subject to Clause 5.2.</w:t>
+        <w:t>5.1. Except for willful misconduct or gross negligence, the Contractor’s aggregate liability shall not exceed the Price actually paid. Neither Party is liable for indirect or consequential losses (including Aircraft downtime), except as mandatory law requires.</w:t>
       </w:r>
     </w:p>
     <w:p>
       <w:pPr>
-        <w:spacing w:before="0" w:after="80" w:line="259" w:lineRule="auto"/>
+        <w:spacing w:before="0" w:after="60" w:line="252" w:lineRule="auto"/>
         <w:jc w:val="both"/>
       </w:pPr>
       <w:r>
@@ -448,26 +546,12 @@
           <w:b w:val="0"/>
           <w:sz w:val="20"/>
         </w:rPr>
-        <w:t>5.2. Except for willful misconduct or gross negligence, the Contractor’s aggregate liability under this Agreement shall not exceed the Price actually paid by the Customer. Neither Party is liable for indirect, incidental or consequential losses (including loss of profit, loss of use of the Aircraft, or downtime), except where mandatory law provides otherwise.</w:t>
+        <w:t>5.2. Force majeure (including war, sanctions preventing performance, natural disasters, epidemic, acts of authorities, airport/hangar closure) excuses performance while it continues, subject to prompt notice. If it exceeds 30 days, either Party may terminate by written notice without penalty, paying for Services already performed.</w:t>
       </w:r>
     </w:p>
     <w:p>
       <w:pPr>
-        <w:spacing w:before="0" w:after="80" w:line="259" w:lineRule="auto"/>
-        <w:jc w:val="both"/>
-      </w:pPr>
-      <w:r>
-        <w:rPr>
-          <w:rFonts w:ascii="Times New Roman" w:hAnsi="Times New Roman" w:eastAsia="Times New Roman"/>
-          <w:b w:val="0"/>
-          <w:sz w:val="20"/>
-        </w:rPr>
-        <w:t>5.3. A Party is excused from performance while prevented by force majeure (including war, sanctions preventing performance, natural disasters, epidemic, acts of authorities, airport / hangar closure), provided prompt notice is given. If force majeure continues for more than 30 days, either Party may terminate this Agreement by written notice without penalty, subject to payment for Services already performed.</w:t>
-      </w:r>
-    </w:p>
-    <w:p>
-      <w:pPr>
-        <w:spacing w:before="80" w:after="60" w:line="259" w:lineRule="auto"/>
+        <w:spacing w:before="60" w:after="40" w:line="252" w:lineRule="auto"/>
       </w:pPr>
       <w:r>
         <w:rPr>
@@ -480,7 +564,7 @@
     </w:p>
     <w:p>
       <w:pPr>
-        <w:spacing w:before="0" w:after="80" w:line="259" w:lineRule="auto"/>
+        <w:spacing w:before="0" w:after="60" w:line="252" w:lineRule="auto"/>
         <w:jc w:val="both"/>
       </w:pPr>
       <w:r>
@@ -489,12 +573,12 @@
           <w:b w:val="0"/>
           <w:sz w:val="20"/>
         </w:rPr>
-        <w:t>6.1. Each Party shall keep confidential the other Party’s non-public commercial and technical information obtained in connection with this Agreement and shall not disclose it to third parties without prior written consent, except to professional advisors and as required by law or competent authorities. This Clause survives for 3 (three) years after termination.</w:t>
+        <w:t>6.1. Each Party shall keep confidential the other Party’s non-public commercial and technical information obtained under this Agreement for 3 (three) years after termination, except disclosure to professional advisors or as required by law.</w:t>
       </w:r>
     </w:p>
     <w:p>
       <w:pPr>
-        <w:spacing w:before="80" w:after="60" w:line="259" w:lineRule="auto"/>
+        <w:spacing w:before="60" w:after="40" w:line="252" w:lineRule="auto"/>
       </w:pPr>
       <w:r>
         <w:rPr>
@@ -507,7 +591,7 @@
     </w:p>
     <w:p>
       <w:pPr>
-        <w:spacing w:before="0" w:after="80" w:line="259" w:lineRule="auto"/>
+        <w:spacing w:before="0" w:after="60" w:line="252" w:lineRule="auto"/>
         <w:jc w:val="both"/>
       </w:pPr>
       <w:r>
@@ -516,12 +600,12 @@
           <w:b w:val="0"/>
           <w:sz w:val="20"/>
         </w:rPr>
-        <w:t>7.1. This Agreement enters into force on the date of signing by both Parties (or the later signature date) (the “Effective Date”) and remains in force until full performance of the Parties’ obligations.</w:t>
+        <w:t>7.1. This Agreement enters into force on the date of signing by both Parties (or the later signature date) (the “Effective Date”) and remains in force until full performance.</w:t>
       </w:r>
     </w:p>
     <w:p>
       <w:pPr>
-        <w:spacing w:before="0" w:after="80" w:line="259" w:lineRule="auto"/>
+        <w:spacing w:before="0" w:after="60" w:line="252" w:lineRule="auto"/>
         <w:jc w:val="both"/>
       </w:pPr>
       <w:r>
@@ -530,12 +614,12 @@
           <w:b w:val="0"/>
           <w:sz w:val="20"/>
         </w:rPr>
-        <w:t>7.2. Either Party may terminate this Agreement by written notice if the other Party materially breaches and fails to cure within 10 (ten) business days of notice. The Customer may cancel before start of works subject to reimbursement of documented costs incurred by the Contractor.</w:t>
+        <w:t>7.2. Either Party may terminate for material breach uncured within 10 business days of notice. The Customer may cancel before start of works subject to reimbursement of the Contractor’s documented costs.</w:t>
       </w:r>
     </w:p>
     <w:p>
       <w:pPr>
-        <w:spacing w:before="0" w:after="80" w:line="259" w:lineRule="auto"/>
+        <w:spacing w:before="0" w:after="60" w:line="252" w:lineRule="auto"/>
         <w:jc w:val="both"/>
       </w:pPr>
       <w:r>
@@ -544,12 +628,12 @@
           <w:b w:val="0"/>
           <w:sz w:val="20"/>
         </w:rPr>
-        <w:t>7.3. Amendments are valid only if made in writing and signed by both Parties (including exchange of signed PDF scans).</w:t>
+        <w:t>7.3. Amendments are valid only in writing signed by both Parties (including signed PDF scans).</w:t>
       </w:r>
     </w:p>
     <w:p>
       <w:pPr>
-        <w:spacing w:before="80" w:after="60" w:line="259" w:lineRule="auto"/>
+        <w:spacing w:before="60" w:after="40" w:line="252" w:lineRule="auto"/>
       </w:pPr>
       <w:r>
         <w:rPr>
@@ -562,7 +646,7 @@
     </w:p>
     <w:p>
       <w:pPr>
-        <w:spacing w:before="0" w:after="80" w:line="259" w:lineRule="auto"/>
+        <w:spacing w:before="0" w:after="60" w:line="252" w:lineRule="auto"/>
         <w:jc w:val="both"/>
       </w:pPr>
       <w:r>
@@ -571,12 +655,12 @@
           <w:b w:val="0"/>
           <w:sz w:val="20"/>
         </w:rPr>
-        <w:t>8.1. This Agreement is governed by the laws of [● — e.g. England and Wales / Russian Federation / Republic of Serbia], without regard to conflict-of-laws rules.</w:t>
+        <w:t>8.1. This Agreement is governed by the laws of [● — recommended: Republic of Türkiye / England and Wales], without regard to conflict-of-laws rules.</w:t>
       </w:r>
     </w:p>
     <w:p>
       <w:pPr>
-        <w:spacing w:before="0" w:after="80" w:line="259" w:lineRule="auto"/>
+        <w:spacing w:before="0" w:after="60" w:line="252" w:lineRule="auto"/>
         <w:jc w:val="both"/>
       </w:pPr>
       <w:r>
@@ -585,12 +669,12 @@
           <w:b w:val="0"/>
           <w:sz w:val="20"/>
         </w:rPr>
-        <w:t>8.2. The Parties shall attempt to settle disputes amicably within 15 (fifteen) business days. Failing amicable settlement, disputes shall be referred to [competent court at the Contractor’s registered office / arbitration: ●]. The language of proceedings shall be English, unless otherwise agreed.</w:t>
+        <w:t>8.2. Disputes not settled amicably within 15 business days shall be referred to [competent courts of Istanbul, Türkiye / arbitration: ●]. Proceedings language: English, unless otherwise agreed.</w:t>
       </w:r>
     </w:p>
     <w:p>
       <w:pPr>
-        <w:spacing w:before="80" w:after="60" w:line="259" w:lineRule="auto"/>
+        <w:spacing w:before="60" w:after="40" w:line="252" w:lineRule="auto"/>
       </w:pPr>
       <w:r>
         <w:rPr>
@@ -603,7 +687,7 @@
     </w:p>
     <w:p>
       <w:pPr>
-        <w:spacing w:before="0" w:after="80" w:line="259" w:lineRule="auto"/>
+        <w:spacing w:before="0" w:after="60" w:line="252" w:lineRule="auto"/>
         <w:jc w:val="both"/>
       </w:pPr>
       <w:r>
@@ -612,12 +696,12 @@
           <w:b w:val="0"/>
           <w:sz w:val="20"/>
         </w:rPr>
-        <w:t>9.1. This Agreement is executed in English and Russian in two counterparts (one for each Party). In case of discrepancy, the [English / Russian] version shall prevail. Each counterpart (including PDF scan of a signed original) has equal legal force.</w:t>
+        <w:t>9.1. Executed in English and Russian in two counterparts. In case of discrepancy, the English version prevails. PDF scans of signed originals have equal force.</w:t>
       </w:r>
     </w:p>
     <w:p>
       <w:pPr>
-        <w:spacing w:before="0" w:after="80" w:line="259" w:lineRule="auto"/>
+        <w:spacing w:before="0" w:after="60" w:line="252" w:lineRule="auto"/>
         <w:jc w:val="both"/>
       </w:pPr>
       <w:r>
@@ -626,12 +710,12 @@
           <w:b w:val="0"/>
           <w:sz w:val="20"/>
         </w:rPr>
-        <w:t>9.2. Annexes forming integral parts of this Agreement: Annex No. 1 — Commercial Proposal “BSI JT” dated 06.08.2026; Annex No. 2 — Contractor’s Company Card / bank details (as updated).</w:t>
+        <w:t>9.2. Annexes: Annex No. 1 — Commercial Proposal dated 06 August 2026; Annex No. 2 — Contractor Company Card / bank details.</w:t>
       </w:r>
     </w:p>
     <w:p>
       <w:pPr>
-        <w:spacing w:before="0" w:after="80" w:line="259" w:lineRule="auto"/>
+        <w:spacing w:before="0" w:after="60" w:line="252" w:lineRule="auto"/>
         <w:jc w:val="both"/>
       </w:pPr>
       <w:r>
@@ -640,12 +724,12 @@
           <w:b w:val="0"/>
           <w:sz w:val="20"/>
         </w:rPr>
-        <w:t>9.3. Notices may be sent by email to the addresses in Clause 10, with originals/scans upon request. Notices are deemed received on the next business day after sending, if no delivery failure notice is received.</w:t>
+        <w:t>9.3. Notices by email to Clause 10 addresses are deemed received on the next business day if no delivery failure notice is received.</w:t>
       </w:r>
     </w:p>
     <w:p>
       <w:pPr>
-        <w:spacing w:before="80" w:after="120" w:line="259" w:lineRule="auto"/>
+        <w:spacing w:before="60" w:after="80" w:line="252" w:lineRule="auto"/>
       </w:pPr>
       <w:r>
         <w:rPr>
@@ -659,17 +743,16 @@
     <w:tbl>
       <w:tblPr>
         <w:tblW w:type="auto" w:w="0"/>
-        <w:tblLayout w:type="autofit"/>
         <w:tblLook w:firstColumn="1" w:firstRow="1" w:lastColumn="0" w:lastRow="0" w:noHBand="0" w:noVBand="1" w:val="04A0"/>
       </w:tblPr>
       <w:tblGrid>
-        <w:gridCol w:w="5128"/>
-        <w:gridCol w:w="5128"/>
+        <w:gridCol w:w="5213"/>
+        <w:gridCol w:w="5213"/>
       </w:tblGrid>
       <w:tr>
         <w:tc>
           <w:tcPr>
-            <w:tcW w:type="dxa" w:w="5128"/>
+            <w:tcW w:type="dxa" w:w="5213"/>
           </w:tcPr>
           <w:p>
             <w:r/>
@@ -684,7 +767,7 @@
           </w:p>
           <w:p>
             <w:pPr>
-              <w:spacing w:after="20" w:before="0" w:line="252" w:lineRule="auto"/>
+              <w:spacing w:after="0" w:before="0" w:line="245" w:lineRule="auto"/>
             </w:pPr>
             <w:r>
               <w:rPr>
@@ -692,12 +775,12 @@
                 <w:b w:val="0"/>
                 <w:sz w:val="18"/>
               </w:rPr>
-              <w:t>Full legal name: [●]</w:t>
+              <w:t>Address: Egitim Mahallesi, Fahrettin Kerim</w:t>
             </w:r>
           </w:p>
           <w:p>
             <w:pPr>
-              <w:spacing w:after="20" w:before="0" w:line="252" w:lineRule="auto"/>
+              <w:spacing w:after="0" w:before="0" w:line="245" w:lineRule="auto"/>
             </w:pPr>
             <w:r>
               <w:rPr>
@@ -705,12 +788,25 @@
                 <w:b w:val="0"/>
                 <w:sz w:val="18"/>
               </w:rPr>
-              <w:t>Address: [●]</w:t>
+              <w:t>Gokay Caddesi, Ortaklar Ishani, No. 71/57,</w:t>
             </w:r>
           </w:p>
           <w:p>
             <w:pPr>
-              <w:spacing w:after="20" w:before="0" w:line="252" w:lineRule="auto"/>
+              <w:spacing w:after="0" w:before="0" w:line="245" w:lineRule="auto"/>
+            </w:pPr>
+            <w:r>
+              <w:rPr>
+                <w:rFonts w:ascii="Times New Roman" w:hAnsi="Times New Roman" w:eastAsia="Times New Roman"/>
+                <w:b w:val="0"/>
+                <w:sz w:val="18"/>
+              </w:rPr>
+              <w:t>Kadikoy, 34722, Istanbul, Turkey</w:t>
+            </w:r>
+          </w:p>
+          <w:p>
+            <w:pPr>
+              <w:spacing w:after="0" w:before="0" w:line="245" w:lineRule="auto"/>
             </w:pPr>
             <w:r>
               <w:rPr>
@@ -723,7 +819,7 @@
           </w:p>
           <w:p>
             <w:pPr>
-              <w:spacing w:after="20" w:before="0" w:line="252" w:lineRule="auto"/>
+              <w:spacing w:after="0" w:before="0" w:line="245" w:lineRule="auto"/>
             </w:pPr>
             <w:r>
               <w:rPr>
@@ -731,12 +827,12 @@
                 <w:b w:val="0"/>
                 <w:sz w:val="18"/>
               </w:rPr>
-              <w:t>Bank: [●]</w:t>
+              <w:t>Bank / IBAN / SWIFT: [●]</w:t>
             </w:r>
           </w:p>
           <w:p>
             <w:pPr>
-              <w:spacing w:after="20" w:before="0" w:line="252" w:lineRule="auto"/>
+              <w:spacing w:after="0" w:before="0" w:line="245" w:lineRule="auto"/>
             </w:pPr>
             <w:r>
               <w:rPr>
@@ -744,39 +840,13 @@
                 <w:b w:val="0"/>
                 <w:sz w:val="18"/>
               </w:rPr>
-              <w:t>Account / IBAN: [●]</w:t>
-            </w:r>
-          </w:p>
-          <w:p>
-            <w:pPr>
-              <w:spacing w:after="20" w:before="0" w:line="252" w:lineRule="auto"/>
-            </w:pPr>
-            <w:r>
-              <w:rPr>
-                <w:rFonts w:ascii="Times New Roman" w:hAnsi="Times New Roman" w:eastAsia="Times New Roman"/>
-                <w:b w:val="0"/>
-                <w:sz w:val="18"/>
-              </w:rPr>
-              <w:t>SWIFT: [●]</w:t>
-            </w:r>
-          </w:p>
-          <w:p>
-            <w:pPr>
-              <w:spacing w:after="20" w:before="0" w:line="252" w:lineRule="auto"/>
-            </w:pPr>
-            <w:r>
-              <w:rPr>
-                <w:rFonts w:ascii="Times New Roman" w:hAnsi="Times New Roman" w:eastAsia="Times New Roman"/>
-                <w:b w:val="0"/>
-                <w:sz w:val="18"/>
-              </w:rPr>
-              <w:t>Email: [●]   Tel.: [●]</w:t>
+              <w:t>Email: sales@jetechnic.com</w:t>
             </w:r>
           </w:p>
         </w:tc>
         <w:tc>
           <w:tcPr>
-            <w:tcW w:type="dxa" w:w="5128"/>
+            <w:tcW w:type="dxa" w:w="5213"/>
           </w:tcPr>
           <w:p>
             <w:r/>
@@ -791,7 +861,7 @@
           </w:p>
           <w:p>
             <w:pPr>
-              <w:spacing w:after="20" w:before="0" w:line="252" w:lineRule="auto"/>
+              <w:spacing w:after="0" w:before="0" w:line="245" w:lineRule="auto"/>
             </w:pPr>
             <w:r>
               <w:rPr>
@@ -804,7 +874,7 @@
           </w:p>
           <w:p>
             <w:pPr>
-              <w:spacing w:after="20" w:before="0" w:line="252" w:lineRule="auto"/>
+              <w:spacing w:after="0" w:before="0" w:line="245" w:lineRule="auto"/>
             </w:pPr>
             <w:r>
               <w:rPr>
@@ -817,7 +887,7 @@
           </w:p>
           <w:p>
             <w:pPr>
-              <w:spacing w:after="20" w:before="0" w:line="252" w:lineRule="auto"/>
+              <w:spacing w:after="0" w:before="0" w:line="245" w:lineRule="auto"/>
             </w:pPr>
             <w:r>
               <w:rPr>
@@ -830,7 +900,7 @@
           </w:p>
           <w:p>
             <w:pPr>
-              <w:spacing w:after="20" w:before="0" w:line="252" w:lineRule="auto"/>
+              <w:spacing w:after="0" w:before="0" w:line="245" w:lineRule="auto"/>
             </w:pPr>
             <w:r>
               <w:rPr>
@@ -838,38 +908,12 @@
                 <w:b w:val="0"/>
                 <w:sz w:val="18"/>
               </w:rPr>
-              <w:t>Bank: [●]</w:t>
+              <w:t>Bank / IBAN / SWIFT: [●]</w:t>
             </w:r>
           </w:p>
           <w:p>
             <w:pPr>
-              <w:spacing w:after="20" w:before="0" w:line="252" w:lineRule="auto"/>
-            </w:pPr>
-            <w:r>
-              <w:rPr>
-                <w:rFonts w:ascii="Times New Roman" w:hAnsi="Times New Roman" w:eastAsia="Times New Roman"/>
-                <w:b w:val="0"/>
-                <w:sz w:val="18"/>
-              </w:rPr>
-              <w:t>Account / IBAN: [●]</w:t>
-            </w:r>
-          </w:p>
-          <w:p>
-            <w:pPr>
-              <w:spacing w:after="20" w:before="0" w:line="252" w:lineRule="auto"/>
-            </w:pPr>
-            <w:r>
-              <w:rPr>
-                <w:rFonts w:ascii="Times New Roman" w:hAnsi="Times New Roman" w:eastAsia="Times New Roman"/>
-                <w:b w:val="0"/>
-                <w:sz w:val="18"/>
-              </w:rPr>
-              <w:t>SWIFT: [●]</w:t>
-            </w:r>
-          </w:p>
-          <w:p>
-            <w:pPr>
-              <w:spacing w:after="20" w:before="0" w:line="252" w:lineRule="auto"/>
+              <w:spacing w:after="0" w:before="0" w:line="245" w:lineRule="auto"/>
             </w:pPr>
             <w:r>
               <w:rPr>
@@ -880,26 +924,31 @@
               <w:t>Email: [●]   Tel.: [●]</w:t>
             </w:r>
           </w:p>
+          <w:p>
+            <w:pPr>
+              <w:spacing w:after="0" w:before="0" w:line="245" w:lineRule="auto"/>
+            </w:pPr>
+            <w:r>
+              <w:rPr>
+                <w:rFonts w:ascii="Times New Roman" w:hAnsi="Times New Roman" w:eastAsia="Times New Roman"/>
+                <w:b w:val="0"/>
+                <w:sz w:val="18"/>
+              </w:rPr>
+            </w:r>
+          </w:p>
         </w:tc>
       </w:tr>
       <w:tr>
         <w:tc>
           <w:tcPr>
-            <w:tcW w:type="dxa" w:w="5128"/>
+            <w:tcW w:type="dxa" w:w="5213"/>
           </w:tcPr>
           <w:p>
             <w:r/>
-            <w:r>
-              <w:rPr>
-                <w:rFonts w:ascii="Times New Roman" w:hAnsi="Times New Roman" w:eastAsia="Times New Roman"/>
-                <w:b/>
-                <w:sz w:val="20"/>
-              </w:rPr>
-            </w:r>
           </w:p>
           <w:p>
             <w:pPr>
-              <w:spacing w:after="20" w:before="0" w:line="252" w:lineRule="auto"/>
+              <w:spacing w:after="0" w:before="0" w:line="245" w:lineRule="auto"/>
             </w:pPr>
             <w:r>
               <w:rPr>
@@ -911,7 +960,7 @@
           </w:p>
           <w:p>
             <w:pPr>
-              <w:spacing w:after="20" w:before="0" w:line="252" w:lineRule="auto"/>
+              <w:spacing w:after="0" w:before="0" w:line="245" w:lineRule="auto"/>
             </w:pPr>
             <w:r>
               <w:rPr>
@@ -924,7 +973,7 @@
           </w:p>
           <w:p>
             <w:pPr>
-              <w:spacing w:after="20" w:before="0" w:line="252" w:lineRule="auto"/>
+              <w:spacing w:after="0" w:before="0" w:line="245" w:lineRule="auto"/>
             </w:pPr>
             <w:r>
               <w:rPr>
@@ -937,7 +986,7 @@
           </w:p>
           <w:p>
             <w:pPr>
-              <w:spacing w:after="20" w:before="0" w:line="252" w:lineRule="auto"/>
+              <w:spacing w:after="0" w:before="0" w:line="245" w:lineRule="auto"/>
             </w:pPr>
             <w:r>
               <w:rPr>
@@ -951,21 +1000,14 @@
         </w:tc>
         <w:tc>
           <w:tcPr>
-            <w:tcW w:type="dxa" w:w="5128"/>
+            <w:tcW w:type="dxa" w:w="5213"/>
           </w:tcPr>
           <w:p>
             <w:r/>
-            <w:r>
-              <w:rPr>
-                <w:rFonts w:ascii="Times New Roman" w:hAnsi="Times New Roman" w:eastAsia="Times New Roman"/>
-                <w:b/>
-                <w:sz w:val="20"/>
-              </w:rPr>
-            </w:r>
           </w:p>
           <w:p>
             <w:pPr>
-              <w:spacing w:after="20" w:before="0" w:line="252" w:lineRule="auto"/>
+              <w:spacing w:after="0" w:before="0" w:line="245" w:lineRule="auto"/>
             </w:pPr>
             <w:r>
               <w:rPr>
@@ -977,7 +1019,7 @@
           </w:p>
           <w:p>
             <w:pPr>
-              <w:spacing w:after="20" w:before="0" w:line="252" w:lineRule="auto"/>
+              <w:spacing w:after="0" w:before="0" w:line="245" w:lineRule="auto"/>
             </w:pPr>
             <w:r>
               <w:rPr>
@@ -990,7 +1032,7 @@
           </w:p>
           <w:p>
             <w:pPr>
-              <w:spacing w:after="20" w:before="0" w:line="252" w:lineRule="auto"/>
+              <w:spacing w:after="0" w:before="0" w:line="245" w:lineRule="auto"/>
             </w:pPr>
             <w:r>
               <w:rPr>
@@ -1003,7 +1045,7 @@
           </w:p>
           <w:p>
             <w:pPr>
-              <w:spacing w:after="20" w:before="0" w:line="252" w:lineRule="auto"/>
+              <w:spacing w:after="0" w:before="0" w:line="245" w:lineRule="auto"/>
             </w:pPr>
             <w:r>
               <w:rPr>
@@ -1019,7 +1061,7 @@
     </w:tbl>
     <w:p>
       <w:pPr>
-        <w:spacing w:before="0" w:after="40" w:line="259" w:lineRule="auto"/>
+        <w:spacing w:before="0" w:after="20" w:line="252" w:lineRule="auto"/>
         <w:jc w:val="both"/>
       </w:pPr>
       <w:r>
@@ -1032,33 +1074,33 @@
     </w:p>
     <w:p>
       <w:pPr>
-        <w:spacing w:before="0" w:after="40" w:line="259" w:lineRule="auto"/>
+        <w:spacing w:before="0" w:after="20" w:line="252" w:lineRule="auto"/>
       </w:pPr>
       <w:r>
         <w:rPr>
           <w:rFonts w:ascii="Times New Roman" w:hAnsi="Times New Roman" w:eastAsia="Times New Roman"/>
           <w:b w:val="0"/>
-          <w:sz w:val="18"/>
+          <w:sz w:val="17"/>
         </w:rPr>
-        <w:t>Annex No. 1 — Commercial Proposal “BSI JT” dated 06.08.2026 (attached).</w:t>
+        <w:t>Annex No. 1 — Commercial Proposal “VQ-BOO BSI and Inspection” dated 06 August 2026 (attached).</w:t>
       </w:r>
     </w:p>
     <w:p>
       <w:pPr>
-        <w:spacing w:before="0" w:after="40" w:line="259" w:lineRule="auto"/>
+        <w:spacing w:before="0" w:after="20" w:line="252" w:lineRule="auto"/>
       </w:pPr>
       <w:r>
         <w:rPr>
           <w:rFonts w:ascii="Times New Roman" w:hAnsi="Times New Roman" w:eastAsia="Times New Roman"/>
           <w:b w:val="0"/>
-          <w:sz w:val="18"/>
+          <w:sz w:val="17"/>
         </w:rPr>
-        <w:t>Annex No. 2 — JET Technic Company Card / payment details (attached).</w:t>
+        <w:t>Annex No. 2 — JET Technic Company Card / payment details (to be attached).</w:t>
       </w:r>
     </w:p>
     <w:p>
       <w:pPr>
-        <w:spacing w:before="120" w:after="80" w:line="259" w:lineRule="auto"/>
+        <w:spacing w:before="80" w:after="60" w:line="252" w:lineRule="auto"/>
       </w:pPr>
       <w:r>
         <w:rPr>
@@ -1066,12 +1108,12 @@
           <w:b w:val="0"/>
           <w:sz w:val="16"/>
         </w:rPr>
-        <w:t>DRAFT — for internal review. Not a signed contract. Placeholders “[●]” to be completed from the Company Card, Proposal and Customer data.</w:t>
+        <w:t>DRAFT for internal review. Customer and bank/registration details still pending. Not legal advice.</w:t>
       </w:r>
     </w:p>
     <w:sectPr>
       <w:pgSz w:w="12240" w:h="15840"/>
-      <w:pgMar w:top="850" w:right="850" w:bottom="850" w:left="1134" w:header="720" w:footer="720" w:gutter="0"/>
+      <w:pgMar w:top="794" w:right="794" w:bottom="794" w:left="1020" w:header="720" w:footer="720" w:gutter="0"/>
       <w:cols w:space="720"/>
       <w:docGrid w:linePitch="360"/>
     </w:sectPr>

--- a/agreements/Service_Agreement_JT-BSI-2026_EN.docx
+++ b/agreements/Service_Agreement_JT-BSI-2026_EN.docx
@@ -18,21 +18,21 @@
     </w:p>
     <w:p>
       <w:pPr>
-        <w:spacing w:before="0" w:after="40" w:line="252" w:lineRule="auto"/>
+        <w:spacing w:before="0" w:after="20" w:line="252" w:lineRule="auto"/>
         <w:jc w:val="center"/>
       </w:pPr>
       <w:r>
         <w:rPr>
           <w:rFonts w:ascii="Times New Roman" w:hAnsi="Times New Roman" w:eastAsia="Times New Roman"/>
           <w:b/>
-          <w:sz w:val="22"/>
+          <w:sz w:val="21"/>
         </w:rPr>
         <w:t>for Aircraft Inspection and Engine/APU Borescope Inspection Services</w:t>
       </w:r>
     </w:p>
     <w:p>
       <w:pPr>
-        <w:spacing w:before="0" w:after="80" w:line="252" w:lineRule="auto"/>
+        <w:spacing w:before="0" w:after="60" w:line="252" w:lineRule="auto"/>
         <w:jc w:val="center"/>
       </w:pPr>
       <w:r>
@@ -46,7 +46,7 @@
     </w:p>
     <w:p>
       <w:pPr>
-        <w:spacing w:before="0" w:after="120" w:line="252" w:lineRule="auto"/>
+        <w:spacing w:before="0" w:after="100" w:line="252" w:lineRule="auto"/>
         <w:jc w:val="center"/>
       </w:pPr>
       <w:r>
@@ -69,7 +69,7 @@
           <w:b/>
           <w:sz w:val="20"/>
         </w:rPr>
-        <w:t>JET Technic</w:t>
+        <w:t>JET TECHNIC / Hava Araclari Lojistik Sanayi ve Ticaret Anonim</w:t>
       </w:r>
       <w:r>
         <w:rPr>
@@ -77,7 +77,7 @@
           <w:b w:val="0"/>
           <w:sz w:val="20"/>
         </w:rPr>
-        <w:t xml:space="preserve"> (address: Egitim Mahallesi, Fahrettin Kerim Gokay Caddesi, Ortaklar Ishani, No. 71/57, Kadikoy, 34722, Istanbul, Turkey; email: sales@jetechnic.com; registration / tax ID: [● — per Company Card], hereinafter the “</w:t>
+        <w:t xml:space="preserve"> (registered address: Egitim Mahallesi, Fahrettin Kerim Gokay Caddesi, Ortaklar Is Merkezi, No: 71/57, Kadikoy, Istanbul, Turkiye; Company No. 389609-5; Tax No. 484 212 4015; tel. +90 533 736 84 00; email: sales@jetechnic.com; hereinafter the “</w:t>
       </w:r>
       <w:r>
         <w:rPr>
@@ -93,7 +93,7 @@
           <w:b w:val="0"/>
           <w:sz w:val="20"/>
         </w:rPr>
-        <w:t>”), represented by [full name, title], acting on the basis of [Charter / Power of Attorney No. ● dated ●], on the one part, and</w:t>
+        <w:t>”), represented by Serdar Guler, Director General, acting on the basis of the Articles of Association / authority vested in the Director General, on the one part, and</w:t>
       </w:r>
     </w:p>
     <w:p>
@@ -136,7 +136,7 @@
     </w:p>
     <w:p>
       <w:pPr>
-        <w:spacing w:before="0" w:after="100" w:line="252" w:lineRule="auto"/>
+        <w:spacing w:before="0" w:after="80" w:line="252" w:lineRule="auto"/>
         <w:jc w:val="both"/>
       </w:pPr>
       <w:r>
@@ -256,7 +256,7 @@
           <w:b w:val="0"/>
           <w:sz w:val="20"/>
         </w:rPr>
-        <w:t>1.2. The Commercial Proposal “VQ-BOO BSI and Inspection” / “BSI JT” dated 06 August 2026 (the “Proposal”) forms integral Annex No. 1. Technical scope and Price follow the Proposal; otherwise this Agreement prevails.</w:t>
+        <w:t>1.2. The Commercial Proposal “VQ-BOO BSI and Inspection” dated 06 August 2026 (the “Proposal”) forms integral Annex No. 1. Technical scope and Price follow the Proposal; otherwise this Agreement prevails.</w:t>
       </w:r>
     </w:p>
     <w:p>
@@ -270,7 +270,7 @@
           <w:b w:val="0"/>
           <w:sz w:val="20"/>
         </w:rPr>
-        <w:t>1.3. Place of performance: JAT Tehnika, Belgrade, Republic of Serbia (Belgrade Airport area). Access to the airport area and to the Aircraft shall be provided by the Customer.</w:t>
+        <w:t>1.3. Place of performance: JAT Tehnika, Belgrade, Republic of Serbia. Access to the airport area and to the Aircraft shall be provided by the Customer.</w:t>
       </w:r>
     </w:p>
     <w:p>
@@ -311,7 +311,7 @@
           <w:b w:val="0"/>
           <w:sz w:val="20"/>
         </w:rPr>
-        <w:t>2.1. Approximate time required for the Services is 3 (three) days, starting from the later of: (i) the Effective Date; (ii) receipt of the advance payment (if any); and (iii) provision of Aircraft / airport access and required documentation by the Customer.</w:t>
+        <w:t>2.1. Approximate time required is 3 (three) days from the later of: (i) the Effective Date; (ii) receipt of the advance payment (if any); and (iii) provision of Aircraft / airport access and required documentation by the Customer.</w:t>
       </w:r>
     </w:p>
     <w:p>
@@ -352,7 +352,7 @@
           <w:b w:val="0"/>
           <w:sz w:val="20"/>
         </w:rPr>
-        <w:t>3.1. The total Price is USD 24,000.00 (twenty-four thousand US dollars), exclusive of any applicable taxes and fees, allocated as follows:</w:t>
+        <w:t>3.1. The total Price is USD 24,000.00 (twenty-four thousand US dollars), exclusive of any applicable taxes and fees:</w:t>
       </w:r>
     </w:p>
     <w:p>
@@ -366,7 +366,7 @@
           <w:b w:val="0"/>
           <w:sz w:val="20"/>
         </w:rPr>
-        <w:t>• BSI CFM56-3 – 2 Engines (work scope TBD) — USD 9,500.00;</w:t>
+        <w:t>• BSI CFM56-3 – 2 Engines (work scope TBD) — USD 9,500.00;  • BSI APU APS2000 — USD 4,000.00;</w:t>
       </w:r>
     </w:p>
     <w:p>
@@ -380,7 +380,7 @@
           <w:b w:val="0"/>
           <w:sz w:val="20"/>
         </w:rPr>
-        <w:t>• BSI APU APS2000 — USD 4,000.00;</w:t>
+        <w:t>• Aircraft GVI — USD 3,000.00;  • Paperwork inspection (Engines, APU) — USD 3,500.00;  • Transportation and accommodation — USD 4,000.00.</w:t>
       </w:r>
     </w:p>
     <w:p>
@@ -394,49 +394,7 @@
           <w:b w:val="0"/>
           <w:sz w:val="20"/>
         </w:rPr>
-        <w:t>• Aircraft GVI (landing gears, cabin, avionics compartment) — USD 3,000.00;</w:t>
-      </w:r>
-    </w:p>
-    <w:p>
-      <w:pPr>
-        <w:spacing w:before="0" w:after="60" w:line="252" w:lineRule="auto"/>
-        <w:jc w:val="both"/>
-      </w:pPr>
-      <w:r>
-        <w:rPr>
-          <w:rFonts w:ascii="Times New Roman" w:hAnsi="Times New Roman" w:eastAsia="Times New Roman"/>
-          <w:b w:val="0"/>
-          <w:sz w:val="20"/>
-        </w:rPr>
-        <w:t>• Paperwork inspection (Engines, APU) — USD 3,500.00;</w:t>
-      </w:r>
-    </w:p>
-    <w:p>
-      <w:pPr>
-        <w:spacing w:before="0" w:after="60" w:line="252" w:lineRule="auto"/>
-        <w:jc w:val="both"/>
-      </w:pPr>
-      <w:r>
-        <w:rPr>
-          <w:rFonts w:ascii="Times New Roman" w:hAnsi="Times New Roman" w:eastAsia="Times New Roman"/>
-          <w:b w:val="0"/>
-          <w:sz w:val="20"/>
-        </w:rPr>
-        <w:t>• Transportation and accommodation costs — USD 4,000.00.</w:t>
-      </w:r>
-    </w:p>
-    <w:p>
-      <w:pPr>
-        <w:spacing w:before="0" w:after="60" w:line="252" w:lineRule="auto"/>
-        <w:jc w:val="both"/>
-      </w:pPr>
-      <w:r>
-        <w:rPr>
-          <w:rFonts w:ascii="Times New Roman" w:hAnsi="Times New Roman" w:eastAsia="Times New Roman"/>
-          <w:b w:val="0"/>
-          <w:sz w:val="20"/>
-        </w:rPr>
-        <w:t>3.2. Payment: [100% advance / 50% advance within 3 banking days of invoice and 50% within 5 banking days after delivery of the report(s)], by bank transfer to the Contractor’s account in Clause 10 / invoice. Currency: USD.</w:t>
+        <w:t>3.2. Payment: [100% advance / 50% advance within 3 banking days of invoice and 50% within 5 banking days after delivery of the report(s)], in USD by bank transfer to the Contractor’s USD account in Clause 10. Bank charges of the remitting bank are for the Customer’s account.</w:t>
       </w:r>
     </w:p>
     <w:p>
@@ -655,7 +613,7 @@
           <w:b w:val="0"/>
           <w:sz w:val="20"/>
         </w:rPr>
-        <w:t>8.1. This Agreement is governed by the laws of [● — recommended: Republic of Türkiye / England and Wales], without regard to conflict-of-laws rules.</w:t>
+        <w:t>8.1. This Agreement is governed by the laws of the Republic of Türkiye, without regard to conflict-of-laws rules.</w:t>
       </w:r>
     </w:p>
     <w:p>
@@ -669,7 +627,7 @@
           <w:b w:val="0"/>
           <w:sz w:val="20"/>
         </w:rPr>
-        <w:t>8.2. Disputes not settled amicably within 15 business days shall be referred to [competent courts of Istanbul, Türkiye / arbitration: ●]. Proceedings language: English, unless otherwise agreed.</w:t>
+        <w:t>8.2. Disputes not settled amicably within 15 business days shall be referred to the competent courts of Istanbul, Türkiye. Proceedings language: English, unless otherwise agreed.</w:t>
       </w:r>
     </w:p>
     <w:p>
@@ -729,7 +687,7 @@
     </w:p>
     <w:p>
       <w:pPr>
-        <w:spacing w:before="60" w:after="80" w:line="252" w:lineRule="auto"/>
+        <w:spacing w:before="60" w:after="60" w:line="252" w:lineRule="auto"/>
       </w:pPr>
       <w:r>
         <w:rPr>
@@ -746,13 +704,13 @@
         <w:tblLook w:firstColumn="1" w:firstRow="1" w:lastColumn="0" w:lastRow="0" w:noHBand="0" w:noVBand="1" w:val="04A0"/>
       </w:tblPr>
       <w:tblGrid>
-        <w:gridCol w:w="5213"/>
-        <w:gridCol w:w="5213"/>
+        <w:gridCol w:w="5227"/>
+        <w:gridCol w:w="5227"/>
       </w:tblGrid>
       <w:tr>
         <w:tc>
           <w:tcPr>
-            <w:tcW w:type="dxa" w:w="5213"/>
+            <w:tcW w:type="dxa" w:w="5227"/>
           </w:tcPr>
           <w:p>
             <w:r/>
@@ -760,9 +718,9 @@
               <w:rPr>
                 <w:rFonts w:ascii="Times New Roman" w:hAnsi="Times New Roman" w:eastAsia="Times New Roman"/>
                 <w:b/>
-                <w:sz w:val="20"/>
+                <w:sz w:val="19"/>
               </w:rPr>
-              <w:t>CONTRACTOR: JET Technic</w:t>
+              <w:t>CONTRACTOR: JET TECHNIC</w:t>
             </w:r>
           </w:p>
           <w:p>
@@ -773,9 +731,9 @@
               <w:rPr>
                 <w:rFonts w:ascii="Times New Roman" w:hAnsi="Times New Roman" w:eastAsia="Times New Roman"/>
                 <w:b w:val="0"/>
-                <w:sz w:val="18"/>
+                <w:sz w:val="17"/>
               </w:rPr>
-              <w:t>Address: Egitim Mahallesi, Fahrettin Kerim</w:t>
+              <w:t>Legal name: Hava Araclari Lojistik Sanayi ve Ticaret Anonim</w:t>
             </w:r>
           </w:p>
           <w:p>
@@ -786,9 +744,9 @@
               <w:rPr>
                 <w:rFonts w:ascii="Times New Roman" w:hAnsi="Times New Roman" w:eastAsia="Times New Roman"/>
                 <w:b w:val="0"/>
-                <w:sz w:val="18"/>
+                <w:sz w:val="17"/>
               </w:rPr>
-              <w:t>Gokay Caddesi, Ortaklar Ishani, No. 71/57,</w:t>
+              <w:t>Address: Egitim Mahallesi, Fahrettin Kerim Gokay Caddesi, Ortaklar Is Merkezi, No: 71/57, Kadikoy, Istanbul, Turkiye</w:t>
             </w:r>
           </w:p>
           <w:p>
@@ -799,9 +757,9 @@
               <w:rPr>
                 <w:rFonts w:ascii="Times New Roman" w:hAnsi="Times New Roman" w:eastAsia="Times New Roman"/>
                 <w:b w:val="0"/>
-                <w:sz w:val="18"/>
+                <w:sz w:val="17"/>
               </w:rPr>
-              <w:t>Kadikoy, 34722, Istanbul, Turkey</w:t>
+              <w:t>Company No.: 389609-5   Tax No.: 484 212 4015</w:t>
             </w:r>
           </w:p>
           <w:p>
@@ -812,7 +770,140 @@
               <w:rPr>
                 <w:rFonts w:ascii="Times New Roman" w:hAnsi="Times New Roman" w:eastAsia="Times New Roman"/>
                 <w:b w:val="0"/>
-                <w:sz w:val="18"/>
+                <w:sz w:val="17"/>
+              </w:rPr>
+              <w:t>Bank: YAPI KREDI BANK</w:t>
+            </w:r>
+          </w:p>
+          <w:p>
+            <w:pPr>
+              <w:spacing w:after="0" w:before="0" w:line="245" w:lineRule="auto"/>
+            </w:pPr>
+            <w:r>
+              <w:rPr>
+                <w:rFonts w:ascii="Times New Roman" w:hAnsi="Times New Roman" w:eastAsia="Times New Roman"/>
+                <w:b w:val="0"/>
+                <w:sz w:val="17"/>
+              </w:rPr>
+              <w:t>IBAN (USD): TR850006701000000015176740</w:t>
+            </w:r>
+          </w:p>
+          <w:p>
+            <w:pPr>
+              <w:spacing w:after="0" w:before="0" w:line="245" w:lineRule="auto"/>
+            </w:pPr>
+            <w:r>
+              <w:rPr>
+                <w:rFonts w:ascii="Times New Roman" w:hAnsi="Times New Roman" w:eastAsia="Times New Roman"/>
+                <w:b w:val="0"/>
+                <w:sz w:val="17"/>
+              </w:rPr>
+              <w:t>IBAN (EUR): TR430006701000000015213968</w:t>
+            </w:r>
+          </w:p>
+          <w:p>
+            <w:pPr>
+              <w:spacing w:after="0" w:before="0" w:line="245" w:lineRule="auto"/>
+            </w:pPr>
+            <w:r>
+              <w:rPr>
+                <w:rFonts w:ascii="Times New Roman" w:hAnsi="Times New Roman" w:eastAsia="Times New Roman"/>
+                <w:b w:val="0"/>
+                <w:sz w:val="17"/>
+              </w:rPr>
+              <w:t>IBAN (TRY): TR260006701000000015208357</w:t>
+            </w:r>
+          </w:p>
+          <w:p>
+            <w:pPr>
+              <w:spacing w:after="0" w:before="0" w:line="245" w:lineRule="auto"/>
+            </w:pPr>
+            <w:r>
+              <w:rPr>
+                <w:rFonts w:ascii="Times New Roman" w:hAnsi="Times New Roman" w:eastAsia="Times New Roman"/>
+                <w:b w:val="0"/>
+                <w:sz w:val="17"/>
+              </w:rPr>
+              <w:t>SWIFT: YAPITRISXXX</w:t>
+            </w:r>
+          </w:p>
+          <w:p>
+            <w:pPr>
+              <w:spacing w:after="0" w:before="0" w:line="245" w:lineRule="auto"/>
+            </w:pPr>
+            <w:r>
+              <w:rPr>
+                <w:rFonts w:ascii="Times New Roman" w:hAnsi="Times New Roman" w:eastAsia="Times New Roman"/>
+                <w:b w:val="0"/>
+                <w:sz w:val="17"/>
+              </w:rPr>
+              <w:t>Tel.: +90 533 736 84 00   Email: sales@jetechnic.com</w:t>
+            </w:r>
+          </w:p>
+          <w:p>
+            <w:pPr>
+              <w:spacing w:after="0" w:before="0" w:line="245" w:lineRule="auto"/>
+            </w:pPr>
+            <w:r>
+              <w:rPr>
+                <w:rFonts w:ascii="Times New Roman" w:hAnsi="Times New Roman" w:eastAsia="Times New Roman"/>
+                <w:b w:val="0"/>
+                <w:sz w:val="17"/>
+              </w:rPr>
+              <w:t>Web: jetechnic.com</w:t>
+            </w:r>
+          </w:p>
+        </w:tc>
+        <w:tc>
+          <w:tcPr>
+            <w:tcW w:type="dxa" w:w="5227"/>
+          </w:tcPr>
+          <w:p>
+            <w:r/>
+            <w:r>
+              <w:rPr>
+                <w:rFonts w:ascii="Times New Roman" w:hAnsi="Times New Roman" w:eastAsia="Times New Roman"/>
+                <w:b/>
+                <w:sz w:val="19"/>
+              </w:rPr>
+              <w:t>CUSTOMER: [●]</w:t>
+            </w:r>
+          </w:p>
+          <w:p>
+            <w:pPr>
+              <w:spacing w:after="0" w:before="0" w:line="245" w:lineRule="auto"/>
+            </w:pPr>
+            <w:r>
+              <w:rPr>
+                <w:rFonts w:ascii="Times New Roman" w:hAnsi="Times New Roman" w:eastAsia="Times New Roman"/>
+                <w:b w:val="0"/>
+                <w:sz w:val="17"/>
+              </w:rPr>
+              <w:t>Full legal name: [●]</w:t>
+            </w:r>
+          </w:p>
+          <w:p>
+            <w:pPr>
+              <w:spacing w:after="0" w:before="0" w:line="245" w:lineRule="auto"/>
+            </w:pPr>
+            <w:r>
+              <w:rPr>
+                <w:rFonts w:ascii="Times New Roman" w:hAnsi="Times New Roman" w:eastAsia="Times New Roman"/>
+                <w:b w:val="0"/>
+                <w:sz w:val="17"/>
+              </w:rPr>
+              <w:t>Address: [●]</w:t>
+            </w:r>
+          </w:p>
+          <w:p>
+            <w:pPr>
+              <w:spacing w:after="0" w:before="0" w:line="245" w:lineRule="auto"/>
+            </w:pPr>
+            <w:r>
+              <w:rPr>
+                <w:rFonts w:ascii="Times New Roman" w:hAnsi="Times New Roman" w:eastAsia="Times New Roman"/>
+                <w:b w:val="0"/>
+                <w:sz w:val="17"/>
               </w:rPr>
               <w:t>Reg. / Tax ID: [●]</w:t>
             </w:r>
@@ -825,7 +916,7 @@
               <w:rPr>
                 <w:rFonts w:ascii="Times New Roman" w:hAnsi="Times New Roman" w:eastAsia="Times New Roman"/>
                 <w:b w:val="0"/>
-                <w:sz w:val="18"/>
+                <w:sz w:val="17"/>
               </w:rPr>
               <w:t>Bank / IBAN / SWIFT: [●]</w:t>
             </w:r>
@@ -838,88 +929,7 @@
               <w:rPr>
                 <w:rFonts w:ascii="Times New Roman" w:hAnsi="Times New Roman" w:eastAsia="Times New Roman"/>
                 <w:b w:val="0"/>
-                <w:sz w:val="18"/>
-              </w:rPr>
-              <w:t>Email: sales@jetechnic.com</w:t>
-            </w:r>
-          </w:p>
-        </w:tc>
-        <w:tc>
-          <w:tcPr>
-            <w:tcW w:type="dxa" w:w="5213"/>
-          </w:tcPr>
-          <w:p>
-            <w:r/>
-            <w:r>
-              <w:rPr>
-                <w:rFonts w:ascii="Times New Roman" w:hAnsi="Times New Roman" w:eastAsia="Times New Roman"/>
-                <w:b/>
-                <w:sz w:val="20"/>
-              </w:rPr>
-              <w:t>CUSTOMER: [●]</w:t>
-            </w:r>
-          </w:p>
-          <w:p>
-            <w:pPr>
-              <w:spacing w:after="0" w:before="0" w:line="245" w:lineRule="auto"/>
-            </w:pPr>
-            <w:r>
-              <w:rPr>
-                <w:rFonts w:ascii="Times New Roman" w:hAnsi="Times New Roman" w:eastAsia="Times New Roman"/>
-                <w:b w:val="0"/>
-                <w:sz w:val="18"/>
-              </w:rPr>
-              <w:t>Full legal name: [●]</w:t>
-            </w:r>
-          </w:p>
-          <w:p>
-            <w:pPr>
-              <w:spacing w:after="0" w:before="0" w:line="245" w:lineRule="auto"/>
-            </w:pPr>
-            <w:r>
-              <w:rPr>
-                <w:rFonts w:ascii="Times New Roman" w:hAnsi="Times New Roman" w:eastAsia="Times New Roman"/>
-                <w:b w:val="0"/>
-                <w:sz w:val="18"/>
-              </w:rPr>
-              <w:t>Address: [●]</w:t>
-            </w:r>
-          </w:p>
-          <w:p>
-            <w:pPr>
-              <w:spacing w:after="0" w:before="0" w:line="245" w:lineRule="auto"/>
-            </w:pPr>
-            <w:r>
-              <w:rPr>
-                <w:rFonts w:ascii="Times New Roman" w:hAnsi="Times New Roman" w:eastAsia="Times New Roman"/>
-                <w:b w:val="0"/>
-                <w:sz w:val="18"/>
-              </w:rPr>
-              <w:t>Reg. / Tax ID: [●]</w:t>
-            </w:r>
-          </w:p>
-          <w:p>
-            <w:pPr>
-              <w:spacing w:after="0" w:before="0" w:line="245" w:lineRule="auto"/>
-            </w:pPr>
-            <w:r>
-              <w:rPr>
-                <w:rFonts w:ascii="Times New Roman" w:hAnsi="Times New Roman" w:eastAsia="Times New Roman"/>
-                <w:b w:val="0"/>
-                <w:sz w:val="18"/>
-              </w:rPr>
-              <w:t>Bank / IBAN / SWIFT: [●]</w:t>
-            </w:r>
-          </w:p>
-          <w:p>
-            <w:pPr>
-              <w:spacing w:after="0" w:before="0" w:line="245" w:lineRule="auto"/>
-            </w:pPr>
-            <w:r>
-              <w:rPr>
-                <w:rFonts w:ascii="Times New Roman" w:hAnsi="Times New Roman" w:eastAsia="Times New Roman"/>
-                <w:b w:val="0"/>
-                <w:sz w:val="18"/>
+                <w:sz w:val="17"/>
               </w:rPr>
               <w:t>Email: [●]   Tel.: [●]</w:t>
             </w:r>
@@ -932,7 +942,55 @@
               <w:rPr>
                 <w:rFonts w:ascii="Times New Roman" w:hAnsi="Times New Roman" w:eastAsia="Times New Roman"/>
                 <w:b w:val="0"/>
-                <w:sz w:val="18"/>
+                <w:sz w:val="17"/>
+              </w:rPr>
+            </w:r>
+          </w:p>
+          <w:p>
+            <w:pPr>
+              <w:spacing w:after="0" w:before="0" w:line="245" w:lineRule="auto"/>
+            </w:pPr>
+            <w:r>
+              <w:rPr>
+                <w:rFonts w:ascii="Times New Roman" w:hAnsi="Times New Roman" w:eastAsia="Times New Roman"/>
+                <w:b w:val="0"/>
+                <w:sz w:val="17"/>
+              </w:rPr>
+            </w:r>
+          </w:p>
+          <w:p>
+            <w:pPr>
+              <w:spacing w:after="0" w:before="0" w:line="245" w:lineRule="auto"/>
+            </w:pPr>
+            <w:r>
+              <w:rPr>
+                <w:rFonts w:ascii="Times New Roman" w:hAnsi="Times New Roman" w:eastAsia="Times New Roman"/>
+                <w:b w:val="0"/>
+                <w:sz w:val="17"/>
+              </w:rPr>
+            </w:r>
+          </w:p>
+          <w:p>
+            <w:pPr>
+              <w:spacing w:after="0" w:before="0" w:line="245" w:lineRule="auto"/>
+            </w:pPr>
+            <w:r>
+              <w:rPr>
+                <w:rFonts w:ascii="Times New Roman" w:hAnsi="Times New Roman" w:eastAsia="Times New Roman"/>
+                <w:b w:val="0"/>
+                <w:sz w:val="17"/>
+              </w:rPr>
+            </w:r>
+          </w:p>
+          <w:p>
+            <w:pPr>
+              <w:spacing w:after="0" w:before="0" w:line="245" w:lineRule="auto"/>
+            </w:pPr>
+            <w:r>
+              <w:rPr>
+                <w:rFonts w:ascii="Times New Roman" w:hAnsi="Times New Roman" w:eastAsia="Times New Roman"/>
+                <w:b w:val="0"/>
+                <w:sz w:val="17"/>
               </w:rPr>
             </w:r>
           </w:p>
@@ -941,7 +999,7 @@
       <w:tr>
         <w:tc>
           <w:tcPr>
-            <w:tcW w:type="dxa" w:w="5213"/>
+            <w:tcW w:type="dxa" w:w="5227"/>
           </w:tcPr>
           <w:p>
             <w:r/>
@@ -954,7 +1012,7 @@
               <w:rPr>
                 <w:rFonts w:ascii="Times New Roman" w:hAnsi="Times New Roman" w:eastAsia="Times New Roman"/>
                 <w:b w:val="0"/>
-                <w:sz w:val="18"/>
+                <w:sz w:val="17"/>
               </w:rPr>
             </w:r>
           </w:p>
@@ -966,7 +1024,66 @@
               <w:rPr>
                 <w:rFonts w:ascii="Times New Roman" w:hAnsi="Times New Roman" w:eastAsia="Times New Roman"/>
                 <w:b w:val="0"/>
-                <w:sz w:val="18"/>
+                <w:sz w:val="17"/>
+              </w:rPr>
+              <w:t>________________ / Serdar Guler /</w:t>
+            </w:r>
+          </w:p>
+          <w:p>
+            <w:pPr>
+              <w:spacing w:after="0" w:before="0" w:line="245" w:lineRule="auto"/>
+            </w:pPr>
+            <w:r>
+              <w:rPr>
+                <w:rFonts w:ascii="Times New Roman" w:hAnsi="Times New Roman" w:eastAsia="Times New Roman"/>
+                <w:b w:val="0"/>
+                <w:sz w:val="17"/>
+              </w:rPr>
+              <w:t>Director General</w:t>
+            </w:r>
+          </w:p>
+          <w:p>
+            <w:pPr>
+              <w:spacing w:after="0" w:before="0" w:line="245" w:lineRule="auto"/>
+            </w:pPr>
+            <w:r>
+              <w:rPr>
+                <w:rFonts w:ascii="Times New Roman" w:hAnsi="Times New Roman" w:eastAsia="Times New Roman"/>
+                <w:b w:val="0"/>
+                <w:sz w:val="17"/>
+              </w:rPr>
+              <w:t>L.S.</w:t>
+            </w:r>
+          </w:p>
+        </w:tc>
+        <w:tc>
+          <w:tcPr>
+            <w:tcW w:type="dxa" w:w="5227"/>
+          </w:tcPr>
+          <w:p>
+            <w:r/>
+          </w:p>
+          <w:p>
+            <w:pPr>
+              <w:spacing w:after="0" w:before="0" w:line="245" w:lineRule="auto"/>
+            </w:pPr>
+            <w:r>
+              <w:rPr>
+                <w:rFonts w:ascii="Times New Roman" w:hAnsi="Times New Roman" w:eastAsia="Times New Roman"/>
+                <w:b w:val="0"/>
+                <w:sz w:val="17"/>
+              </w:rPr>
+            </w:r>
+          </w:p>
+          <w:p>
+            <w:pPr>
+              <w:spacing w:after="0" w:before="0" w:line="245" w:lineRule="auto"/>
+            </w:pPr>
+            <w:r>
+              <w:rPr>
+                <w:rFonts w:ascii="Times New Roman" w:hAnsi="Times New Roman" w:eastAsia="Times New Roman"/>
+                <w:b w:val="0"/>
+                <w:sz w:val="17"/>
               </w:rPr>
               <w:t>________________ / [Name] /</w:t>
             </w:r>
@@ -979,7 +1096,7 @@
               <w:rPr>
                 <w:rFonts w:ascii="Times New Roman" w:hAnsi="Times New Roman" w:eastAsia="Times New Roman"/>
                 <w:b w:val="0"/>
-                <w:sz w:val="18"/>
+                <w:sz w:val="17"/>
               </w:rPr>
               <w:t>Title: [●]</w:t>
             </w:r>
@@ -992,66 +1109,7 @@
               <w:rPr>
                 <w:rFonts w:ascii="Times New Roman" w:hAnsi="Times New Roman" w:eastAsia="Times New Roman"/>
                 <w:b w:val="0"/>
-                <w:sz w:val="18"/>
-              </w:rPr>
-              <w:t>L.S.</w:t>
-            </w:r>
-          </w:p>
-        </w:tc>
-        <w:tc>
-          <w:tcPr>
-            <w:tcW w:type="dxa" w:w="5213"/>
-          </w:tcPr>
-          <w:p>
-            <w:r/>
-          </w:p>
-          <w:p>
-            <w:pPr>
-              <w:spacing w:after="0" w:before="0" w:line="245" w:lineRule="auto"/>
-            </w:pPr>
-            <w:r>
-              <w:rPr>
-                <w:rFonts w:ascii="Times New Roman" w:hAnsi="Times New Roman" w:eastAsia="Times New Roman"/>
-                <w:b w:val="0"/>
-                <w:sz w:val="18"/>
-              </w:rPr>
-            </w:r>
-          </w:p>
-          <w:p>
-            <w:pPr>
-              <w:spacing w:after="0" w:before="0" w:line="245" w:lineRule="auto"/>
-            </w:pPr>
-            <w:r>
-              <w:rPr>
-                <w:rFonts w:ascii="Times New Roman" w:hAnsi="Times New Roman" w:eastAsia="Times New Roman"/>
-                <w:b w:val="0"/>
-                <w:sz w:val="18"/>
-              </w:rPr>
-              <w:t>________________ / [Name] /</w:t>
-            </w:r>
-          </w:p>
-          <w:p>
-            <w:pPr>
-              <w:spacing w:after="0" w:before="0" w:line="245" w:lineRule="auto"/>
-            </w:pPr>
-            <w:r>
-              <w:rPr>
-                <w:rFonts w:ascii="Times New Roman" w:hAnsi="Times New Roman" w:eastAsia="Times New Roman"/>
-                <w:b w:val="0"/>
-                <w:sz w:val="18"/>
-              </w:rPr>
-              <w:t>Title: [●]</w:t>
-            </w:r>
-          </w:p>
-          <w:p>
-            <w:pPr>
-              <w:spacing w:after="0" w:before="0" w:line="245" w:lineRule="auto"/>
-            </w:pPr>
-            <w:r>
-              <w:rPr>
-                <w:rFonts w:ascii="Times New Roman" w:hAnsi="Times New Roman" w:eastAsia="Times New Roman"/>
-                <w:b w:val="0"/>
-                <w:sz w:val="18"/>
+                <w:sz w:val="17"/>
               </w:rPr>
               <w:t>L.S.</w:t>
             </w:r>
@@ -1095,12 +1153,12 @@
           <w:b w:val="0"/>
           <w:sz w:val="17"/>
         </w:rPr>
-        <w:t>Annex No. 2 — JET Technic Company Card / payment details (to be attached).</w:t>
+        <w:t>Annex No. 2 — JET TECHNIC Company Card (attached).</w:t>
       </w:r>
     </w:p>
     <w:p>
       <w:pPr>
-        <w:spacing w:before="80" w:after="60" w:line="252" w:lineRule="auto"/>
+        <w:spacing w:before="60" w:after="60" w:line="252" w:lineRule="auto"/>
       </w:pPr>
       <w:r>
         <w:rPr>
@@ -1108,12 +1166,12 @@
           <w:b w:val="0"/>
           <w:sz w:val="16"/>
         </w:rPr>
-        <w:t>DRAFT for internal review. Customer and bank/registration details still pending. Not legal advice.</w:t>
+        <w:t>DRAFT for internal review. Customer details and payment schedule still pending. Not legal advice.</w:t>
       </w:r>
     </w:p>
     <w:sectPr>
       <w:pgSz w:w="12240" w:h="15840"/>
-      <w:pgMar w:top="794" w:right="794" w:bottom="794" w:left="1020" w:header="720" w:footer="720" w:gutter="0"/>
+      <w:pgMar w:top="765" w:right="765" w:bottom="765" w:left="1020" w:header="720" w:footer="720" w:gutter="0"/>
       <w:cols w:space="720"/>
       <w:docGrid w:linePitch="360"/>
     </w:sectPr>

--- a/agreements/Service_Agreement_JT-BSI-2026_EN.docx
+++ b/agreements/Service_Agreement_JT-BSI-2026_EN.docx
@@ -60,7 +60,7 @@
     </w:p>
     <w:p>
       <w:pPr>
-        <w:spacing w:before="0" w:after="80" w:line="252" w:lineRule="auto"/>
+        <w:spacing w:after="80" w:before="0" w:line="252" w:lineRule="auto"/>
         <w:jc w:val="both"/>
       </w:pPr>
       <w:r>
@@ -77,7 +77,7 @@
           <w:b w:val="0"/>
           <w:sz w:val="20"/>
         </w:rPr>
-        <w:t xml:space="preserve"> (registered address: Egitim Mahallesi, Fahrettin Kerim Gokay Caddesi, Ortaklar Is Merkezi, No: 71/57, Kadikoy, Istanbul, Turkiye; Company No. 389609-5; Tax No. 484 212 4015; tel. +90 533 736 84 00; email: sales@jetechnic.com; hereinafter the “</w:t>
+        <w:t xml:space="preserve"> (registered address: Egitim Mahallesi, Fahrettin Kerim Gokay Caddesi, Ortaklar Is Merkezi, No: 71/57, Kadikoy, Istanbul, Turkey; Company No. 389609-5; Tax No. 484 212 4015; tel. +90 533 736 84 00; email: sales@jetechnic.com; hereinafter the “</w:t>
       </w:r>
       <w:r>
         <w:rPr>
@@ -98,7 +98,7 @@
     </w:p>
     <w:p>
       <w:pPr>
-        <w:spacing w:before="0" w:after="60" w:line="252" w:lineRule="auto"/>
+        <w:spacing w:after="60" w:before="0" w:line="252" w:lineRule="auto"/>
         <w:jc w:val="both"/>
       </w:pPr>
       <w:r>
@@ -151,6 +151,7 @@
     <w:p>
       <w:pPr>
         <w:spacing w:before="20" w:after="40" w:line="252" w:lineRule="auto"/>
+        <w:jc w:val="left"/>
       </w:pPr>
       <w:r>
         <w:rPr>
@@ -172,7 +173,7 @@
           <w:b w:val="0"/>
           <w:sz w:val="20"/>
         </w:rPr>
-        <w:t>1.1. The Contractor shall provide, and the Customer shall accept and pay for, the following services in respect of Boeing 737-500, registration mark VQ-BOO (the “Aircraft”) (the “Services”):</w:t>
+        <w:t>1.1. The Contractor shall provide, and the Customer shall accept and pay for, the services in respect of Boeing 737-500, registration mark VQ-BOO (the “Aircraft”), as listed in Appendix No. 1 to this Agreement (the “Services”).</w:t>
       </w:r>
     </w:p>
     <w:p>
@@ -186,7 +187,21 @@
           <w:b w:val="0"/>
           <w:sz w:val="20"/>
         </w:rPr>
-        <w:t>(a) borescope inspection (BSI) of two (2) CFM56-3 engines (work scope to be confirmed / as per Proposal);</w:t>
+        <w:t>1.2. The scope of the Services includes:</w:t>
+      </w:r>
+    </w:p>
+    <w:p>
+      <w:pPr>
+        <w:spacing w:before="0" w:after="60" w:line="252" w:lineRule="auto"/>
+        <w:jc w:val="both"/>
+      </w:pPr>
+      <w:r>
+        <w:rPr>
+          <w:rFonts w:ascii="Times New Roman" w:hAnsi="Times New Roman" w:eastAsia="Times New Roman"/>
+          <w:b w:val="0"/>
+          <w:sz w:val="20"/>
+        </w:rPr>
+        <w:t>(a) borescope inspection (BSI) of two (2) CFM56-3 engines (work scope to be confirmed);</w:t>
       </w:r>
     </w:p>
     <w:p>
@@ -242,7 +257,7 @@
           <w:b w:val="0"/>
           <w:sz w:val="20"/>
         </w:rPr>
-        <w:t>(e) related transportation and accommodation of the Contractor’s personnel as included in the Price.</w:t>
+        <w:t>(e) transportation and accommodation of the Contractor’s personnel to the extent included in the Price under Appendix No. 1.</w:t>
       </w:r>
     </w:p>
     <w:p>
@@ -256,7 +271,7 @@
           <w:b w:val="0"/>
           <w:sz w:val="20"/>
         </w:rPr>
-        <w:t>1.2. The Commercial Proposal “VQ-BOO BSI and Inspection” dated 06 August 2026 (the “Proposal”) forms integral Annex No. 1. Technical scope and Price follow the Proposal; otherwise this Agreement prevails.</w:t>
+        <w:t>1.3. Appendix No. 1 (List of Services and Prices) forms an integral part of this Agreement. In case of conflict between the body of this Agreement and Appendix No. 1 regarding the list of Services or the Price, Appendix No. 1 shall prevail.</w:t>
       </w:r>
     </w:p>
     <w:p>
@@ -270,7 +285,7 @@
           <w:b w:val="0"/>
           <w:sz w:val="20"/>
         </w:rPr>
-        <w:t>1.3. Place of performance: JAT Tehnika, Belgrade, Republic of Serbia. Access to the airport area and to the Aircraft shall be provided by the Customer.</w:t>
+        <w:t>1.4. Place of performance: JAT Tehnika, Belgrade, Republic of Serbia. Access to the airport area and to the Aircraft shall be provided by the Customer.</w:t>
       </w:r>
     </w:p>
     <w:p>
@@ -284,12 +299,13 @@
           <w:b w:val="0"/>
           <w:sz w:val="20"/>
         </w:rPr>
-        <w:t>1.4. BSI shall be performed by a certified engineer. Deliverables: BSI / inspection report(s) and video materials for the BSI.</w:t>
+        <w:t>1.5. BSI shall be performed by a certified engineer. Deliverables: inspection / BSI report(s) and video materials for the BSI.</w:t>
       </w:r>
     </w:p>
     <w:p>
       <w:pPr>
         <w:spacing w:before="60" w:after="40" w:line="252" w:lineRule="auto"/>
+        <w:jc w:val="left"/>
       </w:pPr>
       <w:r>
         <w:rPr>
@@ -311,7 +327,7 @@
           <w:b w:val="0"/>
           <w:sz w:val="20"/>
         </w:rPr>
-        <w:t>2.1. Approximate time required is 3 (three) days from the later of: (i) the Effective Date; (ii) receipt of the advance payment (if any); and (iii) provision of Aircraft / airport access and required documentation by the Customer.</w:t>
+        <w:t>2.1. Approximate time required for the Services is 3 (three) days, starting from the later of: (i) the Effective Date of this Agreement; and (ii) provision by the Customer of Aircraft / airport access and the documentation reasonably required to perform the Services.</w:t>
       </w:r>
     </w:p>
     <w:p>
@@ -325,12 +341,13 @@
           <w:b w:val="0"/>
           <w:sz w:val="20"/>
         </w:rPr>
-        <w:t>2.2. The Customer shall confirm acceptance of the report(s) within 5 (five) business days or state reasoned objections; otherwise the Services are deemed accepted.</w:t>
+        <w:t>2.2. The Customer shall confirm acceptance of the report(s) within 5 (five) business days of receipt or state reasoned objections in writing; otherwise the Services are deemed accepted.</w:t>
       </w:r>
     </w:p>
     <w:p>
       <w:pPr>
         <w:spacing w:before="60" w:after="40" w:line="252" w:lineRule="auto"/>
+        <w:jc w:val="left"/>
       </w:pPr>
       <w:r>
         <w:rPr>
@@ -352,7 +369,91 @@
           <w:b w:val="0"/>
           <w:sz w:val="20"/>
         </w:rPr>
-        <w:t>3.1. The total Price is USD 24,000.00 (twenty-four thousand US dollars), exclusive of any applicable taxes and fees:</w:t>
+        <w:t>3.1. The total price for the Services is USD 24,000.00 (twenty-four thousand US dollars) (the “Price”), exclusive of any applicable taxes and fees, as follows:</w:t>
+      </w:r>
+    </w:p>
+    <w:p>
+      <w:pPr>
+        <w:spacing w:before="0" w:after="20" w:line="252" w:lineRule="auto"/>
+        <w:jc w:val="left"/>
+      </w:pPr>
+      <w:r>
+        <w:rPr>
+          <w:rFonts w:ascii="Times New Roman" w:hAnsi="Times New Roman" w:eastAsia="Times New Roman"/>
+          <w:b w:val="0"/>
+          <w:sz w:val="20"/>
+        </w:rPr>
+        <w:t>• BSI CFM56-3 – 2 Engines (work scope to be confirmed) — USD 9,500.00</w:t>
+      </w:r>
+    </w:p>
+    <w:p>
+      <w:pPr>
+        <w:spacing w:before="0" w:after="20" w:line="252" w:lineRule="auto"/>
+        <w:jc w:val="left"/>
+      </w:pPr>
+      <w:r>
+        <w:rPr>
+          <w:rFonts w:ascii="Times New Roman" w:hAnsi="Times New Roman" w:eastAsia="Times New Roman"/>
+          <w:b w:val="0"/>
+          <w:sz w:val="20"/>
+        </w:rPr>
+        <w:t>• BSI APU APS2000 — USD 4,000.00</w:t>
+      </w:r>
+    </w:p>
+    <w:p>
+      <w:pPr>
+        <w:spacing w:before="0" w:after="20" w:line="252" w:lineRule="auto"/>
+        <w:jc w:val="left"/>
+      </w:pPr>
+      <w:r>
+        <w:rPr>
+          <w:rFonts w:ascii="Times New Roman" w:hAnsi="Times New Roman" w:eastAsia="Times New Roman"/>
+          <w:b w:val="0"/>
+          <w:sz w:val="20"/>
+        </w:rPr>
+        <w:t>• Aircraft GVI (including landing gears, cabin, avionics compartment) — USD 3,000.00</w:t>
+      </w:r>
+    </w:p>
+    <w:p>
+      <w:pPr>
+        <w:spacing w:before="0" w:after="20" w:line="252" w:lineRule="auto"/>
+        <w:jc w:val="left"/>
+      </w:pPr>
+      <w:r>
+        <w:rPr>
+          <w:rFonts w:ascii="Times New Roman" w:hAnsi="Times New Roman" w:eastAsia="Times New Roman"/>
+          <w:b w:val="0"/>
+          <w:sz w:val="20"/>
+        </w:rPr>
+        <w:t>• Paperwork inspection (Engines, APU) — USD 3,500.00</w:t>
+      </w:r>
+    </w:p>
+    <w:p>
+      <w:pPr>
+        <w:spacing w:before="0" w:after="20" w:line="252" w:lineRule="auto"/>
+        <w:jc w:val="left"/>
+      </w:pPr>
+      <w:r>
+        <w:rPr>
+          <w:rFonts w:ascii="Times New Roman" w:hAnsi="Times New Roman" w:eastAsia="Times New Roman"/>
+          <w:b w:val="0"/>
+          <w:sz w:val="20"/>
+        </w:rPr>
+        <w:t>• Transportation and accommodation costs — USD 4,000.00</w:t>
+      </w:r>
+    </w:p>
+    <w:p>
+      <w:pPr>
+        <w:spacing w:before="40" w:after="60" w:line="252" w:lineRule="auto"/>
+        <w:jc w:val="left"/>
+      </w:pPr>
+      <w:r>
+        <w:rPr>
+          <w:rFonts w:ascii="Times New Roman" w:hAnsi="Times New Roman" w:eastAsia="Times New Roman"/>
+          <w:b/>
+          <w:sz w:val="20"/>
+        </w:rPr>
+        <w:t>Total: USD 24,000.00.</w:t>
       </w:r>
     </w:p>
     <w:p>
@@ -366,7 +467,7 @@
           <w:b w:val="0"/>
           <w:sz w:val="20"/>
         </w:rPr>
-        <w:t>• BSI CFM56-3 – 2 Engines (work scope TBD) — USD 9,500.00;  • BSI APU APS2000 — USD 4,000.00;</w:t>
+        <w:t>3.2. Payment options (the Parties shall select one by ticking / striking out the inapplicable option):</w:t>
       </w:r>
     </w:p>
     <w:p>
@@ -380,7 +481,7 @@
           <w:b w:val="0"/>
           <w:sz w:val="20"/>
         </w:rPr>
-        <w:t>• Aircraft GVI — USD 3,000.00;  • Paperwork inspection (Engines, APU) — USD 3,500.00;  • Transportation and accommodation — USD 4,000.00.</w:t>
+        <w:t>(A) 100% post-payment: the Customer shall pay 100% of the Price within 5 (five) banking days after acceptance of the Services (or deemed acceptance under Clause 2.2);</w:t>
       </w:r>
     </w:p>
     <w:p>
@@ -394,7 +495,7 @@
           <w:b w:val="0"/>
           <w:sz w:val="20"/>
         </w:rPr>
-        <w:t>3.2. Payment: [100% advance / 50% advance within 3 banking days of invoice and 50% within 5 banking days after delivery of the report(s)], in USD by bank transfer to the Contractor’s USD account in Clause 10. Bank charges of the remitting bank are for the Customer’s account.</w:t>
+        <w:t>(B) 50% / 50%: 50% of the Price within 3 (three) banking days of the invoice date, and 50% within 5 (five) banking days after acceptance of the Services; or</w:t>
       </w:r>
     </w:p>
     <w:p>
@@ -408,12 +509,55 @@
           <w:b w:val="0"/>
           <w:sz w:val="20"/>
         </w:rPr>
-        <w:t>3.3. Works outside the Proposal scope (including extra time due to delayed access or Aircraft non-readiness) shall be agreed in writing and charged separately.</w:t>
+        <w:t>(C) 100% advance: the Customer shall pay 100% of the Price within 3 (three) banking days of the invoice date / Effective Date.</w:t>
+      </w:r>
+    </w:p>
+    <w:p>
+      <w:pPr>
+        <w:spacing w:before="0" w:after="60" w:line="252" w:lineRule="auto"/>
+        <w:jc w:val="both"/>
+      </w:pPr>
+      <w:r>
+        <w:rPr>
+          <w:rFonts w:ascii="Times New Roman" w:hAnsi="Times New Roman" w:eastAsia="Times New Roman"/>
+          <w:b w:val="0"/>
+          <w:sz w:val="20"/>
+        </w:rPr>
+        <w:t>Unless another option is expressly selected in writing, option (A) (100% post-payment) shall apply.</w:t>
+      </w:r>
+    </w:p>
+    <w:p>
+      <w:pPr>
+        <w:spacing w:before="0" w:after="60" w:line="252" w:lineRule="auto"/>
+        <w:jc w:val="both"/>
+      </w:pPr>
+      <w:r>
+        <w:rPr>
+          <w:rFonts w:ascii="Times New Roman" w:hAnsi="Times New Roman" w:eastAsia="Times New Roman"/>
+          <w:b w:val="0"/>
+          <w:sz w:val="20"/>
+        </w:rPr>
+        <w:t>3.3. Payments shall be made in USD by bank transfer to the Contractor’s USD account specified in Clause 10. Bank charges of the remitting bank shall be borne by the Customer.</w:t>
+      </w:r>
+    </w:p>
+    <w:p>
+      <w:pPr>
+        <w:spacing w:before="0" w:after="60" w:line="252" w:lineRule="auto"/>
+        <w:jc w:val="both"/>
+      </w:pPr>
+      <w:r>
+        <w:rPr>
+          <w:rFonts w:ascii="Times New Roman" w:hAnsi="Times New Roman" w:eastAsia="Times New Roman"/>
+          <w:b w:val="0"/>
+          <w:sz w:val="20"/>
+        </w:rPr>
+        <w:t>3.4. Any works outside the scope of Appendix No. 1 (including extra time due to delayed access or Aircraft non-readiness) shall be agreed in writing and charged separately.</w:t>
       </w:r>
     </w:p>
     <w:p>
       <w:pPr>
         <w:spacing w:before="60" w:after="40" w:line="252" w:lineRule="auto"/>
+        <w:jc w:val="left"/>
       </w:pPr>
       <w:r>
         <w:rPr>
@@ -435,7 +579,7 @@
           <w:b w:val="0"/>
           <w:sz w:val="20"/>
         </w:rPr>
-        <w:t>4.1. The Contractor shall perform the Services professionally, comply with site safety / JAT Tehnika procedures, and deliver the report(s) and BSI video materials.</w:t>
+        <w:t>4.1. The Contractor shall perform the Services in a professional manner, comply with applicable site safety rules and JAT Tehnika hangar procedures, and deliver the report(s) and BSI video materials.</w:t>
       </w:r>
     </w:p>
     <w:p>
@@ -449,7 +593,7 @@
           <w:b w:val="0"/>
           <w:sz w:val="20"/>
         </w:rPr>
-        <w:t>4.2. The Customer shall timely provide airport and Aircraft access, hangar coordination with JAT Tehnika, authorizations and technical documentation reasonably required, pay the Price, and appoint a contact person.</w:t>
+        <w:t>4.2. The Customer shall timely provide airport and Aircraft access, hangar coordination with JAT Tehnika, authorizations and technical documentation reasonably required, pay the Price, and appoint a contact person for operational coordination.</w:t>
       </w:r>
     </w:p>
     <w:p>
@@ -463,12 +607,13 @@
           <w:b w:val="0"/>
           <w:sz w:val="20"/>
         </w:rPr>
-        <w:t>4.3. The Services are inspection / diagnostic only and do not include repair, rectification, airworthiness certification or release to service, unless agreed in writing. Findings reflect the condition and access available at the time of inspection. Engine BSI work scope remains subject to confirmation (“TBD”) as stated in the Proposal.</w:t>
+        <w:t>4.3. The Services are inspection / diagnostic only and do not include repair, defect rectification, airworthiness certification or release to service, unless expressly agreed in writing. Findings reflect the condition and access available at the time of inspection. The detailed work scope for engine BSI remains subject to confirmation as noted in Appendix No. 1.</w:t>
       </w:r>
     </w:p>
     <w:p>
       <w:pPr>
         <w:spacing w:before="60" w:after="40" w:line="252" w:lineRule="auto"/>
+        <w:jc w:val="left"/>
       </w:pPr>
       <w:r>
         <w:rPr>
@@ -490,7 +635,7 @@
           <w:b w:val="0"/>
           <w:sz w:val="20"/>
         </w:rPr>
-        <w:t>5.1. Except for willful misconduct or gross negligence, the Contractor’s aggregate liability shall not exceed the Price actually paid. Neither Party is liable for indirect or consequential losses (including Aircraft downtime), except as mandatory law requires.</w:t>
+        <w:t>5.1. Except in cases of willful misconduct or gross negligence, the Contractor’s aggregate liability under this Agreement shall not exceed the Price actually paid by the Customer. Neither Party shall be liable for indirect or consequential losses (including loss of profit or Aircraft downtime), except where mandatory law provides otherwise.</w:t>
       </w:r>
     </w:p>
     <w:p>
@@ -504,12 +649,13 @@
           <w:b w:val="0"/>
           <w:sz w:val="20"/>
         </w:rPr>
-        <w:t>5.2. Force majeure (including war, sanctions preventing performance, natural disasters, epidemic, acts of authorities, airport/hangar closure) excuses performance while it continues, subject to prompt notice. If it exceeds 30 days, either Party may terminate by written notice without penalty, paying for Services already performed.</w:t>
+        <w:t>5.2. A Party is excused from performance for as long as it is prevented by force majeure (including war, sanctions preventing performance, natural disasters, epidemic, acts of authorities, airport or hangar closure), provided that prompt written notice is given. If force majeure continues for more than 30 (thirty) days, either Party may terminate this Agreement by written notice without penalty, subject to payment for Services already performed.</w:t>
       </w:r>
     </w:p>
     <w:p>
       <w:pPr>
         <w:spacing w:before="60" w:after="40" w:line="252" w:lineRule="auto"/>
+        <w:jc w:val="left"/>
       </w:pPr>
       <w:r>
         <w:rPr>
@@ -531,12 +677,13 @@
           <w:b w:val="0"/>
           <w:sz w:val="20"/>
         </w:rPr>
-        <w:t>6.1. Each Party shall keep confidential the other Party’s non-public commercial and technical information obtained under this Agreement for 3 (three) years after termination, except disclosure to professional advisors or as required by law.</w:t>
+        <w:t>6.1. Each Party shall keep confidential the other Party’s non-public commercial and technical information obtained in connection with this Agreement and shall not disclose it to third parties without prior written consent, except to professional advisors and as required by law. This obligation survives for 3 (three) years after termination of this Agreement.</w:t>
       </w:r>
     </w:p>
     <w:p>
       <w:pPr>
         <w:spacing w:before="60" w:after="40" w:line="252" w:lineRule="auto"/>
+        <w:jc w:val="left"/>
       </w:pPr>
       <w:r>
         <w:rPr>
@@ -558,7 +705,7 @@
           <w:b w:val="0"/>
           <w:sz w:val="20"/>
         </w:rPr>
-        <w:t>7.1. This Agreement enters into force on the date of signing by both Parties (or the later signature date) (the “Effective Date”) and remains in force until full performance.</w:t>
+        <w:t>7.1. This Agreement enters into force on the date of signing by both Parties (or the later signature date) (the “Effective Date”) and remains in force until full performance of the Parties’ obligations.</w:t>
       </w:r>
     </w:p>
     <w:p>
@@ -572,7 +719,7 @@
           <w:b w:val="0"/>
           <w:sz w:val="20"/>
         </w:rPr>
-        <w:t>7.2. Either Party may terminate for material breach uncured within 10 business days of notice. The Customer may cancel before start of works subject to reimbursement of the Contractor’s documented costs.</w:t>
+        <w:t>7.2. Either Party may terminate this Agreement by written notice if the other Party materially breaches this Agreement and fails to cure such breach within 10 (ten) business days of notice. The Customer may cancel the Services before their commencement subject to reimbursement of the Contractor’s documented costs incurred.</w:t>
       </w:r>
     </w:p>
     <w:p>
@@ -586,12 +733,13 @@
           <w:b w:val="0"/>
           <w:sz w:val="20"/>
         </w:rPr>
-        <w:t>7.3. Amendments are valid only in writing signed by both Parties (including signed PDF scans).</w:t>
+        <w:t>7.3. Amendments are valid only if made in writing and signed by both Parties (including exchange of signed PDF scans).</w:t>
       </w:r>
     </w:p>
     <w:p>
       <w:pPr>
         <w:spacing w:before="60" w:after="40" w:line="252" w:lineRule="auto"/>
+        <w:jc w:val="left"/>
       </w:pPr>
       <w:r>
         <w:rPr>
@@ -627,12 +775,13 @@
           <w:b w:val="0"/>
           <w:sz w:val="20"/>
         </w:rPr>
-        <w:t>8.2. Disputes not settled amicably within 15 business days shall be referred to the competent courts of Istanbul, Türkiye. Proceedings language: English, unless otherwise agreed.</w:t>
+        <w:t>8.2. Disputes not settled amicably within 15 (fifteen) business days shall be referred to the competent courts of Istanbul, Türkiye. The language of proceedings shall be English, unless otherwise agreed.</w:t>
       </w:r>
     </w:p>
     <w:p>
       <w:pPr>
         <w:spacing w:before="60" w:after="40" w:line="252" w:lineRule="auto"/>
+        <w:jc w:val="left"/>
       </w:pPr>
       <w:r>
         <w:rPr>
@@ -654,7 +803,7 @@
           <w:b w:val="0"/>
           <w:sz w:val="20"/>
         </w:rPr>
-        <w:t>9.1. Executed in English and Russian in two counterparts. In case of discrepancy, the English version prevails. PDF scans of signed originals have equal force.</w:t>
+        <w:t>9.1. This Agreement is executed in English and Russian in two counterparts (one for each Party). In case of discrepancy between the language versions, the English version shall prevail. Each counterpart (including a PDF scan of a signed original) has equal legal force.</w:t>
       </w:r>
     </w:p>
     <w:p>
@@ -668,7 +817,7 @@
           <w:b w:val="0"/>
           <w:sz w:val="20"/>
         </w:rPr>
-        <w:t>9.2. Annexes: Annex No. 1 — Commercial Proposal dated 06 August 2026; Annex No. 2 — Contractor Company Card / bank details.</w:t>
+        <w:t>9.2. Appendix No. 1 (List of Services and Prices) forms an integral part of this Agreement.</w:t>
       </w:r>
     </w:p>
     <w:p>
@@ -682,12 +831,13 @@
           <w:b w:val="0"/>
           <w:sz w:val="20"/>
         </w:rPr>
-        <w:t>9.3. Notices by email to Clause 10 addresses are deemed received on the next business day if no delivery failure notice is received.</w:t>
+        <w:t>9.3. Notices may be sent by email to the addresses in Clause 10 and are deemed received on the next business day after sending if no delivery failure notice is received.</w:t>
       </w:r>
     </w:p>
     <w:p>
       <w:pPr>
         <w:spacing w:before="60" w:after="60" w:line="252" w:lineRule="auto"/>
+        <w:jc w:val="left"/>
       </w:pPr>
       <w:r>
         <w:rPr>
@@ -704,13 +854,13 @@
         <w:tblLook w:firstColumn="1" w:firstRow="1" w:lastColumn="0" w:lastRow="0" w:noHBand="0" w:noVBand="1" w:val="04A0"/>
       </w:tblPr>
       <w:tblGrid>
-        <w:gridCol w:w="5227"/>
-        <w:gridCol w:w="5227"/>
+        <w:gridCol w:w="5185"/>
+        <w:gridCol w:w="5185"/>
       </w:tblGrid>
       <w:tr>
         <w:tc>
           <w:tcPr>
-            <w:tcW w:type="dxa" w:w="5227"/>
+            <w:tcW w:type="dxa" w:w="5185"/>
           </w:tcPr>
           <w:p>
             <w:r/>
@@ -746,7 +896,7 @@
                 <w:b w:val="0"/>
                 <w:sz w:val="17"/>
               </w:rPr>
-              <w:t>Address: Egitim Mahallesi, Fahrettin Kerim Gokay Caddesi, Ortaklar Is Merkezi, No: 71/57, Kadikoy, Istanbul, Turkiye</w:t>
+              <w:t>Address: Egitim Mahallesi, Fahrettin Kerim Gokay Caddesi, Ortaklar Is Merkezi, No: 71/57, Kadikoy, Istanbul, Turkey</w:t>
             </w:r>
           </w:p>
           <w:p>
@@ -856,7 +1006,7 @@
         </w:tc>
         <w:tc>
           <w:tcPr>
-            <w:tcW w:type="dxa" w:w="5227"/>
+            <w:tcW w:type="dxa" w:w="5185"/>
           </w:tcPr>
           <w:p>
             <w:r/>
@@ -999,7 +1149,7 @@
       <w:tr>
         <w:tc>
           <w:tcPr>
-            <w:tcW w:type="dxa" w:w="5227"/>
+            <w:tcW w:type="dxa" w:w="5185"/>
           </w:tcPr>
           <w:p>
             <w:r/>
@@ -1058,7 +1208,7 @@
         </w:tc>
         <w:tc>
           <w:tcPr>
-            <w:tcW w:type="dxa" w:w="5227"/>
+            <w:tcW w:type="dxa" w:w="5185"/>
           </w:tcPr>
           <w:p>
             <w:r/>
@@ -1118,8 +1268,293 @@
       </w:tr>
     </w:tbl>
     <w:p>
+      <w:r>
+        <w:br w:type="page"/>
+      </w:r>
+    </w:p>
+    <w:p>
+      <w:pPr>
+        <w:spacing w:before="0" w:after="40" w:line="252" w:lineRule="auto"/>
+        <w:jc w:val="center"/>
+      </w:pPr>
+      <w:r>
+        <w:rPr>
+          <w:rFonts w:ascii="Times New Roman" w:hAnsi="Times New Roman" w:eastAsia="Times New Roman"/>
+          <w:b/>
+          <w:sz w:val="24"/>
+        </w:rPr>
+        <w:t>APPENDIX No. 1</w:t>
+      </w:r>
+    </w:p>
+    <w:p>
+      <w:pPr>
+        <w:spacing w:before="0" w:after="40" w:line="252" w:lineRule="auto"/>
+        <w:jc w:val="center"/>
+      </w:pPr>
+      <w:r>
+        <w:rPr>
+          <w:rFonts w:ascii="Times New Roman" w:hAnsi="Times New Roman" w:eastAsia="Times New Roman"/>
+          <w:b/>
+          <w:sz w:val="20"/>
+        </w:rPr>
+        <w:t>to Service Agreement No. ____ / JT-BSI-2026</w:t>
+      </w:r>
+    </w:p>
+    <w:p>
+      <w:pPr>
+        <w:spacing w:before="0" w:after="80" w:line="252" w:lineRule="auto"/>
+        <w:jc w:val="center"/>
+      </w:pPr>
+      <w:r>
+        <w:rPr>
+          <w:rFonts w:ascii="Times New Roman" w:hAnsi="Times New Roman" w:eastAsia="Times New Roman"/>
+          <w:b/>
+          <w:sz w:val="22"/>
+        </w:rPr>
+        <w:t>LIST OF SERVICES AND PRICES</w:t>
+      </w:r>
+    </w:p>
+    <w:p>
       <w:pPr>
         <w:spacing w:before="0" w:after="20" w:line="252" w:lineRule="auto"/>
+        <w:jc w:val="center"/>
+      </w:pPr>
+      <w:r>
+        <w:rPr>
+          <w:rFonts w:ascii="Times New Roman" w:hAnsi="Times New Roman" w:eastAsia="Times New Roman"/>
+          <w:b w:val="0"/>
+          <w:sz w:val="20"/>
+        </w:rPr>
+        <w:t>Aircraft: Boeing 737-500, registration mark VQ-BOO</w:t>
+      </w:r>
+    </w:p>
+    <w:p>
+      <w:pPr>
+        <w:spacing w:before="0" w:after="20" w:line="252" w:lineRule="auto"/>
+        <w:jc w:val="center"/>
+      </w:pPr>
+      <w:r>
+        <w:rPr>
+          <w:rFonts w:ascii="Times New Roman" w:hAnsi="Times New Roman" w:eastAsia="Times New Roman"/>
+          <w:b w:val="0"/>
+          <w:sz w:val="20"/>
+        </w:rPr>
+        <w:t>Place of performance: JAT Tehnika, Belgrade, Republic of Serbia</w:t>
+      </w:r>
+    </w:p>
+    <w:p>
+      <w:pPr>
+        <w:spacing w:before="0" w:after="120" w:line="252" w:lineRule="auto"/>
+        <w:jc w:val="center"/>
+      </w:pPr>
+      <w:r>
+        <w:rPr>
+          <w:rFonts w:ascii="Times New Roman" w:hAnsi="Times New Roman" w:eastAsia="Times New Roman"/>
+          <w:b w:val="0"/>
+          <w:sz w:val="20"/>
+        </w:rPr>
+        <w:t>Approximate duration: 3 (three) days</w:t>
+      </w:r>
+    </w:p>
+    <w:p>
+      <w:pPr>
+        <w:spacing w:before="0" w:after="60" w:line="252" w:lineRule="auto"/>
+        <w:jc w:val="left"/>
+      </w:pPr>
+      <w:r>
+        <w:rPr>
+          <w:rFonts w:ascii="Times New Roman" w:hAnsi="Times New Roman" w:eastAsia="Times New Roman"/>
+          <w:b/>
+          <w:sz w:val="20"/>
+        </w:rPr>
+        <w:t>1. List of Services (components):</w:t>
+      </w:r>
+    </w:p>
+    <w:p>
+      <w:pPr>
+        <w:spacing w:before="0" w:after="60" w:line="252" w:lineRule="auto"/>
+        <w:jc w:val="left"/>
+      </w:pPr>
+      <w:r>
+        <w:rPr>
+          <w:rFonts w:ascii="Times New Roman" w:hAnsi="Times New Roman" w:eastAsia="Times New Roman"/>
+          <w:b w:val="0"/>
+          <w:sz w:val="20"/>
+        </w:rPr>
+        <w:t>1.1. BSI of two (2) CFM56-3 engines (work scope to be confirmed).</w:t>
+      </w:r>
+    </w:p>
+    <w:p>
+      <w:pPr>
+        <w:spacing w:before="0" w:after="60" w:line="252" w:lineRule="auto"/>
+        <w:jc w:val="left"/>
+      </w:pPr>
+      <w:r>
+        <w:rPr>
+          <w:rFonts w:ascii="Times New Roman" w:hAnsi="Times New Roman" w:eastAsia="Times New Roman"/>
+          <w:b w:val="0"/>
+          <w:sz w:val="20"/>
+        </w:rPr>
+        <w:t>1.2. BSI of APU APS2000.</w:t>
+      </w:r>
+    </w:p>
+    <w:p>
+      <w:pPr>
+        <w:spacing w:before="0" w:after="60" w:line="252" w:lineRule="auto"/>
+        <w:jc w:val="left"/>
+      </w:pPr>
+      <w:r>
+        <w:rPr>
+          <w:rFonts w:ascii="Times New Roman" w:hAnsi="Times New Roman" w:eastAsia="Times New Roman"/>
+          <w:b w:val="0"/>
+          <w:sz w:val="20"/>
+        </w:rPr>
+        <w:t>1.3. Aircraft GVI, including landing gears, cabin and avionics compartment.</w:t>
+      </w:r>
+    </w:p>
+    <w:p>
+      <w:pPr>
+        <w:spacing w:before="0" w:after="60" w:line="252" w:lineRule="auto"/>
+        <w:jc w:val="left"/>
+      </w:pPr>
+      <w:r>
+        <w:rPr>
+          <w:rFonts w:ascii="Times New Roman" w:hAnsi="Times New Roman" w:eastAsia="Times New Roman"/>
+          <w:b w:val="0"/>
+          <w:sz w:val="20"/>
+        </w:rPr>
+        <w:t>1.4. Paperwork inspection (Engines, APU).</w:t>
+      </w:r>
+    </w:p>
+    <w:p>
+      <w:pPr>
+        <w:spacing w:before="0" w:after="80" w:line="252" w:lineRule="auto"/>
+        <w:jc w:val="left"/>
+      </w:pPr>
+      <w:r>
+        <w:rPr>
+          <w:rFonts w:ascii="Times New Roman" w:hAnsi="Times New Roman" w:eastAsia="Times New Roman"/>
+          <w:b w:val="0"/>
+          <w:sz w:val="20"/>
+        </w:rPr>
+        <w:t>1.5. Transportation and accommodation costs related to performance of the Services.</w:t>
+      </w:r>
+    </w:p>
+    <w:p>
+      <w:pPr>
+        <w:spacing w:before="0" w:after="60" w:line="252" w:lineRule="auto"/>
+        <w:jc w:val="left"/>
+      </w:pPr>
+      <w:r>
+        <w:rPr>
+          <w:rFonts w:ascii="Times New Roman" w:hAnsi="Times New Roman" w:eastAsia="Times New Roman"/>
+          <w:b/>
+          <w:sz w:val="20"/>
+        </w:rPr>
+        <w:t>2. Prices (USD, exclusive of any applicable taxes and fees):</w:t>
+      </w:r>
+    </w:p>
+    <w:p>
+      <w:pPr>
+        <w:spacing w:before="0" w:after="20" w:line="252" w:lineRule="auto"/>
+        <w:jc w:val="left"/>
+      </w:pPr>
+      <w:r>
+        <w:rPr>
+          <w:rFonts w:ascii="Times New Roman" w:hAnsi="Times New Roman" w:eastAsia="Times New Roman"/>
+          <w:b w:val="0"/>
+          <w:sz w:val="20"/>
+        </w:rPr>
+        <w:t>• BSI CFM56-3 – 2 Engines (work scope to be confirmed) — USD 9,500.00</w:t>
+      </w:r>
+    </w:p>
+    <w:p>
+      <w:pPr>
+        <w:spacing w:before="0" w:after="20" w:line="252" w:lineRule="auto"/>
+        <w:jc w:val="left"/>
+      </w:pPr>
+      <w:r>
+        <w:rPr>
+          <w:rFonts w:ascii="Times New Roman" w:hAnsi="Times New Roman" w:eastAsia="Times New Roman"/>
+          <w:b w:val="0"/>
+          <w:sz w:val="20"/>
+        </w:rPr>
+        <w:t>• BSI APU APS2000 — USD 4,000.00</w:t>
+      </w:r>
+    </w:p>
+    <w:p>
+      <w:pPr>
+        <w:spacing w:before="0" w:after="20" w:line="252" w:lineRule="auto"/>
+        <w:jc w:val="left"/>
+      </w:pPr>
+      <w:r>
+        <w:rPr>
+          <w:rFonts w:ascii="Times New Roman" w:hAnsi="Times New Roman" w:eastAsia="Times New Roman"/>
+          <w:b w:val="0"/>
+          <w:sz w:val="20"/>
+        </w:rPr>
+        <w:t>• Aircraft GVI (including landing gears, cabin, avionics compartment) — USD 3,000.00</w:t>
+      </w:r>
+    </w:p>
+    <w:p>
+      <w:pPr>
+        <w:spacing w:before="0" w:after="20" w:line="252" w:lineRule="auto"/>
+        <w:jc w:val="left"/>
+      </w:pPr>
+      <w:r>
+        <w:rPr>
+          <w:rFonts w:ascii="Times New Roman" w:hAnsi="Times New Roman" w:eastAsia="Times New Roman"/>
+          <w:b w:val="0"/>
+          <w:sz w:val="20"/>
+        </w:rPr>
+        <w:t>• Paperwork inspection (Engines, APU) — USD 3,500.00</w:t>
+      </w:r>
+    </w:p>
+    <w:p>
+      <w:pPr>
+        <w:spacing w:before="0" w:after="20" w:line="252" w:lineRule="auto"/>
+        <w:jc w:val="left"/>
+      </w:pPr>
+      <w:r>
+        <w:rPr>
+          <w:rFonts w:ascii="Times New Roman" w:hAnsi="Times New Roman" w:eastAsia="Times New Roman"/>
+          <w:b w:val="0"/>
+          <w:sz w:val="20"/>
+        </w:rPr>
+        <w:t>• Transportation and accommodation costs — USD 4,000.00</w:t>
+      </w:r>
+    </w:p>
+    <w:p>
+      <w:pPr>
+        <w:spacing w:before="60" w:after="80" w:line="252" w:lineRule="auto"/>
+        <w:jc w:val="left"/>
+      </w:pPr>
+      <w:r>
+        <w:rPr>
+          <w:rFonts w:ascii="Times New Roman" w:hAnsi="Times New Roman" w:eastAsia="Times New Roman"/>
+          <w:b/>
+          <w:sz w:val="20"/>
+        </w:rPr>
+        <w:t>TOTAL: USD 24,000.00 (twenty-four thousand US dollars).</w:t>
+      </w:r>
+    </w:p>
+    <w:p>
+      <w:pPr>
+        <w:spacing w:before="0" w:after="40" w:line="252" w:lineRule="auto"/>
+        <w:jc w:val="left"/>
+      </w:pPr>
+      <w:r>
+        <w:rPr>
+          <w:rFonts w:ascii="Times New Roman" w:hAnsi="Times New Roman" w:eastAsia="Times New Roman"/>
+          <w:b/>
+          <w:sz w:val="20"/>
+        </w:rPr>
+        <w:t>3. Notes:</w:t>
+      </w:r>
+    </w:p>
+    <w:p>
+      <w:pPr>
+        <w:spacing w:before="0" w:after="60" w:line="252" w:lineRule="auto"/>
         <w:jc w:val="both"/>
       </w:pPr>
       <w:r>
@@ -1128,37 +1563,83 @@
           <w:b w:val="0"/>
           <w:sz w:val="20"/>
         </w:rPr>
+        <w:t>3.1. The Price excludes any applicable taxes and fees.</w:t>
       </w:r>
     </w:p>
     <w:p>
       <w:pPr>
-        <w:spacing w:before="0" w:after="20" w:line="252" w:lineRule="auto"/>
+        <w:spacing w:before="0" w:after="60" w:line="252" w:lineRule="auto"/>
+        <w:jc w:val="both"/>
       </w:pPr>
       <w:r>
         <w:rPr>
           <w:rFonts w:ascii="Times New Roman" w:hAnsi="Times New Roman" w:eastAsia="Times New Roman"/>
           <w:b w:val="0"/>
-          <w:sz w:val="17"/>
+          <w:sz w:val="20"/>
         </w:rPr>
-        <w:t>Annex No. 1 — Commercial Proposal “VQ-BOO BSI and Inspection” dated 06 August 2026 (attached).</w:t>
+        <w:t>3.2. Access to the airport area and to the Aircraft shall be provided by the Customer.</w:t>
       </w:r>
     </w:p>
     <w:p>
       <w:pPr>
-        <w:spacing w:before="0" w:after="20" w:line="252" w:lineRule="auto"/>
+        <w:spacing w:before="0" w:after="60" w:line="252" w:lineRule="auto"/>
+        <w:jc w:val="both"/>
       </w:pPr>
       <w:r>
         <w:rPr>
           <w:rFonts w:ascii="Times New Roman" w:hAnsi="Times New Roman" w:eastAsia="Times New Roman"/>
           <w:b w:val="0"/>
-          <w:sz w:val="17"/>
+          <w:sz w:val="20"/>
         </w:rPr>
-        <w:t>Annex No. 2 — JET TECHNIC Company Card (attached).</w:t>
+        <w:t>3.3. BSI shall be performed by a certified engineer issuing a BSI report and video materials.</w:t>
       </w:r>
     </w:p>
     <w:p>
       <w:pPr>
-        <w:spacing w:before="60" w:after="60" w:line="252" w:lineRule="auto"/>
+        <w:spacing w:before="0" w:after="160" w:line="252" w:lineRule="auto"/>
+        <w:jc w:val="both"/>
+      </w:pPr>
+      <w:r>
+        <w:rPr>
+          <w:rFonts w:ascii="Times New Roman" w:hAnsi="Times New Roman" w:eastAsia="Times New Roman"/>
+          <w:b w:val="0"/>
+          <w:sz w:val="20"/>
+        </w:rPr>
+        <w:t>3.4. This Appendix No. 1 is an integral part of the Agreement.</w:t>
+      </w:r>
+    </w:p>
+    <w:p>
+      <w:pPr>
+        <w:spacing w:before="0" w:after="40" w:line="252" w:lineRule="auto"/>
+        <w:jc w:val="left"/>
+      </w:pPr>
+      <w:r>
+        <w:rPr>
+          <w:rFonts w:ascii="Times New Roman" w:hAnsi="Times New Roman" w:eastAsia="Times New Roman"/>
+          <w:b w:val="0"/>
+          <w:sz w:val="20"/>
+        </w:rPr>
+        <w:t>CONTRACTOR: ________________ / Serdar Guler /</w:t>
+      </w:r>
+    </w:p>
+    <w:p>
+      <w:pPr>
+        <w:spacing w:before="0" w:after="120" w:line="252" w:lineRule="auto"/>
+        <w:jc w:val="left"/>
+      </w:pPr>
+      <w:r>
+        <w:rPr>
+          <w:rFonts w:ascii="Times New Roman" w:hAnsi="Times New Roman" w:eastAsia="Times New Roman"/>
+          <w:b w:val="0"/>
+          <w:sz w:val="20"/>
+        </w:rPr>
+        <w:t>CUSTOMER:   ________________ / [Name] /</w:t>
+      </w:r>
+    </w:p>
+    <w:p>
+      <w:pPr>
+        <w:spacing w:before="0" w:after="60" w:line="252" w:lineRule="auto"/>
+        <w:jc w:val="left"/>
       </w:pPr>
       <w:r>
         <w:rPr>
@@ -1166,17 +1647,85 @@
           <w:b w:val="0"/>
           <w:sz w:val="16"/>
         </w:rPr>
-        <w:t>DRAFT for internal review. Customer details and payment schedule still pending. Not legal advice.</w:t>
+        <w:t>DRAFT — for internal review. Customer details still pending. Not legal advice.</w:t>
       </w:r>
     </w:p>
     <w:sectPr>
+      <w:headerReference w:type="default" r:id="rId9"/>
+      <w:footerReference w:type="default" r:id="rId10"/>
       <w:pgSz w:w="12240" w:h="15840"/>
-      <w:pgMar w:top="765" w:right="765" w:bottom="765" w:left="1020" w:header="720" w:footer="720" w:gutter="0"/>
+      <w:pgMar w:top="680" w:right="850" w:bottom="907" w:left="1020" w:header="283" w:footer="283" w:gutter="0"/>
       <w:cols w:space="720"/>
       <w:docGrid w:linePitch="360"/>
     </w:sectPr>
   </w:body>
 </w:document>
+</file>
+
+<file path=word/footer1.xml><?xml version="1.0" encoding="utf-8"?>
+<w:ftr xmlns:m="http://schemas.openxmlformats.org/officeDocument/2006/math" xmlns:mc="http://schemas.openxmlformats.org/markup-compatibility/2006" xmlns:mo="http://schemas.microsoft.com/office/mac/office/2008/main" xmlns:mv="urn:schemas-microsoft-com:mac:vml" xmlns:o="urn:schemas-microsoft-com:office:office" xmlns:r="http://schemas.openxmlformats.org/officeDocument/2006/relationships" xmlns:v="urn:schemas-microsoft-com:vml" xmlns:w10="urn:schemas-microsoft-com:office:word" xmlns:w14="http://schemas.microsoft.com/office/word/2010/wordml" xmlns:w="http://schemas.openxmlformats.org/wordprocessingml/2006/main" xmlns:wne="http://schemas.microsoft.com/office/word/2006/wordml" xmlns:wp14="http://schemas.microsoft.com/office/word/2010/wordprocessingDrawing" xmlns:wp="http://schemas.openxmlformats.org/drawingml/2006/wordprocessingDrawing" xmlns:wpc="http://schemas.microsoft.com/office/word/2010/wordprocessingCanvas" xmlns:wpg="http://schemas.microsoft.com/office/word/2010/wordprocessingGroup" xmlns:wpi="http://schemas.microsoft.com/office/word/2010/wordprocessingInk" xmlns:wps="http://schemas.microsoft.com/office/word/2010/wordprocessingShape" mc:Ignorable="w14 wp14">
+  <w:p>
+    <w:pPr>
+      <w:pStyle w:val="Footer"/>
+      <w:jc w:val="center"/>
+    </w:pPr>
+    <w:r>
+      <w:rPr>
+        <w:rFonts w:ascii="Times New Roman" w:hAnsi="Times New Roman" w:eastAsia="Times New Roman"/>
+        <w:b w:val="0"/>
+        <w:color w:val="555555"/>
+        <w:sz w:val="15"/>
+      </w:rPr>
+      <w:t>Egitim Mahallesi, Fahrettin Kerim Gokay Caddesi, Ortaklar Ishani, N: 71/57, Kadikoy, 34722, Istanbul, Turkey  |  sales@jetechnic.com  |  jetechnic.com</w:t>
+    </w:r>
+  </w:p>
+</w:ftr>
+</file>
+
+<file path=word/header1.xml><?xml version="1.0" encoding="utf-8"?>
+<w:hdr xmlns:m="http://schemas.openxmlformats.org/officeDocument/2006/math" xmlns:mc="http://schemas.openxmlformats.org/markup-compatibility/2006" xmlns:mo="http://schemas.microsoft.com/office/mac/office/2008/main" xmlns:mv="urn:schemas-microsoft-com:mac:vml" xmlns:o="urn:schemas-microsoft-com:office:office" xmlns:r="http://schemas.openxmlformats.org/officeDocument/2006/relationships" xmlns:v="urn:schemas-microsoft-com:vml" xmlns:w10="urn:schemas-microsoft-com:office:word" xmlns:w14="http://schemas.microsoft.com/office/word/2010/wordml" xmlns:w="http://schemas.openxmlformats.org/wordprocessingml/2006/main" xmlns:wne="http://schemas.microsoft.com/office/word/2006/wordml" xmlns:wp14="http://schemas.microsoft.com/office/word/2010/wordprocessingDrawing" xmlns:wp="http://schemas.openxmlformats.org/drawingml/2006/wordprocessingDrawing" xmlns:wpc="http://schemas.microsoft.com/office/word/2010/wordprocessingCanvas" xmlns:wpg="http://schemas.microsoft.com/office/word/2010/wordprocessingGroup" xmlns:wpi="http://schemas.microsoft.com/office/word/2010/wordprocessingInk" xmlns:wps="http://schemas.microsoft.com/office/word/2010/wordprocessingShape" mc:Ignorable="w14 wp14">
+  <w:p>
+    <w:pPr>
+      <w:pStyle w:val="Header"/>
+      <w:spacing w:after="40" w:before="0"/>
+      <w:jc w:val="center"/>
+    </w:pPr>
+    <w:r>
+      <w:drawing>
+        <wp:inline xmlns:a="http://schemas.openxmlformats.org/drawingml/2006/main" xmlns:pic="http://schemas.openxmlformats.org/drawingml/2006/picture">
+          <wp:extent cx="3780000" cy="644882"/>
+          <wp:docPr id="1" name="Picture 1"/>
+          <wp:cNvGraphicFramePr>
+            <a:graphicFrameLocks noChangeAspect="1"/>
+          </wp:cNvGraphicFramePr>
+          <a:graphic>
+            <a:graphicData uri="http://schemas.openxmlformats.org/drawingml/2006/picture">
+              <pic:pic>
+                <pic:nvPicPr>
+                  <pic:cNvPr id="0" name="jet_technic_logo.png"/>
+                  <pic:cNvPicPr/>
+                </pic:nvPicPr>
+                <pic:blipFill>
+                  <a:blip r:embed="rId1"/>
+                  <a:stretch>
+                    <a:fillRect/>
+                  </a:stretch>
+                </pic:blipFill>
+                <pic:spPr>
+                  <a:xfrm>
+                    <a:off x="0" y="0"/>
+                    <a:ext cx="3780000" cy="644882"/>
+                  </a:xfrm>
+                  <a:prstGeom prst="rect"/>
+                </pic:spPr>
+              </pic:pic>
+            </a:graphicData>
+          </a:graphic>
+        </wp:inline>
+      </w:drawing>
+    </w:r>
+  </w:p>
+</w:hdr>
 </file>
 
 <file path=word/numbering.xml><?xml version="1.0" encoding="utf-8"?>

--- a/agreements/Service_Agreement_JT-BSI-2026_EN.docx
+++ b/agreements/Service_Agreement_JT-BSI-2026_EN.docx
@@ -13,7 +13,24 @@
           <w:b/>
           <w:sz w:val="24"/>
         </w:rPr>
-        <w:t>SERVICE AGREEMENT No. ____ / JT-BSI-2026</w:t>
+        <w:t xml:space="preserve">SERVICE AGREEMENT No. </w:t>
+      </w:r>
+      <w:r>
+        <w:rPr>
+          <w:rFonts w:ascii="Times New Roman" w:hAnsi="Times New Roman" w:eastAsia="Times New Roman"/>
+          <w:b/>
+          <w:sz w:val="24"/>
+          <w:highlight w:val="yellow"/>
+        </w:rPr>
+        <w:t>____</w:t>
+      </w:r>
+      <w:r>
+        <w:rPr>
+          <w:rFonts w:ascii="Times New Roman" w:hAnsi="Times New Roman" w:eastAsia="Times New Roman"/>
+          <w:b/>
+          <w:sz w:val="24"/>
+        </w:rPr>
+        <w:t xml:space="preserve"> / JT-BSI-2026</w:t>
       </w:r>
     </w:p>
     <w:p>
@@ -55,7 +72,58 @@
           <w:b w:val="0"/>
           <w:sz w:val="19"/>
         </w:rPr>
-        <w:t>Place of conclusion: ________________    Date: «____» ____________ 2026</w:t>
+        <w:t xml:space="preserve">Place of conclusion: </w:t>
+      </w:r>
+      <w:r>
+        <w:rPr>
+          <w:rFonts w:ascii="Times New Roman" w:hAnsi="Times New Roman" w:eastAsia="Times New Roman"/>
+          <w:b w:val="0"/>
+          <w:sz w:val="19"/>
+          <w:highlight w:val="yellow"/>
+        </w:rPr>
+        <w:t>________________</w:t>
+      </w:r>
+      <w:r>
+        <w:rPr>
+          <w:rFonts w:ascii="Times New Roman" w:hAnsi="Times New Roman" w:eastAsia="Times New Roman"/>
+          <w:b w:val="0"/>
+          <w:sz w:val="19"/>
+        </w:rPr>
+        <w:t xml:space="preserve">    Date: </w:t>
+      </w:r>
+      <w:r>
+        <w:rPr>
+          <w:rFonts w:ascii="Times New Roman" w:hAnsi="Times New Roman" w:eastAsia="Times New Roman"/>
+          <w:b w:val="0"/>
+          <w:sz w:val="19"/>
+          <w:highlight w:val="yellow"/>
+        </w:rPr>
+        <w:t>«____»</w:t>
+      </w:r>
+      <w:r>
+        <w:rPr>
+          <w:rFonts w:ascii="Times New Roman" w:hAnsi="Times New Roman" w:eastAsia="Times New Roman"/>
+          <w:b w:val="0"/>
+          <w:sz w:val="19"/>
+        </w:rPr>
+        <w:t xml:space="preserve"> </w:t>
+      </w:r>
+      <w:r>
+        <w:rPr>
+          <w:rFonts w:ascii="Times New Roman" w:hAnsi="Times New Roman" w:eastAsia="Times New Roman"/>
+          <w:b w:val="0"/>
+          <w:sz w:val="19"/>
+          <w:highlight w:val="yellow"/>
+        </w:rPr>
+        <w:t>____________</w:t>
+      </w:r>
+      <w:r>
+        <w:rPr>
+          <w:rFonts w:ascii="Times New Roman" w:hAnsi="Times New Roman" w:eastAsia="Times New Roman"/>
+          <w:b w:val="0"/>
+          <w:sz w:val="19"/>
+        </w:rPr>
+        <w:t xml:space="preserve"> 2026</w:t>
       </w:r>
     </w:p>
     <w:p>
@@ -106,16 +174,9 @@
           <w:rFonts w:ascii="Times New Roman" w:hAnsi="Times New Roman" w:eastAsia="Times New Roman"/>
           <w:b/>
           <w:sz w:val="20"/>
+          <w:highlight w:val="yellow"/>
         </w:rPr>
         <w:t>[CLIENT FULL LEGAL NAME]</w:t>
-      </w:r>
-      <w:r>
-        <w:rPr>
-          <w:rFonts w:ascii="Times New Roman" w:hAnsi="Times New Roman" w:eastAsia="Times New Roman"/>
-          <w:b w:val="0"/>
-          <w:sz w:val="20"/>
-        </w:rPr>
-        <w:t xml:space="preserve"> (registered address: [●], registration / tax ID: [●], hereinafter the “</w:t>
       </w:r>
       <w:r>
         <w:rPr>
@@ -123,15 +184,75 @@
           <w:b/>
           <w:sz w:val="20"/>
         </w:rPr>
-        <w:t>Customer</w:t>
+        <w:t xml:space="preserve"> (registered address: </w:t>
       </w:r>
       <w:r>
         <w:rPr>
           <w:rFonts w:ascii="Times New Roman" w:hAnsi="Times New Roman" w:eastAsia="Times New Roman"/>
-          <w:b w:val="0"/>
+          <w:b/>
+          <w:sz w:val="20"/>
+          <w:highlight w:val="yellow"/>
+        </w:rPr>
+        <w:t>[●]</w:t>
+      </w:r>
+      <w:r>
+        <w:rPr>
+          <w:rFonts w:ascii="Times New Roman" w:hAnsi="Times New Roman" w:eastAsia="Times New Roman"/>
+          <w:b/>
           <w:sz w:val="20"/>
         </w:rPr>
-        <w:t>”), represented by [full name, title], acting on the basis of [Charter / Power of Attorney], on the other part,</w:t>
+        <w:t xml:space="preserve">, registration / tax ID: </w:t>
+      </w:r>
+      <w:r>
+        <w:rPr>
+          <w:rFonts w:ascii="Times New Roman" w:hAnsi="Times New Roman" w:eastAsia="Times New Roman"/>
+          <w:b/>
+          <w:sz w:val="20"/>
+          <w:highlight w:val="yellow"/>
+        </w:rPr>
+        <w:t>[●]</w:t>
+      </w:r>
+      <w:r>
+        <w:rPr>
+          <w:rFonts w:ascii="Times New Roman" w:hAnsi="Times New Roman" w:eastAsia="Times New Roman"/>
+          <w:b/>
+          <w:sz w:val="20"/>
+        </w:rPr>
+        <w:t xml:space="preserve">, hereinafter the “Customer”), represented by </w:t>
+      </w:r>
+      <w:r>
+        <w:rPr>
+          <w:rFonts w:ascii="Times New Roman" w:hAnsi="Times New Roman" w:eastAsia="Times New Roman"/>
+          <w:b/>
+          <w:sz w:val="20"/>
+          <w:highlight w:val="yellow"/>
+        </w:rPr>
+        <w:t>[full name, title]</w:t>
+      </w:r>
+      <w:r>
+        <w:rPr>
+          <w:rFonts w:ascii="Times New Roman" w:hAnsi="Times New Roman" w:eastAsia="Times New Roman"/>
+          <w:b/>
+          <w:sz w:val="20"/>
+        </w:rPr>
+        <w:t xml:space="preserve">, acting on the basis of </w:t>
+      </w:r>
+      <w:r>
+        <w:rPr>
+          <w:rFonts w:ascii="Times New Roman" w:hAnsi="Times New Roman" w:eastAsia="Times New Roman"/>
+          <w:b/>
+          <w:sz w:val="20"/>
+          <w:highlight w:val="yellow"/>
+        </w:rPr>
+        <w:t>[Charter / Power of Attorney]</w:t>
+      </w:r>
+      <w:r>
+        <w:rPr>
+          <w:rFonts w:ascii="Times New Roman" w:hAnsi="Times New Roman" w:eastAsia="Times New Roman"/>
+          <w:b/>
+          <w:sz w:val="20"/>
+        </w:rPr>
+        <w:t>, on the other part,</w:t>
       </w:r>
     </w:p>
     <w:p>
@@ -466,6 +587,7 @@
           <w:rFonts w:ascii="Times New Roman" w:hAnsi="Times New Roman" w:eastAsia="Times New Roman"/>
           <w:b w:val="0"/>
           <w:sz w:val="20"/>
+          <w:highlight w:val="yellow"/>
         </w:rPr>
         <w:t>3.2. Payment options (the Parties shall select one by ticking / striking out the inapplicable option):</w:t>
       </w:r>
@@ -480,6 +602,7 @@
           <w:rFonts w:ascii="Times New Roman" w:hAnsi="Times New Roman" w:eastAsia="Times New Roman"/>
           <w:b w:val="0"/>
           <w:sz w:val="20"/>
+          <w:highlight w:val="yellow"/>
         </w:rPr>
         <w:t>(A) 100% post-payment: the Customer shall pay 100% of the Price within 5 (five) banking days after acceptance of the Services (or deemed acceptance under Clause 2.2);</w:t>
       </w:r>
@@ -494,6 +617,7 @@
           <w:rFonts w:ascii="Times New Roman" w:hAnsi="Times New Roman" w:eastAsia="Times New Roman"/>
           <w:b w:val="0"/>
           <w:sz w:val="20"/>
+          <w:highlight w:val="yellow"/>
         </w:rPr>
         <w:t>(B) 50% / 50%: 50% of the Price within 3 (three) banking days of the invoice date, and 50% within 5 (five) banking days after acceptance of the Services; or</w:t>
       </w:r>
@@ -508,6 +632,7 @@
           <w:rFonts w:ascii="Times New Roman" w:hAnsi="Times New Roman" w:eastAsia="Times New Roman"/>
           <w:b w:val="0"/>
           <w:sz w:val="20"/>
+          <w:highlight w:val="yellow"/>
         </w:rPr>
         <w:t>(C) 100% advance: the Customer shall pay 100% of the Price within 3 (three) banking days of the invoice date / Effective Date.</w:t>
       </w:r>
@@ -522,6 +647,7 @@
           <w:rFonts w:ascii="Times New Roman" w:hAnsi="Times New Roman" w:eastAsia="Times New Roman"/>
           <w:b w:val="0"/>
           <w:sz w:val="20"/>
+          <w:highlight w:val="yellow"/>
         </w:rPr>
         <w:t>Unless another option is expressly selected in writing, option (A) (100% post-payment) shall apply.</w:t>
       </w:r>
@@ -1009,14 +1135,18 @@
             <w:tcW w:type="dxa" w:w="5185"/>
           </w:tcPr>
           <w:p>
-            <w:r/>
             <w:r>
               <w:rPr>
-                <w:rFonts w:ascii="Times New Roman" w:hAnsi="Times New Roman" w:eastAsia="Times New Roman"/>
                 <w:b/>
-                <w:sz w:val="19"/>
               </w:rPr>
-              <w:t>CUSTOMER: [●]</w:t>
+              <w:t xml:space="preserve">CUSTOMER: </w:t>
+            </w:r>
+            <w:r>
+              <w:rPr>
+                <w:b/>
+                <w:highlight w:val="yellow"/>
+              </w:rPr>
+              <w:t>[●]</w:t>
             </w:r>
           </w:p>
           <w:p>
@@ -1029,7 +1159,16 @@
                 <w:b w:val="0"/>
                 <w:sz w:val="17"/>
               </w:rPr>
-              <w:t>Full legal name: [●]</w:t>
+              <w:t xml:space="preserve">Full legal name: </w:t>
+            </w:r>
+            <w:r>
+              <w:rPr>
+                <w:rFonts w:ascii="Times New Roman" w:hAnsi="Times New Roman" w:eastAsia="Times New Roman"/>
+                <w:b w:val="0"/>
+                <w:sz w:val="17"/>
+                <w:highlight w:val="yellow"/>
+              </w:rPr>
+              <w:t>[●]</w:t>
             </w:r>
           </w:p>
           <w:p>
@@ -1042,7 +1181,16 @@
                 <w:b w:val="0"/>
                 <w:sz w:val="17"/>
               </w:rPr>
-              <w:t>Address: [●]</w:t>
+              <w:t xml:space="preserve">Address: </w:t>
+            </w:r>
+            <w:r>
+              <w:rPr>
+                <w:rFonts w:ascii="Times New Roman" w:hAnsi="Times New Roman" w:eastAsia="Times New Roman"/>
+                <w:b w:val="0"/>
+                <w:sz w:val="17"/>
+                <w:highlight w:val="yellow"/>
+              </w:rPr>
+              <w:t>[●]</w:t>
             </w:r>
           </w:p>
           <w:p>
@@ -1055,7 +1203,16 @@
                 <w:b w:val="0"/>
                 <w:sz w:val="17"/>
               </w:rPr>
-              <w:t>Reg. / Tax ID: [●]</w:t>
+              <w:t xml:space="preserve">Reg. / Tax ID: </w:t>
+            </w:r>
+            <w:r>
+              <w:rPr>
+                <w:rFonts w:ascii="Times New Roman" w:hAnsi="Times New Roman" w:eastAsia="Times New Roman"/>
+                <w:b w:val="0"/>
+                <w:sz w:val="17"/>
+                <w:highlight w:val="yellow"/>
+              </w:rPr>
+              <w:t>[●]</w:t>
             </w:r>
           </w:p>
           <w:p>
@@ -1068,7 +1225,16 @@
                 <w:b w:val="0"/>
                 <w:sz w:val="17"/>
               </w:rPr>
-              <w:t>Bank / IBAN / SWIFT: [●]</w:t>
+              <w:t xml:space="preserve">Bank / IBAN / SWIFT: </w:t>
+            </w:r>
+            <w:r>
+              <w:rPr>
+                <w:rFonts w:ascii="Times New Roman" w:hAnsi="Times New Roman" w:eastAsia="Times New Roman"/>
+                <w:b w:val="0"/>
+                <w:sz w:val="17"/>
+                <w:highlight w:val="yellow"/>
+              </w:rPr>
+              <w:t>[●]</w:t>
             </w:r>
           </w:p>
           <w:p>
@@ -1081,7 +1247,33 @@
                 <w:b w:val="0"/>
                 <w:sz w:val="17"/>
               </w:rPr>
-              <w:t>Email: [●]   Tel.: [●]</w:t>
+              <w:t xml:space="preserve">Email: </w:t>
+            </w:r>
+            <w:r>
+              <w:rPr>
+                <w:rFonts w:ascii="Times New Roman" w:hAnsi="Times New Roman" w:eastAsia="Times New Roman"/>
+                <w:b w:val="0"/>
+                <w:sz w:val="17"/>
+                <w:highlight w:val="yellow"/>
+              </w:rPr>
+              <w:t>[●]</w:t>
+            </w:r>
+            <w:r>
+              <w:rPr>
+                <w:rFonts w:ascii="Times New Roman" w:hAnsi="Times New Roman" w:eastAsia="Times New Roman"/>
+                <w:b w:val="0"/>
+                <w:sz w:val="17"/>
+              </w:rPr>
+              <w:t xml:space="preserve">   Tel.: </w:t>
+            </w:r>
+            <w:r>
+              <w:rPr>
+                <w:rFonts w:ascii="Times New Roman" w:hAnsi="Times New Roman" w:eastAsia="Times New Roman"/>
+                <w:b w:val="0"/>
+                <w:sz w:val="17"/>
+                <w:highlight w:val="yellow"/>
+              </w:rPr>
+              <w:t>[●]</w:t>
             </w:r>
           </w:p>
           <w:p>
@@ -1175,8 +1367,17 @@
                 <w:rFonts w:ascii="Times New Roman" w:hAnsi="Times New Roman" w:eastAsia="Times New Roman"/>
                 <w:b w:val="0"/>
                 <w:sz w:val="17"/>
+                <w:highlight w:val="yellow"/>
               </w:rPr>
-              <w:t>________________ / Serdar Guler /</w:t>
+              <w:t>________________</w:t>
+            </w:r>
+            <w:r>
+              <w:rPr>
+                <w:rFonts w:ascii="Times New Roman" w:hAnsi="Times New Roman" w:eastAsia="Times New Roman"/>
+                <w:b w:val="0"/>
+                <w:sz w:val="17"/>
+              </w:rPr>
+              <w:t xml:space="preserve"> / Serdar Guler /</w:t>
             </w:r>
           </w:p>
           <w:p>
@@ -1234,8 +1435,34 @@
                 <w:rFonts w:ascii="Times New Roman" w:hAnsi="Times New Roman" w:eastAsia="Times New Roman"/>
                 <w:b w:val="0"/>
                 <w:sz w:val="17"/>
+                <w:highlight w:val="yellow"/>
               </w:rPr>
-              <w:t>________________ / [Name] /</w:t>
+              <w:t>________________</w:t>
+            </w:r>
+            <w:r>
+              <w:rPr>
+                <w:rFonts w:ascii="Times New Roman" w:hAnsi="Times New Roman" w:eastAsia="Times New Roman"/>
+                <w:b w:val="0"/>
+                <w:sz w:val="17"/>
+              </w:rPr>
+              <w:t xml:space="preserve"> / </w:t>
+            </w:r>
+            <w:r>
+              <w:rPr>
+                <w:rFonts w:ascii="Times New Roman" w:hAnsi="Times New Roman" w:eastAsia="Times New Roman"/>
+                <w:b w:val="0"/>
+                <w:sz w:val="17"/>
+                <w:highlight w:val="yellow"/>
+              </w:rPr>
+              <w:t>[Name]</w:t>
+            </w:r>
+            <w:r>
+              <w:rPr>
+                <w:rFonts w:ascii="Times New Roman" w:hAnsi="Times New Roman" w:eastAsia="Times New Roman"/>
+                <w:b w:val="0"/>
+                <w:sz w:val="17"/>
+              </w:rPr>
+              <w:t xml:space="preserve"> /</w:t>
             </w:r>
           </w:p>
           <w:p>
@@ -1248,7 +1475,16 @@
                 <w:b w:val="0"/>
                 <w:sz w:val="17"/>
               </w:rPr>
-              <w:t>Title: [●]</w:t>
+              <w:t xml:space="preserve">Title: </w:t>
+            </w:r>
+            <w:r>
+              <w:rPr>
+                <w:rFonts w:ascii="Times New Roman" w:hAnsi="Times New Roman" w:eastAsia="Times New Roman"/>
+                <w:b w:val="0"/>
+                <w:sz w:val="17"/>
+                <w:highlight w:val="yellow"/>
+              </w:rPr>
+              <w:t>[●]</w:t>
             </w:r>
           </w:p>
           <w:p>
@@ -1297,7 +1533,24 @@
           <w:b/>
           <w:sz w:val="20"/>
         </w:rPr>
-        <w:t>to Service Agreement No. ____ / JT-BSI-2026</w:t>
+        <w:t xml:space="preserve">to Service Agreement No. </w:t>
+      </w:r>
+      <w:r>
+        <w:rPr>
+          <w:rFonts w:ascii="Times New Roman" w:hAnsi="Times New Roman" w:eastAsia="Times New Roman"/>
+          <w:b/>
+          <w:sz w:val="20"/>
+          <w:highlight w:val="yellow"/>
+        </w:rPr>
+        <w:t>____</w:t>
+      </w:r>
+      <w:r>
+        <w:rPr>
+          <w:rFonts w:ascii="Times New Roman" w:hAnsi="Times New Roman" w:eastAsia="Times New Roman"/>
+          <w:b/>
+          <w:sz w:val="20"/>
+        </w:rPr>
+        <w:t xml:space="preserve"> / JT-BSI-2026</w:t>
       </w:r>
     </w:p>
     <w:p>
@@ -1619,7 +1872,24 @@
           <w:b w:val="0"/>
           <w:sz w:val="20"/>
         </w:rPr>
-        <w:t>CONTRACTOR: ________________ / Serdar Guler /</w:t>
+        <w:t xml:space="preserve">CONTRACTOR: </w:t>
+      </w:r>
+      <w:r>
+        <w:rPr>
+          <w:rFonts w:ascii="Times New Roman" w:hAnsi="Times New Roman" w:eastAsia="Times New Roman"/>
+          <w:b w:val="0"/>
+          <w:sz w:val="20"/>
+          <w:highlight w:val="yellow"/>
+        </w:rPr>
+        <w:t>________________</w:t>
+      </w:r>
+      <w:r>
+        <w:rPr>
+          <w:rFonts w:ascii="Times New Roman" w:hAnsi="Times New Roman" w:eastAsia="Times New Roman"/>
+          <w:b w:val="0"/>
+          <w:sz w:val="20"/>
+        </w:rPr>
+        <w:t xml:space="preserve"> / Serdar Guler /</w:t>
       </w:r>
     </w:p>
     <w:p>
@@ -1633,7 +1903,41 @@
           <w:b w:val="0"/>
           <w:sz w:val="20"/>
         </w:rPr>
-        <w:t>CUSTOMER:   ________________ / [Name] /</w:t>
+        <w:t xml:space="preserve">CUSTOMER:   </w:t>
+      </w:r>
+      <w:r>
+        <w:rPr>
+          <w:rFonts w:ascii="Times New Roman" w:hAnsi="Times New Roman" w:eastAsia="Times New Roman"/>
+          <w:b w:val="0"/>
+          <w:sz w:val="20"/>
+          <w:highlight w:val="yellow"/>
+        </w:rPr>
+        <w:t>________________</w:t>
+      </w:r>
+      <w:r>
+        <w:rPr>
+          <w:rFonts w:ascii="Times New Roman" w:hAnsi="Times New Roman" w:eastAsia="Times New Roman"/>
+          <w:b w:val="0"/>
+          <w:sz w:val="20"/>
+        </w:rPr>
+        <w:t xml:space="preserve"> / </w:t>
+      </w:r>
+      <w:r>
+        <w:rPr>
+          <w:rFonts w:ascii="Times New Roman" w:hAnsi="Times New Roman" w:eastAsia="Times New Roman"/>
+          <w:b w:val="0"/>
+          <w:sz w:val="20"/>
+          <w:highlight w:val="yellow"/>
+        </w:rPr>
+        <w:t>[Name]</w:t>
+      </w:r>
+      <w:r>
+        <w:rPr>
+          <w:rFonts w:ascii="Times New Roman" w:hAnsi="Times New Roman" w:eastAsia="Times New Roman"/>
+          <w:b w:val="0"/>
+          <w:sz w:val="20"/>
+        </w:rPr>
+        <w:t xml:space="preserve"> /</w:t>
       </w:r>
     </w:p>
     <w:p>

--- a/agreements/Service_Agreement_JT-BSI-2026_EN.docx
+++ b/agreements/Service_Agreement_JT-BSI-2026_EN.docx
@@ -44,7 +44,7 @@
           <w:b/>
           <w:sz w:val="21"/>
         </w:rPr>
-        <w:t>for Aircraft Inspection and Engine/APU Borescope Inspection Services</w:t>
+        <w:t>Aircraft Inspection and Engine/APU Borescope Inspection</w:t>
       </w:r>
     </w:p>
     <w:p>
@@ -58,7 +58,7 @@
           <w:b/>
           <w:sz w:val="20"/>
         </w:rPr>
-        <w:t>Aircraft: Boeing 737-500, Registration VQ-BOO</w:t>
+        <w:t>Boeing 737-500, Registration VQ-BOO</w:t>
       </w:r>
     </w:p>
     <w:p>
@@ -128,7 +128,7 @@
     </w:p>
     <w:p>
       <w:pPr>
-        <w:spacing w:after="80" w:before="0" w:line="252" w:lineRule="auto"/>
+        <w:spacing w:after="60" w:line="252" w:lineRule="auto"/>
         <w:jc w:val="both"/>
       </w:pPr>
       <w:r>
@@ -145,7 +145,7 @@
           <w:b w:val="0"/>
           <w:sz w:val="20"/>
         </w:rPr>
-        <w:t xml:space="preserve"> (registered address: Egitim Mahallesi, Fahrettin Kerim Gokay Caddesi, Ortaklar Is Merkezi, No: 71/57, Kadikoy, Istanbul, Turkey; Company No. 389609-5; Tax No. 484 212 4015; tel. +90 533 736 84 00; email: sales@jetechnic.com; hereinafter the “</w:t>
+        <w:t xml:space="preserve"> (Egitim Mahallesi, Fahrettin Kerim Gokay Caddesi, Ortaklar Is Merkezi, No: 71/57, Kadikoy, Istanbul, Turkey; Company No. 389609-5; Tax No. 484 212 4015; tel. +90 533 736 84 00; sales@jetechnic.com; the “</w:t>
       </w:r>
       <w:r>
         <w:rPr>
@@ -161,12 +161,12 @@
           <w:b w:val="0"/>
           <w:sz w:val="20"/>
         </w:rPr>
-        <w:t>”), represented by Serdar Guler, Director General, acting on the basis of the Articles of Association / authority vested in the Director General, on the one part, and</w:t>
+        <w:t>”), represented by Serdar Guler, Director General, on the one part, and</w:t>
       </w:r>
     </w:p>
     <w:p>
       <w:pPr>
-        <w:spacing w:after="60" w:before="0" w:line="252" w:lineRule="auto"/>
+        <w:spacing w:after="60" w:line="252" w:lineRule="auto"/>
         <w:jc w:val="both"/>
       </w:pPr>
       <w:r>
@@ -181,15 +181,15 @@
       <w:r>
         <w:rPr>
           <w:rFonts w:ascii="Times New Roman" w:hAnsi="Times New Roman" w:eastAsia="Times New Roman"/>
-          <w:b/>
+          <w:b w:val="0"/>
           <w:sz w:val="20"/>
         </w:rPr>
-        <w:t xml:space="preserve"> (registered address: </w:t>
+        <w:t xml:space="preserve"> (</w:t>
       </w:r>
       <w:r>
         <w:rPr>
           <w:rFonts w:ascii="Times New Roman" w:hAnsi="Times New Roman" w:eastAsia="Times New Roman"/>
-          <w:b/>
+          <w:b w:val="0"/>
           <w:sz w:val="20"/>
           <w:highlight w:val="yellow"/>
         </w:rPr>
@@ -198,15 +198,15 @@
       <w:r>
         <w:rPr>
           <w:rFonts w:ascii="Times New Roman" w:hAnsi="Times New Roman" w:eastAsia="Times New Roman"/>
-          <w:b/>
+          <w:b w:val="0"/>
           <w:sz w:val="20"/>
         </w:rPr>
-        <w:t xml:space="preserve">, registration / tax ID: </w:t>
+        <w:t xml:space="preserve">; reg. / tax ID: </w:t>
       </w:r>
       <w:r>
         <w:rPr>
           <w:rFonts w:ascii="Times New Roman" w:hAnsi="Times New Roman" w:eastAsia="Times New Roman"/>
-          <w:b/>
+          <w:b w:val="0"/>
           <w:sz w:val="20"/>
           <w:highlight w:val="yellow"/>
         </w:rPr>
@@ -215,15 +215,31 @@
       <w:r>
         <w:rPr>
           <w:rFonts w:ascii="Times New Roman" w:hAnsi="Times New Roman" w:eastAsia="Times New Roman"/>
-          <w:b/>
+          <w:b w:val="0"/>
           <w:sz w:val="20"/>
         </w:rPr>
-        <w:t xml:space="preserve">, hereinafter the “Customer”), represented by </w:t>
+        <w:t>; the “</w:t>
       </w:r>
       <w:r>
         <w:rPr>
           <w:rFonts w:ascii="Times New Roman" w:hAnsi="Times New Roman" w:eastAsia="Times New Roman"/>
           <w:b/>
+          <w:sz w:val="20"/>
+        </w:rPr>
+        <w:t>Customer</w:t>
+      </w:r>
+      <w:r>
+        <w:rPr>
+          <w:rFonts w:ascii="Times New Roman" w:hAnsi="Times New Roman" w:eastAsia="Times New Roman"/>
+          <w:b w:val="0"/>
+          <w:sz w:val="20"/>
+        </w:rPr>
+        <w:t xml:space="preserve">”), represented by </w:t>
+      </w:r>
+      <w:r>
+        <w:rPr>
+          <w:rFonts w:ascii="Times New Roman" w:hAnsi="Times New Roman" w:eastAsia="Times New Roman"/>
+          <w:b w:val="0"/>
           <w:sz w:val="20"/>
           <w:highlight w:val="yellow"/>
         </w:rPr>
@@ -232,15 +248,15 @@
       <w:r>
         <w:rPr>
           <w:rFonts w:ascii="Times New Roman" w:hAnsi="Times New Roman" w:eastAsia="Times New Roman"/>
-          <w:b/>
+          <w:b w:val="0"/>
           <w:sz w:val="20"/>
         </w:rPr>
-        <w:t xml:space="preserve">, acting on the basis of </w:t>
+        <w:t xml:space="preserve"> under </w:t>
       </w:r>
       <w:r>
         <w:rPr>
           <w:rFonts w:ascii="Times New Roman" w:hAnsi="Times New Roman" w:eastAsia="Times New Roman"/>
-          <w:b/>
+          <w:b w:val="0"/>
           <w:sz w:val="20"/>
           <w:highlight w:val="yellow"/>
         </w:rPr>
@@ -249,7 +265,7 @@
       <w:r>
         <w:rPr>
           <w:rFonts w:ascii="Times New Roman" w:hAnsi="Times New Roman" w:eastAsia="Times New Roman"/>
-          <w:b/>
+          <w:b w:val="0"/>
           <w:sz w:val="20"/>
         </w:rPr>
         <w:t>, on the other part,</w:t>
@@ -266,12 +282,12 @@
           <w:b w:val="0"/>
           <w:sz w:val="20"/>
         </w:rPr>
-        <w:t>collectively the “Parties”, have entered into this Service Agreement (the “Agreement”) as follows:</w:t>
+        <w:t>have agreed as follows:</w:t>
       </w:r>
     </w:p>
     <w:p>
       <w:pPr>
-        <w:spacing w:before="20" w:after="40" w:line="252" w:lineRule="auto"/>
+        <w:spacing w:before="0" w:after="40" w:line="252" w:lineRule="auto"/>
         <w:jc w:val="left"/>
       </w:pPr>
       <w:r>
@@ -280,12 +296,12 @@
           <w:b/>
           <w:sz w:val="21"/>
         </w:rPr>
-        <w:t>1. SUBJECT OF THE AGREEMENT</w:t>
+        <w:t>1. SUBJECT</w:t>
       </w:r>
     </w:p>
     <w:p>
       <w:pPr>
-        <w:spacing w:before="0" w:after="60" w:line="252" w:lineRule="auto"/>
+        <w:spacing w:before="0" w:after="40" w:line="252" w:lineRule="auto"/>
         <w:jc w:val="both"/>
       </w:pPr>
       <w:r>
@@ -294,12 +310,12 @@
           <w:b w:val="0"/>
           <w:sz w:val="20"/>
         </w:rPr>
-        <w:t>1.1. The Contractor shall provide, and the Customer shall accept and pay for, the services in respect of Boeing 737-500, registration mark VQ-BOO (the “Aircraft”), as listed in Appendix No. 1 to this Agreement (the “Services”).</w:t>
+        <w:t>1.1. The Contractor shall perform, and the Customer shall accept and pay for, the following services for Boeing 737-500 VQ-BOO (the “Aircraft”):</w:t>
       </w:r>
     </w:p>
     <w:p>
       <w:pPr>
-        <w:spacing w:before="0" w:after="60" w:line="252" w:lineRule="auto"/>
+        <w:spacing w:before="0" w:after="40" w:line="252" w:lineRule="auto"/>
         <w:jc w:val="both"/>
       </w:pPr>
       <w:r>
@@ -308,12 +324,12 @@
           <w:b w:val="0"/>
           <w:sz w:val="20"/>
         </w:rPr>
-        <w:t>1.2. The scope of the Services includes:</w:t>
+        <w:t>(a) BSI of two (2) CFM56-3 engines (scope to be confirmed); (b) BSI of APU APS2000; (c) Aircraft GVI (landing gears, cabin, avionics compartment); (d) paperwork review (engines, APU); (e) Contractor travel and accommodation included in the Price.</w:t>
       </w:r>
     </w:p>
     <w:p>
       <w:pPr>
-        <w:spacing w:before="0" w:after="60" w:line="252" w:lineRule="auto"/>
+        <w:spacing w:before="0" w:after="40" w:line="252" w:lineRule="auto"/>
         <w:jc w:val="both"/>
       </w:pPr>
       <w:r>
@@ -322,12 +338,12 @@
           <w:b w:val="0"/>
           <w:sz w:val="20"/>
         </w:rPr>
-        <w:t>(a) borescope inspection (BSI) of two (2) CFM56-3 engines (work scope to be confirmed);</w:t>
+        <w:t>1.2. Location: JAT Tehnika, Belgrade, Serbia. The Customer shall provide airport and Aircraft access.</w:t>
       </w:r>
     </w:p>
     <w:p>
       <w:pPr>
-        <w:spacing w:before="0" w:after="60" w:line="252" w:lineRule="auto"/>
+        <w:spacing w:before="0" w:after="40" w:line="252" w:lineRule="auto"/>
         <w:jc w:val="both"/>
       </w:pPr>
       <w:r>
@@ -336,12 +352,26 @@
           <w:b w:val="0"/>
           <w:sz w:val="20"/>
         </w:rPr>
-        <w:t>(b) borescope inspection (BSI) of APU APS2000;</w:t>
+        <w:t>1.3. Deliverables: inspection / BSI report(s) and BSI video materials. BSI shall be performed by a certified engineer.</w:t>
       </w:r>
     </w:p>
     <w:p>
       <w:pPr>
-        <w:spacing w:before="0" w:after="60" w:line="252" w:lineRule="auto"/>
+        <w:spacing w:before="40" w:after="40" w:line="252" w:lineRule="auto"/>
+        <w:jc w:val="left"/>
+      </w:pPr>
+      <w:r>
+        <w:rPr>
+          <w:rFonts w:ascii="Times New Roman" w:hAnsi="Times New Roman" w:eastAsia="Times New Roman"/>
+          <w:b/>
+          <w:sz w:val="21"/>
+        </w:rPr>
+        <w:t>2. TERM</w:t>
+      </w:r>
+    </w:p>
+    <w:p>
+      <w:pPr>
+        <w:spacing w:before="0" w:after="40" w:line="252" w:lineRule="auto"/>
         <w:jc w:val="both"/>
       </w:pPr>
       <w:r>
@@ -350,12 +380,12 @@
           <w:b w:val="0"/>
           <w:sz w:val="20"/>
         </w:rPr>
-        <w:t>(c) Aircraft General Visual Inspection (GVI), including landing gears, cabin and avionics compartment;</w:t>
+        <w:t>2.1. Approximate duration: 3 (three) days from the Effective Date and provision of access and required documentation by the Customer.</w:t>
       </w:r>
     </w:p>
     <w:p>
       <w:pPr>
-        <w:spacing w:before="0" w:after="60" w:line="252" w:lineRule="auto"/>
+        <w:spacing w:before="0" w:after="40" w:line="252" w:lineRule="auto"/>
         <w:jc w:val="both"/>
       </w:pPr>
       <w:r>
@@ -364,110 +394,12 @@
           <w:b w:val="0"/>
           <w:sz w:val="20"/>
         </w:rPr>
-        <w:t>(d) paperwork inspection relating to the engines and APU; and</w:t>
+        <w:t>2.2. The Customer shall accept the report(s) within 5 (five) business days or submit reasoned objections; otherwise the Services are deemed accepted.</w:t>
       </w:r>
     </w:p>
     <w:p>
       <w:pPr>
-        <w:spacing w:before="0" w:after="60" w:line="252" w:lineRule="auto"/>
-        <w:jc w:val="both"/>
-      </w:pPr>
-      <w:r>
-        <w:rPr>
-          <w:rFonts w:ascii="Times New Roman" w:hAnsi="Times New Roman" w:eastAsia="Times New Roman"/>
-          <w:b w:val="0"/>
-          <w:sz w:val="20"/>
-        </w:rPr>
-        <w:t>(e) transportation and accommodation of the Contractor’s personnel to the extent included in the Price under Appendix No. 1.</w:t>
-      </w:r>
-    </w:p>
-    <w:p>
-      <w:pPr>
-        <w:spacing w:before="0" w:after="60" w:line="252" w:lineRule="auto"/>
-        <w:jc w:val="both"/>
-      </w:pPr>
-      <w:r>
-        <w:rPr>
-          <w:rFonts w:ascii="Times New Roman" w:hAnsi="Times New Roman" w:eastAsia="Times New Roman"/>
-          <w:b w:val="0"/>
-          <w:sz w:val="20"/>
-        </w:rPr>
-        <w:t>1.3. Appendix No. 1 (List of Services and Prices) forms an integral part of this Agreement. In case of conflict between the body of this Agreement and Appendix No. 1 regarding the list of Services or the Price, Appendix No. 1 shall prevail.</w:t>
-      </w:r>
-    </w:p>
-    <w:p>
-      <w:pPr>
-        <w:spacing w:before="0" w:after="60" w:line="252" w:lineRule="auto"/>
-        <w:jc w:val="both"/>
-      </w:pPr>
-      <w:r>
-        <w:rPr>
-          <w:rFonts w:ascii="Times New Roman" w:hAnsi="Times New Roman" w:eastAsia="Times New Roman"/>
-          <w:b w:val="0"/>
-          <w:sz w:val="20"/>
-        </w:rPr>
-        <w:t>1.4. Place of performance: JAT Tehnika, Belgrade, Republic of Serbia. Access to the airport area and to the Aircraft shall be provided by the Customer.</w:t>
-      </w:r>
-    </w:p>
-    <w:p>
-      <w:pPr>
-        <w:spacing w:before="0" w:after="60" w:line="252" w:lineRule="auto"/>
-        <w:jc w:val="both"/>
-      </w:pPr>
-      <w:r>
-        <w:rPr>
-          <w:rFonts w:ascii="Times New Roman" w:hAnsi="Times New Roman" w:eastAsia="Times New Roman"/>
-          <w:b w:val="0"/>
-          <w:sz w:val="20"/>
-        </w:rPr>
-        <w:t>1.5. BSI shall be performed by a certified engineer. Deliverables: inspection / BSI report(s) and video materials for the BSI.</w:t>
-      </w:r>
-    </w:p>
-    <w:p>
-      <w:pPr>
-        <w:spacing w:before="60" w:after="40" w:line="252" w:lineRule="auto"/>
-        <w:jc w:val="left"/>
-      </w:pPr>
-      <w:r>
-        <w:rPr>
-          <w:rFonts w:ascii="Times New Roman" w:hAnsi="Times New Roman" w:eastAsia="Times New Roman"/>
-          <w:b/>
-          <w:sz w:val="21"/>
-        </w:rPr>
-        <w:t>2. TERM OF PERFORMANCE</w:t>
-      </w:r>
-    </w:p>
-    <w:p>
-      <w:pPr>
-        <w:spacing w:before="0" w:after="60" w:line="252" w:lineRule="auto"/>
-        <w:jc w:val="both"/>
-      </w:pPr>
-      <w:r>
-        <w:rPr>
-          <w:rFonts w:ascii="Times New Roman" w:hAnsi="Times New Roman" w:eastAsia="Times New Roman"/>
-          <w:b w:val="0"/>
-          <w:sz w:val="20"/>
-        </w:rPr>
-        <w:t>2.1. Approximate time required for the Services is 3 (three) days, starting from the later of: (i) the Effective Date of this Agreement; and (ii) provision by the Customer of Aircraft / airport access and the documentation reasonably required to perform the Services.</w:t>
-      </w:r>
-    </w:p>
-    <w:p>
-      <w:pPr>
-        <w:spacing w:before="0" w:after="60" w:line="252" w:lineRule="auto"/>
-        <w:jc w:val="both"/>
-      </w:pPr>
-      <w:r>
-        <w:rPr>
-          <w:rFonts w:ascii="Times New Roman" w:hAnsi="Times New Roman" w:eastAsia="Times New Roman"/>
-          <w:b w:val="0"/>
-          <w:sz w:val="20"/>
-        </w:rPr>
-        <w:t>2.2. The Customer shall confirm acceptance of the report(s) within 5 (five) business days of receipt or state reasoned objections in writing; otherwise the Services are deemed accepted.</w:t>
-      </w:r>
-    </w:p>
-    <w:p>
-      <w:pPr>
-        <w:spacing w:before="60" w:after="40" w:line="252" w:lineRule="auto"/>
+        <w:spacing w:before="40" w:after="40" w:line="252" w:lineRule="auto"/>
         <w:jc w:val="left"/>
       </w:pPr>
       <w:r>
@@ -481,7 +413,7 @@
     </w:p>
     <w:p>
       <w:pPr>
-        <w:spacing w:before="0" w:after="60" w:line="252" w:lineRule="auto"/>
+        <w:spacing w:before="0" w:after="40" w:line="252" w:lineRule="auto"/>
         <w:jc w:val="both"/>
       </w:pPr>
       <w:r>
@@ -490,7 +422,7 @@
           <w:b w:val="0"/>
           <w:sz w:val="20"/>
         </w:rPr>
-        <w:t>3.1. The total price for the Services is USD 24,000.00 (twenty-four thousand US dollars) (the “Price”), exclusive of any applicable taxes and fees, as follows:</w:t>
+        <w:t>3.1. Total Price: USD 24,000.00 (twenty-four thousand US dollars), exclusive of taxes and fees:</w:t>
       </w:r>
     </w:p>
     <w:p>
@@ -504,7 +436,7 @@
           <w:b w:val="0"/>
           <w:sz w:val="20"/>
         </w:rPr>
-        <w:t>• BSI CFM56-3 – 2 Engines (work scope to be confirmed) — USD 9,500.00</w:t>
+        <w:t>• BSI CFM56-3 – 2 Engines (scope TBC) — USD 9,500.00</w:t>
       </w:r>
     </w:p>
     <w:p>
@@ -532,7 +464,7 @@
           <w:b w:val="0"/>
           <w:sz w:val="20"/>
         </w:rPr>
-        <w:t>• Aircraft GVI (including landing gears, cabin, avionics compartment) — USD 3,000.00</w:t>
+        <w:t>• Aircraft GVI (landing gears, cabin, avionics) — USD 3,000.00</w:t>
       </w:r>
     </w:p>
     <w:p>
@@ -560,12 +492,12 @@
           <w:b w:val="0"/>
           <w:sz w:val="20"/>
         </w:rPr>
-        <w:t>• Transportation and accommodation costs — USD 4,000.00</w:t>
+        <w:t>• Transportation and accommodation — USD 4,000.00</w:t>
       </w:r>
     </w:p>
     <w:p>
       <w:pPr>
-        <w:spacing w:before="40" w:after="60" w:line="252" w:lineRule="auto"/>
+        <w:spacing w:before="0" w:after="60" w:line="252" w:lineRule="auto"/>
         <w:jc w:val="left"/>
       </w:pPr>
       <w:r>
@@ -579,7 +511,21 @@
     </w:p>
     <w:p>
       <w:pPr>
-        <w:spacing w:before="0" w:after="60" w:line="252" w:lineRule="auto"/>
+        <w:spacing w:before="0" w:after="40" w:line="252" w:lineRule="auto"/>
+        <w:jc w:val="both"/>
+      </w:pPr>
+      <w:r>
+        <w:rPr>
+          <w:rFonts w:ascii="Times New Roman" w:hAnsi="Times New Roman" w:eastAsia="Times New Roman"/>
+          <w:b w:val="0"/>
+          <w:sz w:val="20"/>
+        </w:rPr>
+        <w:t>3.2. Payment option (select one; strike out the others):</w:t>
+      </w:r>
+    </w:p>
+    <w:p>
+      <w:pPr>
+        <w:spacing w:before="0" w:after="20" w:line="252" w:lineRule="auto"/>
         <w:jc w:val="both"/>
       </w:pPr>
       <w:r>
@@ -589,12 +535,12 @@
           <w:sz w:val="20"/>
           <w:highlight w:val="yellow"/>
         </w:rPr>
-        <w:t>3.2. Payment options (the Parties shall select one by ticking / striking out the inapplicable option):</w:t>
+        <w:t>(A) 100% post-payment within 5 banking days after acceptance;</w:t>
       </w:r>
     </w:p>
     <w:p>
       <w:pPr>
-        <w:spacing w:before="0" w:after="60" w:line="252" w:lineRule="auto"/>
+        <w:spacing w:before="0" w:after="20" w:line="252" w:lineRule="auto"/>
         <w:jc w:val="both"/>
       </w:pPr>
       <w:r>
@@ -604,12 +550,12 @@
           <w:sz w:val="20"/>
           <w:highlight w:val="yellow"/>
         </w:rPr>
-        <w:t>(A) 100% post-payment: the Customer shall pay 100% of the Price within 5 (five) banking days after acceptance of the Services (or deemed acceptance under Clause 2.2);</w:t>
+        <w:t>(B) 50% on invoice and 50% within 5 banking days after acceptance; or</w:t>
       </w:r>
     </w:p>
     <w:p>
       <w:pPr>
-        <w:spacing w:before="0" w:after="60" w:line="252" w:lineRule="auto"/>
+        <w:spacing w:before="0" w:after="20" w:line="252" w:lineRule="auto"/>
         <w:jc w:val="both"/>
       </w:pPr>
       <w:r>
@@ -619,12 +565,12 @@
           <w:sz w:val="20"/>
           <w:highlight w:val="yellow"/>
         </w:rPr>
-        <w:t>(B) 50% / 50%: 50% of the Price within 3 (three) banking days of the invoice date, and 50% within 5 (five) banking days after acceptance of the Services; or</w:t>
+        <w:t>(C) 100% advance within 3 banking days of invoice.</w:t>
       </w:r>
     </w:p>
     <w:p>
       <w:pPr>
-        <w:spacing w:before="0" w:after="60" w:line="252" w:lineRule="auto"/>
+        <w:spacing w:before="0" w:after="40" w:line="252" w:lineRule="auto"/>
         <w:jc w:val="both"/>
       </w:pPr>
       <w:r>
@@ -634,27 +580,12 @@
           <w:sz w:val="20"/>
           <w:highlight w:val="yellow"/>
         </w:rPr>
-        <w:t>(C) 100% advance: the Customer shall pay 100% of the Price within 3 (three) banking days of the invoice date / Effective Date.</w:t>
+        <w:t>If not selected otherwise in writing, option (A) applies.</w:t>
       </w:r>
     </w:p>
     <w:p>
       <w:pPr>
-        <w:spacing w:before="0" w:after="60" w:line="252" w:lineRule="auto"/>
-        <w:jc w:val="both"/>
-      </w:pPr>
-      <w:r>
-        <w:rPr>
-          <w:rFonts w:ascii="Times New Roman" w:hAnsi="Times New Roman" w:eastAsia="Times New Roman"/>
-          <w:b w:val="0"/>
-          <w:sz w:val="20"/>
-          <w:highlight w:val="yellow"/>
-        </w:rPr>
-        <w:t>Unless another option is expressly selected in writing, option (A) (100% post-payment) shall apply.</w:t>
-      </w:r>
-    </w:p>
-    <w:p>
-      <w:pPr>
-        <w:spacing w:before="0" w:after="60" w:line="252" w:lineRule="auto"/>
+        <w:spacing w:before="0" w:after="40" w:line="252" w:lineRule="auto"/>
         <w:jc w:val="both"/>
       </w:pPr>
       <w:r>
@@ -663,12 +594,12 @@
           <w:b w:val="0"/>
           <w:sz w:val="20"/>
         </w:rPr>
-        <w:t>3.3. Payments shall be made in USD by bank transfer to the Contractor’s USD account specified in Clause 10. Bank charges of the remitting bank shall be borne by the Customer.</w:t>
+        <w:t>3.3. Payment in USD to the Contractor’s account in Clause 7. Remitting bank charges are for the Customer.</w:t>
       </w:r>
     </w:p>
     <w:p>
       <w:pPr>
-        <w:spacing w:before="0" w:after="60" w:line="252" w:lineRule="auto"/>
+        <w:spacing w:before="0" w:after="40" w:line="252" w:lineRule="auto"/>
         <w:jc w:val="both"/>
       </w:pPr>
       <w:r>
@@ -677,12 +608,12 @@
           <w:b w:val="0"/>
           <w:sz w:val="20"/>
         </w:rPr>
-        <w:t>3.4. Any works outside the scope of Appendix No. 1 (including extra time due to delayed access or Aircraft non-readiness) shall be agreed in writing and charged separately.</w:t>
+        <w:t>3.4. Extra work requires prior written agreement and separate pricing.</w:t>
       </w:r>
     </w:p>
     <w:p>
       <w:pPr>
-        <w:spacing w:before="60" w:after="40" w:line="252" w:lineRule="auto"/>
+        <w:spacing w:before="40" w:after="40" w:line="252" w:lineRule="auto"/>
         <w:jc w:val="left"/>
       </w:pPr>
       <w:r>
@@ -691,12 +622,12 @@
           <w:b/>
           <w:sz w:val="21"/>
         </w:rPr>
-        <w:t>4. OBLIGATIONS OF THE PARTIES</w:t>
+        <w:t>4. OBLIGATIONS</w:t>
       </w:r>
     </w:p>
     <w:p>
       <w:pPr>
-        <w:spacing w:before="0" w:after="60" w:line="252" w:lineRule="auto"/>
+        <w:spacing w:before="0" w:after="40" w:line="252" w:lineRule="auto"/>
         <w:jc w:val="both"/>
       </w:pPr>
       <w:r>
@@ -705,12 +636,12 @@
           <w:b w:val="0"/>
           <w:sz w:val="20"/>
         </w:rPr>
-        <w:t>4.1. The Contractor shall perform the Services in a professional manner, comply with applicable site safety rules and JAT Tehnika hangar procedures, and deliver the report(s) and BSI video materials.</w:t>
+        <w:t>4.1. The Contractor shall perform the Services professionally, comply with site safety rules and JAT Tehnika procedures, and deliver the reports and BSI video materials.</w:t>
       </w:r>
     </w:p>
     <w:p>
       <w:pPr>
-        <w:spacing w:before="0" w:after="60" w:line="252" w:lineRule="auto"/>
+        <w:spacing w:before="0" w:after="40" w:line="252" w:lineRule="auto"/>
         <w:jc w:val="both"/>
       </w:pPr>
       <w:r>
@@ -719,12 +650,12 @@
           <w:b w:val="0"/>
           <w:sz w:val="20"/>
         </w:rPr>
-        <w:t>4.2. The Customer shall timely provide airport and Aircraft access, hangar coordination with JAT Tehnika, authorizations and technical documentation reasonably required, pay the Price, and appoint a contact person for operational coordination.</w:t>
+        <w:t>4.2. The Customer shall provide timely access, coordination with JAT Tehnika, required authorizations and documentation, payment, and a contact person.</w:t>
       </w:r>
     </w:p>
     <w:p>
       <w:pPr>
-        <w:spacing w:before="0" w:after="60" w:line="252" w:lineRule="auto"/>
+        <w:spacing w:before="0" w:after="40" w:line="252" w:lineRule="auto"/>
         <w:jc w:val="both"/>
       </w:pPr>
       <w:r>
@@ -733,12 +664,12 @@
           <w:b w:val="0"/>
           <w:sz w:val="20"/>
         </w:rPr>
-        <w:t>4.3. The Services are inspection / diagnostic only and do not include repair, defect rectification, airworthiness certification or release to service, unless expressly agreed in writing. Findings reflect the condition and access available at the time of inspection. The detailed work scope for engine BSI remains subject to confirmation as noted in Appendix No. 1.</w:t>
+        <w:t>4.3. The Services are inspection / diagnostic only and exclude repair, rectification, airworthiness certification and release to service unless agreed in writing.</w:t>
       </w:r>
     </w:p>
     <w:p>
       <w:pPr>
-        <w:spacing w:before="60" w:after="40" w:line="252" w:lineRule="auto"/>
+        <w:spacing w:before="40" w:after="40" w:line="252" w:lineRule="auto"/>
         <w:jc w:val="left"/>
       </w:pPr>
       <w:r>
@@ -752,7 +683,7 @@
     </w:p>
     <w:p>
       <w:pPr>
-        <w:spacing w:before="0" w:after="60" w:line="252" w:lineRule="auto"/>
+        <w:spacing w:before="0" w:after="40" w:line="252" w:lineRule="auto"/>
         <w:jc w:val="both"/>
       </w:pPr>
       <w:r>
@@ -761,12 +692,12 @@
           <w:b w:val="0"/>
           <w:sz w:val="20"/>
         </w:rPr>
-        <w:t>5.1. Except in cases of willful misconduct or gross negligence, the Contractor’s aggregate liability under this Agreement shall not exceed the Price actually paid by the Customer. Neither Party shall be liable for indirect or consequential losses (including loss of profit or Aircraft downtime), except where mandatory law provides otherwise.</w:t>
+        <w:t>5.1. Except for willful misconduct or gross negligence, the Contractor’s liability is limited to the Price actually paid. Neither Party is liable for indirect or consequential losses.</w:t>
       </w:r>
     </w:p>
     <w:p>
       <w:pPr>
-        <w:spacing w:before="0" w:after="60" w:line="252" w:lineRule="auto"/>
+        <w:spacing w:before="0" w:after="40" w:line="252" w:lineRule="auto"/>
         <w:jc w:val="both"/>
       </w:pPr>
       <w:r>
@@ -775,12 +706,12 @@
           <w:b w:val="0"/>
           <w:sz w:val="20"/>
         </w:rPr>
-        <w:t>5.2. A Party is excused from performance for as long as it is prevented by force majeure (including war, sanctions preventing performance, natural disasters, epidemic, acts of authorities, airport or hangar closure), provided that prompt written notice is given. If force majeure continues for more than 30 (thirty) days, either Party may terminate this Agreement by written notice without penalty, subject to payment for Services already performed.</w:t>
+        <w:t>5.2. Force majeure excuses performance while it continues, subject to prompt notice. If it exceeds 30 days, either Party may terminate without penalty, paying for Services already performed.</w:t>
       </w:r>
     </w:p>
     <w:p>
       <w:pPr>
-        <w:spacing w:before="60" w:after="40" w:line="252" w:lineRule="auto"/>
+        <w:spacing w:before="40" w:after="40" w:line="252" w:lineRule="auto"/>
         <w:jc w:val="left"/>
       </w:pPr>
       <w:r>
@@ -789,12 +720,12 @@
           <w:b/>
           <w:sz w:val="21"/>
         </w:rPr>
-        <w:t>6. CONFIDENTIALITY</w:t>
+        <w:t>6. GENERAL</w:t>
       </w:r>
     </w:p>
     <w:p>
       <w:pPr>
-        <w:spacing w:before="0" w:after="60" w:line="252" w:lineRule="auto"/>
+        <w:spacing w:before="0" w:after="40" w:line="252" w:lineRule="auto"/>
         <w:jc w:val="both"/>
       </w:pPr>
       <w:r>
@@ -803,12 +734,96 @@
           <w:b w:val="0"/>
           <w:sz w:val="20"/>
         </w:rPr>
-        <w:t>6.1. Each Party shall keep confidential the other Party’s non-public commercial and technical information obtained in connection with this Agreement and shall not disclose it to third parties without prior written consent, except to professional advisors and as required by law. This obligation survives for 3 (three) years after termination of this Agreement.</w:t>
+        <w:t>6.1. This Agreement enters into force on signing (the “Effective Date”) and remains valid until fully performed.</w:t>
       </w:r>
     </w:p>
     <w:p>
       <w:pPr>
-        <w:spacing w:before="60" w:after="40" w:line="252" w:lineRule="auto"/>
+        <w:spacing w:before="0" w:after="40" w:line="252" w:lineRule="auto"/>
+        <w:jc w:val="both"/>
+      </w:pPr>
+      <w:r>
+        <w:rPr>
+          <w:rFonts w:ascii="Times New Roman" w:hAnsi="Times New Roman" w:eastAsia="Times New Roman"/>
+          <w:b w:val="0"/>
+          <w:sz w:val="20"/>
+        </w:rPr>
+        <w:t>6.2. Either Party may terminate for material breach not cured within 10 business days. The Customer may cancel before commencement subject to reimbursement of documented costs.</w:t>
+      </w:r>
+    </w:p>
+    <w:p>
+      <w:pPr>
+        <w:spacing w:before="0" w:after="40" w:line="252" w:lineRule="auto"/>
+        <w:jc w:val="both"/>
+      </w:pPr>
+      <w:r>
+        <w:rPr>
+          <w:rFonts w:ascii="Times New Roman" w:hAnsi="Times New Roman" w:eastAsia="Times New Roman"/>
+          <w:b w:val="0"/>
+          <w:sz w:val="20"/>
+        </w:rPr>
+        <w:t>6.3. Amendments require written form signed by both Parties (including PDF scans).</w:t>
+      </w:r>
+    </w:p>
+    <w:p>
+      <w:pPr>
+        <w:spacing w:before="0" w:after="40" w:line="252" w:lineRule="auto"/>
+        <w:jc w:val="both"/>
+      </w:pPr>
+      <w:r>
+        <w:rPr>
+          <w:rFonts w:ascii="Times New Roman" w:hAnsi="Times New Roman" w:eastAsia="Times New Roman"/>
+          <w:b w:val="0"/>
+          <w:sz w:val="20"/>
+        </w:rPr>
+        <w:t>6.4. Confidential information shall be protected for 3 years after termination.</w:t>
+      </w:r>
+    </w:p>
+    <w:p>
+      <w:pPr>
+        <w:spacing w:before="0" w:after="40" w:line="252" w:lineRule="auto"/>
+        <w:jc w:val="both"/>
+      </w:pPr>
+      <w:r>
+        <w:rPr>
+          <w:rFonts w:ascii="Times New Roman" w:hAnsi="Times New Roman" w:eastAsia="Times New Roman"/>
+          <w:b w:val="0"/>
+          <w:sz w:val="20"/>
+        </w:rPr>
+        <w:t>6.5. Notices by email to Clause 7 addresses are deemed received on the next business day.</w:t>
+      </w:r>
+    </w:p>
+    <w:p>
+      <w:pPr>
+        <w:spacing w:before="0" w:after="40" w:line="252" w:lineRule="auto"/>
+        <w:jc w:val="both"/>
+      </w:pPr>
+      <w:r>
+        <w:rPr>
+          <w:rFonts w:ascii="Times New Roman" w:hAnsi="Times New Roman" w:eastAsia="Times New Roman"/>
+          <w:b w:val="0"/>
+          <w:sz w:val="20"/>
+        </w:rPr>
+        <w:t>6.6. Executed in English and Russian; English prevails. PDF scans of signed originals are valid.</w:t>
+      </w:r>
+    </w:p>
+    <w:p>
+      <w:pPr>
+        <w:spacing w:before="0" w:after="40" w:line="252" w:lineRule="auto"/>
+        <w:jc w:val="both"/>
+      </w:pPr>
+      <w:r>
+        <w:rPr>
+          <w:rFonts w:ascii="Times New Roman" w:hAnsi="Times New Roman" w:eastAsia="Times New Roman"/>
+          <w:b w:val="0"/>
+          <w:sz w:val="20"/>
+        </w:rPr>
+        <w:t>6.7. Governed by the laws of Türkiye. Disputes not settled within 15 business days shall be submitted to the courts of Istanbul, Türkiye (English unless otherwise agreed).</w:t>
+      </w:r>
+    </w:p>
+    <w:p>
+      <w:pPr>
+        <w:spacing w:before="40" w:after="60" w:line="252" w:lineRule="auto"/>
         <w:jc w:val="left"/>
       </w:pPr>
       <w:r>
@@ -817,161 +832,7 @@
           <w:b/>
           <w:sz w:val="21"/>
         </w:rPr>
-        <w:t>7. TERM, AMENDMENTS AND TERMINATION</w:t>
-      </w:r>
-    </w:p>
-    <w:p>
-      <w:pPr>
-        <w:spacing w:before="0" w:after="60" w:line="252" w:lineRule="auto"/>
-        <w:jc w:val="both"/>
-      </w:pPr>
-      <w:r>
-        <w:rPr>
-          <w:rFonts w:ascii="Times New Roman" w:hAnsi="Times New Roman" w:eastAsia="Times New Roman"/>
-          <w:b w:val="0"/>
-          <w:sz w:val="20"/>
-        </w:rPr>
-        <w:t>7.1. This Agreement enters into force on the date of signing by both Parties (or the later signature date) (the “Effective Date”) and remains in force until full performance of the Parties’ obligations.</w:t>
-      </w:r>
-    </w:p>
-    <w:p>
-      <w:pPr>
-        <w:spacing w:before="0" w:after="60" w:line="252" w:lineRule="auto"/>
-        <w:jc w:val="both"/>
-      </w:pPr>
-      <w:r>
-        <w:rPr>
-          <w:rFonts w:ascii="Times New Roman" w:hAnsi="Times New Roman" w:eastAsia="Times New Roman"/>
-          <w:b w:val="0"/>
-          <w:sz w:val="20"/>
-        </w:rPr>
-        <w:t>7.2. Either Party may terminate this Agreement by written notice if the other Party materially breaches this Agreement and fails to cure such breach within 10 (ten) business days of notice. The Customer may cancel the Services before their commencement subject to reimbursement of the Contractor’s documented costs incurred.</w:t>
-      </w:r>
-    </w:p>
-    <w:p>
-      <w:pPr>
-        <w:spacing w:before="0" w:after="60" w:line="252" w:lineRule="auto"/>
-        <w:jc w:val="both"/>
-      </w:pPr>
-      <w:r>
-        <w:rPr>
-          <w:rFonts w:ascii="Times New Roman" w:hAnsi="Times New Roman" w:eastAsia="Times New Roman"/>
-          <w:b w:val="0"/>
-          <w:sz w:val="20"/>
-        </w:rPr>
-        <w:t>7.3. Amendments are valid only if made in writing and signed by both Parties (including exchange of signed PDF scans).</w:t>
-      </w:r>
-    </w:p>
-    <w:p>
-      <w:pPr>
-        <w:spacing w:before="60" w:after="40" w:line="252" w:lineRule="auto"/>
-        <w:jc w:val="left"/>
-      </w:pPr>
-      <w:r>
-        <w:rPr>
-          <w:rFonts w:ascii="Times New Roman" w:hAnsi="Times New Roman" w:eastAsia="Times New Roman"/>
-          <w:b/>
-          <w:sz w:val="21"/>
-        </w:rPr>
-        <w:t>8. GOVERNING LAW AND DISPUTES</w:t>
-      </w:r>
-    </w:p>
-    <w:p>
-      <w:pPr>
-        <w:spacing w:before="0" w:after="60" w:line="252" w:lineRule="auto"/>
-        <w:jc w:val="both"/>
-      </w:pPr>
-      <w:r>
-        <w:rPr>
-          <w:rFonts w:ascii="Times New Roman" w:hAnsi="Times New Roman" w:eastAsia="Times New Roman"/>
-          <w:b w:val="0"/>
-          <w:sz w:val="20"/>
-        </w:rPr>
-        <w:t>8.1. This Agreement is governed by the laws of the Republic of Türkiye, without regard to conflict-of-laws rules.</w:t>
-      </w:r>
-    </w:p>
-    <w:p>
-      <w:pPr>
-        <w:spacing w:before="0" w:after="60" w:line="252" w:lineRule="auto"/>
-        <w:jc w:val="both"/>
-      </w:pPr>
-      <w:r>
-        <w:rPr>
-          <w:rFonts w:ascii="Times New Roman" w:hAnsi="Times New Roman" w:eastAsia="Times New Roman"/>
-          <w:b w:val="0"/>
-          <w:sz w:val="20"/>
-        </w:rPr>
-        <w:t>8.2. Disputes not settled amicably within 15 (fifteen) business days shall be referred to the competent courts of Istanbul, Türkiye. The language of proceedings shall be English, unless otherwise agreed.</w:t>
-      </w:r>
-    </w:p>
-    <w:p>
-      <w:pPr>
-        <w:spacing w:before="60" w:after="40" w:line="252" w:lineRule="auto"/>
-        <w:jc w:val="left"/>
-      </w:pPr>
-      <w:r>
-        <w:rPr>
-          <w:rFonts w:ascii="Times New Roman" w:hAnsi="Times New Roman" w:eastAsia="Times New Roman"/>
-          <w:b/>
-          <w:sz w:val="21"/>
-        </w:rPr>
-        <w:t>9. FINAL PROVISIONS</w:t>
-      </w:r>
-    </w:p>
-    <w:p>
-      <w:pPr>
-        <w:spacing w:before="0" w:after="60" w:line="252" w:lineRule="auto"/>
-        <w:jc w:val="both"/>
-      </w:pPr>
-      <w:r>
-        <w:rPr>
-          <w:rFonts w:ascii="Times New Roman" w:hAnsi="Times New Roman" w:eastAsia="Times New Roman"/>
-          <w:b w:val="0"/>
-          <w:sz w:val="20"/>
-        </w:rPr>
-        <w:t>9.1. This Agreement is executed in English and Russian in two counterparts (one for each Party). In case of discrepancy between the language versions, the English version shall prevail. Each counterpart (including a PDF scan of a signed original) has equal legal force.</w:t>
-      </w:r>
-    </w:p>
-    <w:p>
-      <w:pPr>
-        <w:spacing w:before="0" w:after="60" w:line="252" w:lineRule="auto"/>
-        <w:jc w:val="both"/>
-      </w:pPr>
-      <w:r>
-        <w:rPr>
-          <w:rFonts w:ascii="Times New Roman" w:hAnsi="Times New Roman" w:eastAsia="Times New Roman"/>
-          <w:b w:val="0"/>
-          <w:sz w:val="20"/>
-        </w:rPr>
-        <w:t>9.2. Appendix No. 1 (List of Services and Prices) forms an integral part of this Agreement.</w:t>
-      </w:r>
-    </w:p>
-    <w:p>
-      <w:pPr>
-        <w:spacing w:before="0" w:after="60" w:line="252" w:lineRule="auto"/>
-        <w:jc w:val="both"/>
-      </w:pPr>
-      <w:r>
-        <w:rPr>
-          <w:rFonts w:ascii="Times New Roman" w:hAnsi="Times New Roman" w:eastAsia="Times New Roman"/>
-          <w:b w:val="0"/>
-          <w:sz w:val="20"/>
-        </w:rPr>
-        <w:t>9.3. Notices may be sent by email to the addresses in Clause 10 and are deemed received on the next business day after sending if no delivery failure notice is received.</w:t>
-      </w:r>
-    </w:p>
-    <w:p>
-      <w:pPr>
-        <w:spacing w:before="60" w:after="60" w:line="252" w:lineRule="auto"/>
-        <w:jc w:val="left"/>
-      </w:pPr>
-      <w:r>
-        <w:rPr>
-          <w:rFonts w:ascii="Times New Roman" w:hAnsi="Times New Roman" w:eastAsia="Times New Roman"/>
-          <w:b/>
-          <w:sz w:val="21"/>
-        </w:rPr>
-        <w:t>10. DETAILS AND SIGNATURES OF THE PARTIES</w:t>
+        <w:t>7. DETAILS AND SIGNATURES</w:t>
       </w:r>
     </w:p>
     <w:tbl>
@@ -1001,7 +862,7 @@
           </w:p>
           <w:p>
             <w:pPr>
-              <w:spacing w:after="0" w:before="0" w:line="245" w:lineRule="auto"/>
+              <w:spacing w:after="0" w:line="245" w:lineRule="auto"/>
             </w:pPr>
             <w:r>
               <w:rPr>
@@ -1009,12 +870,12 @@
                 <w:b w:val="0"/>
                 <w:sz w:val="17"/>
               </w:rPr>
-              <w:t>Legal name: Hava Araclari Lojistik Sanayi ve Ticaret Anonim</w:t>
+              <w:t>Hava Araclari Lojistik Sanayi ve Ticaret Anonim</w:t>
             </w:r>
           </w:p>
           <w:p>
             <w:pPr>
-              <w:spacing w:after="0" w:before="0" w:line="245" w:lineRule="auto"/>
+              <w:spacing w:after="0" w:line="245" w:lineRule="auto"/>
             </w:pPr>
             <w:r>
               <w:rPr>
@@ -1022,12 +883,12 @@
                 <w:b w:val="0"/>
                 <w:sz w:val="17"/>
               </w:rPr>
-              <w:t>Address: Egitim Mahallesi, Fahrettin Kerim Gokay Caddesi, Ortaklar Is Merkezi, No: 71/57, Kadikoy, Istanbul, Turkey</w:t>
+              <w:t>Egitim Mahallesi, Fahrettin Kerim Gokay Caddesi, Ortaklar Is Merkezi, No: 71/57, Kadikoy, Istanbul, Turkey</w:t>
             </w:r>
           </w:p>
           <w:p>
             <w:pPr>
-              <w:spacing w:after="0" w:before="0" w:line="245" w:lineRule="auto"/>
+              <w:spacing w:after="0" w:line="245" w:lineRule="auto"/>
             </w:pPr>
             <w:r>
               <w:rPr>
@@ -1040,7 +901,7 @@
           </w:p>
           <w:p>
             <w:pPr>
-              <w:spacing w:after="0" w:before="0" w:line="245" w:lineRule="auto"/>
+              <w:spacing w:after="0" w:line="245" w:lineRule="auto"/>
             </w:pPr>
             <w:r>
               <w:rPr>
@@ -1053,7 +914,7 @@
           </w:p>
           <w:p>
             <w:pPr>
-              <w:spacing w:after="0" w:before="0" w:line="245" w:lineRule="auto"/>
+              <w:spacing w:after="0" w:line="245" w:lineRule="auto"/>
             </w:pPr>
             <w:r>
               <w:rPr>
@@ -1066,33 +927,7 @@
           </w:p>
           <w:p>
             <w:pPr>
-              <w:spacing w:after="0" w:before="0" w:line="245" w:lineRule="auto"/>
-            </w:pPr>
-            <w:r>
-              <w:rPr>
-                <w:rFonts w:ascii="Times New Roman" w:hAnsi="Times New Roman" w:eastAsia="Times New Roman"/>
-                <w:b w:val="0"/>
-                <w:sz w:val="17"/>
-              </w:rPr>
-              <w:t>IBAN (EUR): TR430006701000000015213968</w:t>
-            </w:r>
-          </w:p>
-          <w:p>
-            <w:pPr>
-              <w:spacing w:after="0" w:before="0" w:line="245" w:lineRule="auto"/>
-            </w:pPr>
-            <w:r>
-              <w:rPr>
-                <w:rFonts w:ascii="Times New Roman" w:hAnsi="Times New Roman" w:eastAsia="Times New Roman"/>
-                <w:b w:val="0"/>
-                <w:sz w:val="17"/>
-              </w:rPr>
-              <w:t>IBAN (TRY): TR260006701000000015208357</w:t>
-            </w:r>
-          </w:p>
-          <w:p>
-            <w:pPr>
-              <w:spacing w:after="0" w:before="0" w:line="245" w:lineRule="auto"/>
+              <w:spacing w:after="0" w:line="245" w:lineRule="auto"/>
             </w:pPr>
             <w:r>
               <w:rPr>
@@ -1105,7 +940,7 @@
           </w:p>
           <w:p>
             <w:pPr>
-              <w:spacing w:after="0" w:before="0" w:line="245" w:lineRule="auto"/>
+              <w:spacing w:after="0" w:line="245" w:lineRule="auto"/>
             </w:pPr>
             <w:r>
               <w:rPr>
@@ -1116,9 +951,25 @@
               <w:t>Tel.: +90 533 736 84 00   Email: sales@jetechnic.com</w:t>
             </w:r>
           </w:p>
+        </w:tc>
+        <w:tc>
+          <w:tcPr>
+            <w:tcW w:type="dxa" w:w="5185"/>
+          </w:tcPr>
+          <w:p>
+            <w:r/>
+            <w:r>
+              <w:rPr>
+                <w:rFonts w:ascii="Times New Roman" w:hAnsi="Times New Roman" w:eastAsia="Times New Roman"/>
+                <w:b/>
+                <w:sz w:val="19"/>
+              </w:rPr>
+              <w:t>CUSTOMER: [●]</w:t>
+            </w:r>
+          </w:p>
           <w:p>
             <w:pPr>
-              <w:spacing w:after="0" w:before="0" w:line="245" w:lineRule="auto"/>
+              <w:spacing w:after="0" w:line="245" w:lineRule="auto"/>
             </w:pPr>
             <w:r>
               <w:rPr>
@@ -1126,40 +977,7 @@
                 <w:b w:val="0"/>
                 <w:sz w:val="17"/>
               </w:rPr>
-              <w:t>Web: jetechnic.com</w:t>
-            </w:r>
-          </w:p>
-        </w:tc>
-        <w:tc>
-          <w:tcPr>
-            <w:tcW w:type="dxa" w:w="5185"/>
-          </w:tcPr>
-          <w:p>
-            <w:r>
-              <w:rPr>
-                <w:b/>
-              </w:rPr>
-              <w:t xml:space="preserve">CUSTOMER: </w:t>
-            </w:r>
-            <w:r>
-              <w:rPr>
-                <w:b/>
-                <w:highlight w:val="yellow"/>
-              </w:rPr>
-              <w:t>[●]</w:t>
-            </w:r>
-          </w:p>
-          <w:p>
-            <w:pPr>
-              <w:spacing w:after="0" w:before="0" w:line="245" w:lineRule="auto"/>
-            </w:pPr>
-            <w:r>
-              <w:rPr>
-                <w:rFonts w:ascii="Times New Roman" w:hAnsi="Times New Roman" w:eastAsia="Times New Roman"/>
-                <w:b w:val="0"/>
-                <w:sz w:val="17"/>
-              </w:rPr>
-              <w:t xml:space="preserve">Full legal name: </w:t>
+              <w:t xml:space="preserve">Name: </w:t>
             </w:r>
             <w:r>
               <w:rPr>
@@ -1173,7 +991,7 @@
           </w:p>
           <w:p>
             <w:pPr>
-              <w:spacing w:after="0" w:before="0" w:line="245" w:lineRule="auto"/>
+              <w:spacing w:after="0" w:line="245" w:lineRule="auto"/>
             </w:pPr>
             <w:r>
               <w:rPr>
@@ -1195,7 +1013,7 @@
           </w:p>
           <w:p>
             <w:pPr>
-              <w:spacing w:after="0" w:before="0" w:line="245" w:lineRule="auto"/>
+              <w:spacing w:after="0" w:line="245" w:lineRule="auto"/>
             </w:pPr>
             <w:r>
               <w:rPr>
@@ -1217,7 +1035,7 @@
           </w:p>
           <w:p>
             <w:pPr>
-              <w:spacing w:after="0" w:before="0" w:line="245" w:lineRule="auto"/>
+              <w:spacing w:after="0" w:line="245" w:lineRule="auto"/>
             </w:pPr>
             <w:r>
               <w:rPr>
@@ -1239,7 +1057,7 @@
           </w:p>
           <w:p>
             <w:pPr>
-              <w:spacing w:after="0" w:before="0" w:line="245" w:lineRule="auto"/>
+              <w:spacing w:after="0" w:line="245" w:lineRule="auto"/>
             </w:pPr>
             <w:r>
               <w:rPr>
@@ -1276,9 +1094,26 @@
               <w:t>[●]</w:t>
             </w:r>
           </w:p>
+        </w:tc>
+      </w:tr>
+      <w:tr>
+        <w:tc>
+          <w:tcPr>
+            <w:tcW w:type="dxa" w:w="5185"/>
+          </w:tcPr>
+          <w:p>
+            <w:r/>
+            <w:r>
+              <w:rPr>
+                <w:rFonts w:ascii="Times New Roman" w:hAnsi="Times New Roman" w:eastAsia="Times New Roman"/>
+                <w:b/>
+                <w:sz w:val="19"/>
+              </w:rPr>
+            </w:r>
+          </w:p>
           <w:p>
             <w:pPr>
-              <w:spacing w:after="0" w:before="0" w:line="245" w:lineRule="auto"/>
+              <w:spacing w:after="0" w:line="245" w:lineRule="auto"/>
             </w:pPr>
             <w:r>
               <w:rPr>
@@ -1290,77 +1125,7 @@
           </w:p>
           <w:p>
             <w:pPr>
-              <w:spacing w:after="0" w:before="0" w:line="245" w:lineRule="auto"/>
-            </w:pPr>
-            <w:r>
-              <w:rPr>
-                <w:rFonts w:ascii="Times New Roman" w:hAnsi="Times New Roman" w:eastAsia="Times New Roman"/>
-                <w:b w:val="0"/>
-                <w:sz w:val="17"/>
-              </w:rPr>
-            </w:r>
-          </w:p>
-          <w:p>
-            <w:pPr>
-              <w:spacing w:after="0" w:before="0" w:line="245" w:lineRule="auto"/>
-            </w:pPr>
-            <w:r>
-              <w:rPr>
-                <w:rFonts w:ascii="Times New Roman" w:hAnsi="Times New Roman" w:eastAsia="Times New Roman"/>
-                <w:b w:val="0"/>
-                <w:sz w:val="17"/>
-              </w:rPr>
-            </w:r>
-          </w:p>
-          <w:p>
-            <w:pPr>
-              <w:spacing w:after="0" w:before="0" w:line="245" w:lineRule="auto"/>
-            </w:pPr>
-            <w:r>
-              <w:rPr>
-                <w:rFonts w:ascii="Times New Roman" w:hAnsi="Times New Roman" w:eastAsia="Times New Roman"/>
-                <w:b w:val="0"/>
-                <w:sz w:val="17"/>
-              </w:rPr>
-            </w:r>
-          </w:p>
-          <w:p>
-            <w:pPr>
-              <w:spacing w:after="0" w:before="0" w:line="245" w:lineRule="auto"/>
-            </w:pPr>
-            <w:r>
-              <w:rPr>
-                <w:rFonts w:ascii="Times New Roman" w:hAnsi="Times New Roman" w:eastAsia="Times New Roman"/>
-                <w:b w:val="0"/>
-                <w:sz w:val="17"/>
-              </w:rPr>
-            </w:r>
-          </w:p>
-        </w:tc>
-      </w:tr>
-      <w:tr>
-        <w:tc>
-          <w:tcPr>
-            <w:tcW w:type="dxa" w:w="5185"/>
-          </w:tcPr>
-          <w:p>
-            <w:r/>
-          </w:p>
-          <w:p>
-            <w:pPr>
-              <w:spacing w:after="0" w:before="0" w:line="245" w:lineRule="auto"/>
-            </w:pPr>
-            <w:r>
-              <w:rPr>
-                <w:rFonts w:ascii="Times New Roman" w:hAnsi="Times New Roman" w:eastAsia="Times New Roman"/>
-                <w:b w:val="0"/>
-                <w:sz w:val="17"/>
-              </w:rPr>
-            </w:r>
-          </w:p>
-          <w:p>
-            <w:pPr>
-              <w:spacing w:after="0" w:before="0" w:line="245" w:lineRule="auto"/>
+              <w:spacing w:after="0" w:line="245" w:lineRule="auto"/>
             </w:pPr>
             <w:r>
               <w:rPr>
@@ -1382,7 +1147,7 @@
           </w:p>
           <w:p>
             <w:pPr>
-              <w:spacing w:after="0" w:before="0" w:line="245" w:lineRule="auto"/>
+              <w:spacing w:after="0" w:line="245" w:lineRule="auto"/>
             </w:pPr>
             <w:r>
               <w:rPr>
@@ -1395,7 +1160,7 @@
           </w:p>
           <w:p>
             <w:pPr>
-              <w:spacing w:after="0" w:before="0" w:line="245" w:lineRule="auto"/>
+              <w:spacing w:after="0" w:line="245" w:lineRule="auto"/>
             </w:pPr>
             <w:r>
               <w:rPr>
@@ -1413,10 +1178,17 @@
           </w:tcPr>
           <w:p>
             <w:r/>
+            <w:r>
+              <w:rPr>
+                <w:rFonts w:ascii="Times New Roman" w:hAnsi="Times New Roman" w:eastAsia="Times New Roman"/>
+                <w:b/>
+                <w:sz w:val="19"/>
+              </w:rPr>
+            </w:r>
           </w:p>
           <w:p>
             <w:pPr>
-              <w:spacing w:after="0" w:before="0" w:line="245" w:lineRule="auto"/>
+              <w:spacing w:after="0" w:line="245" w:lineRule="auto"/>
             </w:pPr>
             <w:r>
               <w:rPr>
@@ -1428,7 +1200,7 @@
           </w:p>
           <w:p>
             <w:pPr>
-              <w:spacing w:after="0" w:before="0" w:line="245" w:lineRule="auto"/>
+              <w:spacing w:after="0" w:line="245" w:lineRule="auto"/>
             </w:pPr>
             <w:r>
               <w:rPr>
@@ -1467,7 +1239,7 @@
           </w:p>
           <w:p>
             <w:pPr>
-              <w:spacing w:after="0" w:before="0" w:line="245" w:lineRule="auto"/>
+              <w:spacing w:after="0" w:line="245" w:lineRule="auto"/>
             </w:pPr>
             <w:r>
               <w:rPr>
@@ -1489,7 +1261,7 @@
           </w:p>
           <w:p>
             <w:pPr>
-              <w:spacing w:after="0" w:before="0" w:line="245" w:lineRule="auto"/>
+              <w:spacing w:after="0" w:line="245" w:lineRule="auto"/>
             </w:pPr>
             <w:r>
               <w:rPr>
@@ -1504,445 +1276,8 @@
       </w:tr>
     </w:tbl>
     <w:p>
-      <w:r>
-        <w:br w:type="page"/>
-      </w:r>
-    </w:p>
-    <w:p>
       <w:pPr>
-        <w:spacing w:before="0" w:after="40" w:line="252" w:lineRule="auto"/>
-        <w:jc w:val="center"/>
-      </w:pPr>
-      <w:r>
-        <w:rPr>
-          <w:rFonts w:ascii="Times New Roman" w:hAnsi="Times New Roman" w:eastAsia="Times New Roman"/>
-          <w:b/>
-          <w:sz w:val="24"/>
-        </w:rPr>
-        <w:t>APPENDIX No. 1</w:t>
-      </w:r>
-    </w:p>
-    <w:p>
-      <w:pPr>
-        <w:spacing w:before="0" w:after="40" w:line="252" w:lineRule="auto"/>
-        <w:jc w:val="center"/>
-      </w:pPr>
-      <w:r>
-        <w:rPr>
-          <w:rFonts w:ascii="Times New Roman" w:hAnsi="Times New Roman" w:eastAsia="Times New Roman"/>
-          <w:b/>
-          <w:sz w:val="20"/>
-        </w:rPr>
-        <w:t xml:space="preserve">to Service Agreement No. </w:t>
-      </w:r>
-      <w:r>
-        <w:rPr>
-          <w:rFonts w:ascii="Times New Roman" w:hAnsi="Times New Roman" w:eastAsia="Times New Roman"/>
-          <w:b/>
-          <w:sz w:val="20"/>
-          <w:highlight w:val="yellow"/>
-        </w:rPr>
-        <w:t>____</w:t>
-      </w:r>
-      <w:r>
-        <w:rPr>
-          <w:rFonts w:ascii="Times New Roman" w:hAnsi="Times New Roman" w:eastAsia="Times New Roman"/>
-          <w:b/>
-          <w:sz w:val="20"/>
-        </w:rPr>
-        <w:t xml:space="preserve"> / JT-BSI-2026</w:t>
-      </w:r>
-    </w:p>
-    <w:p>
-      <w:pPr>
-        <w:spacing w:before="0" w:after="80" w:line="252" w:lineRule="auto"/>
-        <w:jc w:val="center"/>
-      </w:pPr>
-      <w:r>
-        <w:rPr>
-          <w:rFonts w:ascii="Times New Roman" w:hAnsi="Times New Roman" w:eastAsia="Times New Roman"/>
-          <w:b/>
-          <w:sz w:val="22"/>
-        </w:rPr>
-        <w:t>LIST OF SERVICES AND PRICES</w:t>
-      </w:r>
-    </w:p>
-    <w:p>
-      <w:pPr>
-        <w:spacing w:before="0" w:after="20" w:line="252" w:lineRule="auto"/>
-        <w:jc w:val="center"/>
-      </w:pPr>
-      <w:r>
-        <w:rPr>
-          <w:rFonts w:ascii="Times New Roman" w:hAnsi="Times New Roman" w:eastAsia="Times New Roman"/>
-          <w:b w:val="0"/>
-          <w:sz w:val="20"/>
-        </w:rPr>
-        <w:t>Aircraft: Boeing 737-500, registration mark VQ-BOO</w:t>
-      </w:r>
-    </w:p>
-    <w:p>
-      <w:pPr>
-        <w:spacing w:before="0" w:after="20" w:line="252" w:lineRule="auto"/>
-        <w:jc w:val="center"/>
-      </w:pPr>
-      <w:r>
-        <w:rPr>
-          <w:rFonts w:ascii="Times New Roman" w:hAnsi="Times New Roman" w:eastAsia="Times New Roman"/>
-          <w:b w:val="0"/>
-          <w:sz w:val="20"/>
-        </w:rPr>
-        <w:t>Place of performance: JAT Tehnika, Belgrade, Republic of Serbia</w:t>
-      </w:r>
-    </w:p>
-    <w:p>
-      <w:pPr>
-        <w:spacing w:before="0" w:after="120" w:line="252" w:lineRule="auto"/>
-        <w:jc w:val="center"/>
-      </w:pPr>
-      <w:r>
-        <w:rPr>
-          <w:rFonts w:ascii="Times New Roman" w:hAnsi="Times New Roman" w:eastAsia="Times New Roman"/>
-          <w:b w:val="0"/>
-          <w:sz w:val="20"/>
-        </w:rPr>
-        <w:t>Approximate duration: 3 (three) days</w:t>
-      </w:r>
-    </w:p>
-    <w:p>
-      <w:pPr>
-        <w:spacing w:before="0" w:after="60" w:line="252" w:lineRule="auto"/>
-        <w:jc w:val="left"/>
-      </w:pPr>
-      <w:r>
-        <w:rPr>
-          <w:rFonts w:ascii="Times New Roman" w:hAnsi="Times New Roman" w:eastAsia="Times New Roman"/>
-          <w:b/>
-          <w:sz w:val="20"/>
-        </w:rPr>
-        <w:t>1. List of Services (components):</w:t>
-      </w:r>
-    </w:p>
-    <w:p>
-      <w:pPr>
-        <w:spacing w:before="0" w:after="60" w:line="252" w:lineRule="auto"/>
-        <w:jc w:val="left"/>
-      </w:pPr>
-      <w:r>
-        <w:rPr>
-          <w:rFonts w:ascii="Times New Roman" w:hAnsi="Times New Roman" w:eastAsia="Times New Roman"/>
-          <w:b w:val="0"/>
-          <w:sz w:val="20"/>
-        </w:rPr>
-        <w:t>1.1. BSI of two (2) CFM56-3 engines (work scope to be confirmed).</w:t>
-      </w:r>
-    </w:p>
-    <w:p>
-      <w:pPr>
-        <w:spacing w:before="0" w:after="60" w:line="252" w:lineRule="auto"/>
-        <w:jc w:val="left"/>
-      </w:pPr>
-      <w:r>
-        <w:rPr>
-          <w:rFonts w:ascii="Times New Roman" w:hAnsi="Times New Roman" w:eastAsia="Times New Roman"/>
-          <w:b w:val="0"/>
-          <w:sz w:val="20"/>
-        </w:rPr>
-        <w:t>1.2. BSI of APU APS2000.</w:t>
-      </w:r>
-    </w:p>
-    <w:p>
-      <w:pPr>
-        <w:spacing w:before="0" w:after="60" w:line="252" w:lineRule="auto"/>
-        <w:jc w:val="left"/>
-      </w:pPr>
-      <w:r>
-        <w:rPr>
-          <w:rFonts w:ascii="Times New Roman" w:hAnsi="Times New Roman" w:eastAsia="Times New Roman"/>
-          <w:b w:val="0"/>
-          <w:sz w:val="20"/>
-        </w:rPr>
-        <w:t>1.3. Aircraft GVI, including landing gears, cabin and avionics compartment.</w:t>
-      </w:r>
-    </w:p>
-    <w:p>
-      <w:pPr>
-        <w:spacing w:before="0" w:after="60" w:line="252" w:lineRule="auto"/>
-        <w:jc w:val="left"/>
-      </w:pPr>
-      <w:r>
-        <w:rPr>
-          <w:rFonts w:ascii="Times New Roman" w:hAnsi="Times New Roman" w:eastAsia="Times New Roman"/>
-          <w:b w:val="0"/>
-          <w:sz w:val="20"/>
-        </w:rPr>
-        <w:t>1.4. Paperwork inspection (Engines, APU).</w:t>
-      </w:r>
-    </w:p>
-    <w:p>
-      <w:pPr>
-        <w:spacing w:before="0" w:after="80" w:line="252" w:lineRule="auto"/>
-        <w:jc w:val="left"/>
-      </w:pPr>
-      <w:r>
-        <w:rPr>
-          <w:rFonts w:ascii="Times New Roman" w:hAnsi="Times New Roman" w:eastAsia="Times New Roman"/>
-          <w:b w:val="0"/>
-          <w:sz w:val="20"/>
-        </w:rPr>
-        <w:t>1.5. Transportation and accommodation costs related to performance of the Services.</w:t>
-      </w:r>
-    </w:p>
-    <w:p>
-      <w:pPr>
-        <w:spacing w:before="0" w:after="60" w:line="252" w:lineRule="auto"/>
-        <w:jc w:val="left"/>
-      </w:pPr>
-      <w:r>
-        <w:rPr>
-          <w:rFonts w:ascii="Times New Roman" w:hAnsi="Times New Roman" w:eastAsia="Times New Roman"/>
-          <w:b/>
-          <w:sz w:val="20"/>
-        </w:rPr>
-        <w:t>2. Prices (USD, exclusive of any applicable taxes and fees):</w:t>
-      </w:r>
-    </w:p>
-    <w:p>
-      <w:pPr>
-        <w:spacing w:before="0" w:after="20" w:line="252" w:lineRule="auto"/>
-        <w:jc w:val="left"/>
-      </w:pPr>
-      <w:r>
-        <w:rPr>
-          <w:rFonts w:ascii="Times New Roman" w:hAnsi="Times New Roman" w:eastAsia="Times New Roman"/>
-          <w:b w:val="0"/>
-          <w:sz w:val="20"/>
-        </w:rPr>
-        <w:t>• BSI CFM56-3 – 2 Engines (work scope to be confirmed) — USD 9,500.00</w:t>
-      </w:r>
-    </w:p>
-    <w:p>
-      <w:pPr>
-        <w:spacing w:before="0" w:after="20" w:line="252" w:lineRule="auto"/>
-        <w:jc w:val="left"/>
-      </w:pPr>
-      <w:r>
-        <w:rPr>
-          <w:rFonts w:ascii="Times New Roman" w:hAnsi="Times New Roman" w:eastAsia="Times New Roman"/>
-          <w:b w:val="0"/>
-          <w:sz w:val="20"/>
-        </w:rPr>
-        <w:t>• BSI APU APS2000 — USD 4,000.00</w:t>
-      </w:r>
-    </w:p>
-    <w:p>
-      <w:pPr>
-        <w:spacing w:before="0" w:after="20" w:line="252" w:lineRule="auto"/>
-        <w:jc w:val="left"/>
-      </w:pPr>
-      <w:r>
-        <w:rPr>
-          <w:rFonts w:ascii="Times New Roman" w:hAnsi="Times New Roman" w:eastAsia="Times New Roman"/>
-          <w:b w:val="0"/>
-          <w:sz w:val="20"/>
-        </w:rPr>
-        <w:t>• Aircraft GVI (including landing gears, cabin, avionics compartment) — USD 3,000.00</w:t>
-      </w:r>
-    </w:p>
-    <w:p>
-      <w:pPr>
-        <w:spacing w:before="0" w:after="20" w:line="252" w:lineRule="auto"/>
-        <w:jc w:val="left"/>
-      </w:pPr>
-      <w:r>
-        <w:rPr>
-          <w:rFonts w:ascii="Times New Roman" w:hAnsi="Times New Roman" w:eastAsia="Times New Roman"/>
-          <w:b w:val="0"/>
-          <w:sz w:val="20"/>
-        </w:rPr>
-        <w:t>• Paperwork inspection (Engines, APU) — USD 3,500.00</w:t>
-      </w:r>
-    </w:p>
-    <w:p>
-      <w:pPr>
-        <w:spacing w:before="0" w:after="20" w:line="252" w:lineRule="auto"/>
-        <w:jc w:val="left"/>
-      </w:pPr>
-      <w:r>
-        <w:rPr>
-          <w:rFonts w:ascii="Times New Roman" w:hAnsi="Times New Roman" w:eastAsia="Times New Roman"/>
-          <w:b w:val="0"/>
-          <w:sz w:val="20"/>
-        </w:rPr>
-        <w:t>• Transportation and accommodation costs — USD 4,000.00</w:t>
-      </w:r>
-    </w:p>
-    <w:p>
-      <w:pPr>
-        <w:spacing w:before="60" w:after="80" w:line="252" w:lineRule="auto"/>
-        <w:jc w:val="left"/>
-      </w:pPr>
-      <w:r>
-        <w:rPr>
-          <w:rFonts w:ascii="Times New Roman" w:hAnsi="Times New Roman" w:eastAsia="Times New Roman"/>
-          <w:b/>
-          <w:sz w:val="20"/>
-        </w:rPr>
-        <w:t>TOTAL: USD 24,000.00 (twenty-four thousand US dollars).</w:t>
-      </w:r>
-    </w:p>
-    <w:p>
-      <w:pPr>
-        <w:spacing w:before="0" w:after="40" w:line="252" w:lineRule="auto"/>
-        <w:jc w:val="left"/>
-      </w:pPr>
-      <w:r>
-        <w:rPr>
-          <w:rFonts w:ascii="Times New Roman" w:hAnsi="Times New Roman" w:eastAsia="Times New Roman"/>
-          <w:b/>
-          <w:sz w:val="20"/>
-        </w:rPr>
-        <w:t>3. Notes:</w:t>
-      </w:r>
-    </w:p>
-    <w:p>
-      <w:pPr>
-        <w:spacing w:before="0" w:after="60" w:line="252" w:lineRule="auto"/>
-        <w:jc w:val="both"/>
-      </w:pPr>
-      <w:r>
-        <w:rPr>
-          <w:rFonts w:ascii="Times New Roman" w:hAnsi="Times New Roman" w:eastAsia="Times New Roman"/>
-          <w:b w:val="0"/>
-          <w:sz w:val="20"/>
-        </w:rPr>
-        <w:t>3.1. The Price excludes any applicable taxes and fees.</w:t>
-      </w:r>
-    </w:p>
-    <w:p>
-      <w:pPr>
-        <w:spacing w:before="0" w:after="60" w:line="252" w:lineRule="auto"/>
-        <w:jc w:val="both"/>
-      </w:pPr>
-      <w:r>
-        <w:rPr>
-          <w:rFonts w:ascii="Times New Roman" w:hAnsi="Times New Roman" w:eastAsia="Times New Roman"/>
-          <w:b w:val="0"/>
-          <w:sz w:val="20"/>
-        </w:rPr>
-        <w:t>3.2. Access to the airport area and to the Aircraft shall be provided by the Customer.</w:t>
-      </w:r>
-    </w:p>
-    <w:p>
-      <w:pPr>
-        <w:spacing w:before="0" w:after="60" w:line="252" w:lineRule="auto"/>
-        <w:jc w:val="both"/>
-      </w:pPr>
-      <w:r>
-        <w:rPr>
-          <w:rFonts w:ascii="Times New Roman" w:hAnsi="Times New Roman" w:eastAsia="Times New Roman"/>
-          <w:b w:val="0"/>
-          <w:sz w:val="20"/>
-        </w:rPr>
-        <w:t>3.3. BSI shall be performed by a certified engineer issuing a BSI report and video materials.</w:t>
-      </w:r>
-    </w:p>
-    <w:p>
-      <w:pPr>
-        <w:spacing w:before="0" w:after="160" w:line="252" w:lineRule="auto"/>
-        <w:jc w:val="both"/>
-      </w:pPr>
-      <w:r>
-        <w:rPr>
-          <w:rFonts w:ascii="Times New Roman" w:hAnsi="Times New Roman" w:eastAsia="Times New Roman"/>
-          <w:b w:val="0"/>
-          <w:sz w:val="20"/>
-        </w:rPr>
-        <w:t>3.4. This Appendix No. 1 is an integral part of the Agreement.</w:t>
-      </w:r>
-    </w:p>
-    <w:p>
-      <w:pPr>
-        <w:spacing w:before="0" w:after="40" w:line="252" w:lineRule="auto"/>
-        <w:jc w:val="left"/>
-      </w:pPr>
-      <w:r>
-        <w:rPr>
-          <w:rFonts w:ascii="Times New Roman" w:hAnsi="Times New Roman" w:eastAsia="Times New Roman"/>
-          <w:b w:val="0"/>
-          <w:sz w:val="20"/>
-        </w:rPr>
-        <w:t xml:space="preserve">CONTRACTOR: </w:t>
-      </w:r>
-      <w:r>
-        <w:rPr>
-          <w:rFonts w:ascii="Times New Roman" w:hAnsi="Times New Roman" w:eastAsia="Times New Roman"/>
-          <w:b w:val="0"/>
-          <w:sz w:val="20"/>
-          <w:highlight w:val="yellow"/>
-        </w:rPr>
-        <w:t>________________</w:t>
-      </w:r>
-      <w:r>
-        <w:rPr>
-          <w:rFonts w:ascii="Times New Roman" w:hAnsi="Times New Roman" w:eastAsia="Times New Roman"/>
-          <w:b w:val="0"/>
-          <w:sz w:val="20"/>
-        </w:rPr>
-        <w:t xml:space="preserve"> / Serdar Guler /</w:t>
-      </w:r>
-    </w:p>
-    <w:p>
-      <w:pPr>
-        <w:spacing w:before="0" w:after="120" w:line="252" w:lineRule="auto"/>
-        <w:jc w:val="left"/>
-      </w:pPr>
-      <w:r>
-        <w:rPr>
-          <w:rFonts w:ascii="Times New Roman" w:hAnsi="Times New Roman" w:eastAsia="Times New Roman"/>
-          <w:b w:val="0"/>
-          <w:sz w:val="20"/>
-        </w:rPr>
-        <w:t xml:space="preserve">CUSTOMER:   </w:t>
-      </w:r>
-      <w:r>
-        <w:rPr>
-          <w:rFonts w:ascii="Times New Roman" w:hAnsi="Times New Roman" w:eastAsia="Times New Roman"/>
-          <w:b w:val="0"/>
-          <w:sz w:val="20"/>
-          <w:highlight w:val="yellow"/>
-        </w:rPr>
-        <w:t>________________</w:t>
-      </w:r>
-      <w:r>
-        <w:rPr>
-          <w:rFonts w:ascii="Times New Roman" w:hAnsi="Times New Roman" w:eastAsia="Times New Roman"/>
-          <w:b w:val="0"/>
-          <w:sz w:val="20"/>
-        </w:rPr>
-        <w:t xml:space="preserve"> / </w:t>
-      </w:r>
-      <w:r>
-        <w:rPr>
-          <w:rFonts w:ascii="Times New Roman" w:hAnsi="Times New Roman" w:eastAsia="Times New Roman"/>
-          <w:b w:val="0"/>
-          <w:sz w:val="20"/>
-          <w:highlight w:val="yellow"/>
-        </w:rPr>
-        <w:t>[Name]</w:t>
-      </w:r>
-      <w:r>
-        <w:rPr>
-          <w:rFonts w:ascii="Times New Roman" w:hAnsi="Times New Roman" w:eastAsia="Times New Roman"/>
-          <w:b w:val="0"/>
-          <w:sz w:val="20"/>
-        </w:rPr>
-        <w:t xml:space="preserve"> /</w:t>
-      </w:r>
-    </w:p>
-    <w:p>
-      <w:pPr>
-        <w:spacing w:before="0" w:after="60" w:line="252" w:lineRule="auto"/>
+        <w:spacing w:before="0" w:after="0" w:line="252" w:lineRule="auto"/>
         <w:jc w:val="left"/>
       </w:pPr>
       <w:r>
@@ -1951,14 +1286,14 @@
           <w:b w:val="0"/>
           <w:sz w:val="16"/>
         </w:rPr>
-        <w:t>DRAFT — for internal review. Customer details still pending. Not legal advice.</w:t>
+        <w:t>DRAFT — not legal advice.</w:t>
       </w:r>
     </w:p>
     <w:sectPr>
       <w:headerReference w:type="default" r:id="rId9"/>
       <w:footerReference w:type="default" r:id="rId10"/>
       <w:pgSz w:w="12240" w:h="15840"/>
-      <w:pgMar w:top="680" w:right="850" w:bottom="907" w:left="1020" w:header="283" w:footer="283" w:gutter="0"/>
+      <w:pgMar w:top="680" w:right="850" w:bottom="850" w:left="1020" w:header="227" w:footer="227" w:gutter="0"/>
       <w:cols w:space="720"/>
       <w:docGrid w:linePitch="360"/>
     </w:sectPr>
@@ -1977,7 +1312,7 @@
       <w:rPr>
         <w:rFonts w:ascii="Times New Roman" w:hAnsi="Times New Roman" w:eastAsia="Times New Roman"/>
         <w:b w:val="0"/>
-        <w:color w:val="555555"/>
+        <w:color w:val="666666"/>
         <w:sz w:val="15"/>
       </w:rPr>
       <w:t>Egitim Mahallesi, Fahrettin Kerim Gokay Caddesi, Ortaklar Ishani, N: 71/57, Kadikoy, 34722, Istanbul, Turkey  |  sales@jetechnic.com  |  jetechnic.com</w:t>
@@ -1991,13 +1326,12 @@
   <w:p>
     <w:pPr>
       <w:pStyle w:val="Header"/>
-      <w:spacing w:after="40" w:before="0"/>
       <w:jc w:val="center"/>
     </w:pPr>
     <w:r>
       <w:drawing>
         <wp:inline xmlns:a="http://schemas.openxmlformats.org/drawingml/2006/main" xmlns:pic="http://schemas.openxmlformats.org/drawingml/2006/picture">
-          <wp:extent cx="3780000" cy="644882"/>
+          <wp:extent cx="3600000" cy="614173"/>
           <wp:docPr id="1" name="Picture 1"/>
           <wp:cNvGraphicFramePr>
             <a:graphicFrameLocks noChangeAspect="1"/>
@@ -2018,7 +1352,7 @@
                 <pic:spPr>
                   <a:xfrm>
                     <a:off x="0" y="0"/>
-                    <a:ext cx="3780000" cy="644882"/>
+                    <a:ext cx="3600000" cy="614173"/>
                   </a:xfrm>
                   <a:prstGeom prst="rect"/>
                 </pic:spPr>

--- a/agreements/Service_Agreement_JT-BSI-2026_EN.docx
+++ b/agreements/Service_Agreement_JT-BSI-2026_EN.docx
@@ -757,12 +757,7 @@
         <w:jc w:val="both"/>
       </w:pPr>
       <w:r>
-        <w:rPr>
-          <w:rFonts w:ascii="Times New Roman" w:hAnsi="Times New Roman" w:eastAsia="Times New Roman"/>
-          <w:b w:val="0"/>
-          <w:sz w:val="20"/>
-        </w:rPr>
-        <w:t>6.3. Amendments require written form signed by both Parties (including PDF scans).</w:t>
+        <w:t>6.3. Amendments require written form signed by both Parties (including PDF scans of signed originals).</w:t>
       </w:r>
     </w:p>
     <w:p>
@@ -799,26 +794,7 @@
         <w:jc w:val="both"/>
       </w:pPr>
       <w:r>
-        <w:rPr>
-          <w:rFonts w:ascii="Times New Roman" w:hAnsi="Times New Roman" w:eastAsia="Times New Roman"/>
-          <w:b w:val="0"/>
-          <w:sz w:val="20"/>
-        </w:rPr>
-        <w:t>6.6. Executed in English and Russian; English prevails. PDF scans of signed originals are valid.</w:t>
-      </w:r>
-    </w:p>
-    <w:p>
-      <w:pPr>
-        <w:spacing w:before="0" w:after="40" w:line="252" w:lineRule="auto"/>
-        <w:jc w:val="both"/>
-      </w:pPr>
-      <w:r>
-        <w:rPr>
-          <w:rFonts w:ascii="Times New Roman" w:hAnsi="Times New Roman" w:eastAsia="Times New Roman"/>
-          <w:b w:val="0"/>
-          <w:sz w:val="20"/>
-        </w:rPr>
-        <w:t>6.7. Governed by the laws of Türkiye. Disputes not settled within 15 business days shall be submitted to the courts of Istanbul, Türkiye (English unless otherwise agreed).</w:t>
+        <w:t>6.6. Governed by the laws of Türkiye. Disputes not settled within 15 business days shall be submitted to the courts of Istanbul, Türkiye (English unless otherwise agreed).</w:t>
       </w:r>
     </w:p>
     <w:p>

--- a/agreements/Service_Agreement_JT-BSI-2026_EN.docx
+++ b/agreements/Service_Agreement_JT-BSI-2026_EN.docx
@@ -9,7 +9,7 @@
       </w:pPr>
       <w:r>
         <w:rPr>
-          <w:rFonts w:ascii="Times New Roman" w:hAnsi="Times New Roman" w:eastAsia="Times New Roman"/>
+          <w:rFonts w:ascii="Calibri" w:hAnsi="Calibri" w:eastAsia="Calibri" w:cs="Calibri"/>
           <w:b/>
           <w:sz w:val="24"/>
         </w:rPr>
@@ -17,7 +17,7 @@
       </w:r>
       <w:r>
         <w:rPr>
-          <w:rFonts w:ascii="Times New Roman" w:hAnsi="Times New Roman" w:eastAsia="Times New Roman"/>
+          <w:rFonts w:ascii="Calibri" w:hAnsi="Calibri" w:eastAsia="Calibri" w:cs="Calibri"/>
           <w:b/>
           <w:sz w:val="24"/>
           <w:highlight w:val="yellow"/>
@@ -26,7 +26,7 @@
       </w:r>
       <w:r>
         <w:rPr>
-          <w:rFonts w:ascii="Times New Roman" w:hAnsi="Times New Roman" w:eastAsia="Times New Roman"/>
+          <w:rFonts w:ascii="Calibri" w:hAnsi="Calibri" w:eastAsia="Calibri" w:cs="Calibri"/>
           <w:b/>
           <w:sz w:val="24"/>
         </w:rPr>
@@ -40,7 +40,7 @@
       </w:pPr>
       <w:r>
         <w:rPr>
-          <w:rFonts w:ascii="Times New Roman" w:hAnsi="Times New Roman" w:eastAsia="Times New Roman"/>
+          <w:rFonts w:ascii="Calibri" w:hAnsi="Calibri" w:eastAsia="Calibri" w:cs="Calibri"/>
           <w:b/>
           <w:sz w:val="21"/>
         </w:rPr>
@@ -54,7 +54,7 @@
       </w:pPr>
       <w:r>
         <w:rPr>
-          <w:rFonts w:ascii="Times New Roman" w:hAnsi="Times New Roman" w:eastAsia="Times New Roman"/>
+          <w:rFonts w:ascii="Calibri" w:hAnsi="Calibri" w:eastAsia="Calibri" w:cs="Calibri"/>
           <w:b/>
           <w:sz w:val="20"/>
         </w:rPr>
@@ -68,7 +68,7 @@
       </w:pPr>
       <w:r>
         <w:rPr>
-          <w:rFonts w:ascii="Times New Roman" w:hAnsi="Times New Roman" w:eastAsia="Times New Roman"/>
+          <w:rFonts w:ascii="Calibri" w:hAnsi="Calibri" w:eastAsia="Calibri" w:cs="Calibri"/>
           <w:b w:val="0"/>
           <w:sz w:val="19"/>
         </w:rPr>
@@ -76,7 +76,7 @@
       </w:r>
       <w:r>
         <w:rPr>
-          <w:rFonts w:ascii="Times New Roman" w:hAnsi="Times New Roman" w:eastAsia="Times New Roman"/>
+          <w:rFonts w:ascii="Calibri" w:hAnsi="Calibri" w:eastAsia="Calibri" w:cs="Calibri"/>
           <w:b w:val="0"/>
           <w:sz w:val="19"/>
           <w:highlight w:val="yellow"/>
@@ -85,7 +85,7 @@
       </w:r>
       <w:r>
         <w:rPr>
-          <w:rFonts w:ascii="Times New Roman" w:hAnsi="Times New Roman" w:eastAsia="Times New Roman"/>
+          <w:rFonts w:ascii="Calibri" w:hAnsi="Calibri" w:eastAsia="Calibri" w:cs="Calibri"/>
           <w:b w:val="0"/>
           <w:sz w:val="19"/>
         </w:rPr>
@@ -93,7 +93,7 @@
       </w:r>
       <w:r>
         <w:rPr>
-          <w:rFonts w:ascii="Times New Roman" w:hAnsi="Times New Roman" w:eastAsia="Times New Roman"/>
+          <w:rFonts w:ascii="Calibri" w:hAnsi="Calibri" w:eastAsia="Calibri" w:cs="Calibri"/>
           <w:b w:val="0"/>
           <w:sz w:val="19"/>
           <w:highlight w:val="yellow"/>
@@ -102,7 +102,7 @@
       </w:r>
       <w:r>
         <w:rPr>
-          <w:rFonts w:ascii="Times New Roman" w:hAnsi="Times New Roman" w:eastAsia="Times New Roman"/>
+          <w:rFonts w:ascii="Calibri" w:hAnsi="Calibri" w:eastAsia="Calibri" w:cs="Calibri"/>
           <w:b w:val="0"/>
           <w:sz w:val="19"/>
         </w:rPr>
@@ -110,7 +110,7 @@
       </w:r>
       <w:r>
         <w:rPr>
-          <w:rFonts w:ascii="Times New Roman" w:hAnsi="Times New Roman" w:eastAsia="Times New Roman"/>
+          <w:rFonts w:ascii="Calibri" w:hAnsi="Calibri" w:eastAsia="Calibri" w:cs="Calibri"/>
           <w:b w:val="0"/>
           <w:sz w:val="19"/>
           <w:highlight w:val="yellow"/>
@@ -119,7 +119,7 @@
       </w:r>
       <w:r>
         <w:rPr>
-          <w:rFonts w:ascii="Times New Roman" w:hAnsi="Times New Roman" w:eastAsia="Times New Roman"/>
+          <w:rFonts w:ascii="Calibri" w:hAnsi="Calibri" w:eastAsia="Calibri" w:cs="Calibri"/>
           <w:b w:val="0"/>
           <w:sz w:val="19"/>
         </w:rPr>
@@ -133,7 +133,7 @@
       </w:pPr>
       <w:r>
         <w:rPr>
-          <w:rFonts w:ascii="Times New Roman" w:hAnsi="Times New Roman" w:eastAsia="Times New Roman"/>
+          <w:rFonts w:ascii="Calibri" w:hAnsi="Calibri" w:eastAsia="Calibri" w:cs="Calibri"/>
           <w:b/>
           <w:sz w:val="20"/>
         </w:rPr>
@@ -141,7 +141,7 @@
       </w:r>
       <w:r>
         <w:rPr>
-          <w:rFonts w:ascii="Times New Roman" w:hAnsi="Times New Roman" w:eastAsia="Times New Roman"/>
+          <w:rFonts w:ascii="Calibri" w:hAnsi="Calibri" w:eastAsia="Calibri" w:cs="Calibri"/>
           <w:b w:val="0"/>
           <w:sz w:val="20"/>
         </w:rPr>
@@ -149,7 +149,7 @@
       </w:r>
       <w:r>
         <w:rPr>
-          <w:rFonts w:ascii="Times New Roman" w:hAnsi="Times New Roman" w:eastAsia="Times New Roman"/>
+          <w:rFonts w:ascii="Calibri" w:hAnsi="Calibri" w:eastAsia="Calibri" w:cs="Calibri"/>
           <w:b/>
           <w:sz w:val="20"/>
         </w:rPr>
@@ -157,7 +157,7 @@
       </w:r>
       <w:r>
         <w:rPr>
-          <w:rFonts w:ascii="Times New Roman" w:hAnsi="Times New Roman" w:eastAsia="Times New Roman"/>
+          <w:rFonts w:ascii="Calibri" w:hAnsi="Calibri" w:eastAsia="Calibri" w:cs="Calibri"/>
           <w:b w:val="0"/>
           <w:sz w:val="20"/>
         </w:rPr>
@@ -171,7 +171,7 @@
       </w:pPr>
       <w:r>
         <w:rPr>
-          <w:rFonts w:ascii="Times New Roman" w:hAnsi="Times New Roman" w:eastAsia="Times New Roman"/>
+          <w:rFonts w:ascii="Calibri" w:hAnsi="Calibri" w:eastAsia="Calibri" w:cs="Calibri"/>
           <w:b/>
           <w:sz w:val="20"/>
           <w:highlight w:val="yellow"/>
@@ -180,7 +180,7 @@
       </w:r>
       <w:r>
         <w:rPr>
-          <w:rFonts w:ascii="Times New Roman" w:hAnsi="Times New Roman" w:eastAsia="Times New Roman"/>
+          <w:rFonts w:ascii="Calibri" w:hAnsi="Calibri" w:eastAsia="Calibri" w:cs="Calibri"/>
           <w:b w:val="0"/>
           <w:sz w:val="20"/>
         </w:rPr>
@@ -188,7 +188,7 @@
       </w:r>
       <w:r>
         <w:rPr>
-          <w:rFonts w:ascii="Times New Roman" w:hAnsi="Times New Roman" w:eastAsia="Times New Roman"/>
+          <w:rFonts w:ascii="Calibri" w:hAnsi="Calibri" w:eastAsia="Calibri" w:cs="Calibri"/>
           <w:b w:val="0"/>
           <w:sz w:val="20"/>
           <w:highlight w:val="yellow"/>
@@ -197,7 +197,7 @@
       </w:r>
       <w:r>
         <w:rPr>
-          <w:rFonts w:ascii="Times New Roman" w:hAnsi="Times New Roman" w:eastAsia="Times New Roman"/>
+          <w:rFonts w:ascii="Calibri" w:hAnsi="Calibri" w:eastAsia="Calibri" w:cs="Calibri"/>
           <w:b w:val="0"/>
           <w:sz w:val="20"/>
         </w:rPr>
@@ -205,7 +205,7 @@
       </w:r>
       <w:r>
         <w:rPr>
-          <w:rFonts w:ascii="Times New Roman" w:hAnsi="Times New Roman" w:eastAsia="Times New Roman"/>
+          <w:rFonts w:ascii="Calibri" w:hAnsi="Calibri" w:eastAsia="Calibri" w:cs="Calibri"/>
           <w:b w:val="0"/>
           <w:sz w:val="20"/>
           <w:highlight w:val="yellow"/>
@@ -214,7 +214,7 @@
       </w:r>
       <w:r>
         <w:rPr>
-          <w:rFonts w:ascii="Times New Roman" w:hAnsi="Times New Roman" w:eastAsia="Times New Roman"/>
+          <w:rFonts w:ascii="Calibri" w:hAnsi="Calibri" w:eastAsia="Calibri" w:cs="Calibri"/>
           <w:b w:val="0"/>
           <w:sz w:val="20"/>
         </w:rPr>
@@ -222,7 +222,7 @@
       </w:r>
       <w:r>
         <w:rPr>
-          <w:rFonts w:ascii="Times New Roman" w:hAnsi="Times New Roman" w:eastAsia="Times New Roman"/>
+          <w:rFonts w:ascii="Calibri" w:hAnsi="Calibri" w:eastAsia="Calibri" w:cs="Calibri"/>
           <w:b/>
           <w:sz w:val="20"/>
         </w:rPr>
@@ -230,7 +230,7 @@
       </w:r>
       <w:r>
         <w:rPr>
-          <w:rFonts w:ascii="Times New Roman" w:hAnsi="Times New Roman" w:eastAsia="Times New Roman"/>
+          <w:rFonts w:ascii="Calibri" w:hAnsi="Calibri" w:eastAsia="Calibri" w:cs="Calibri"/>
           <w:b w:val="0"/>
           <w:sz w:val="20"/>
         </w:rPr>
@@ -238,7 +238,7 @@
       </w:r>
       <w:r>
         <w:rPr>
-          <w:rFonts w:ascii="Times New Roman" w:hAnsi="Times New Roman" w:eastAsia="Times New Roman"/>
+          <w:rFonts w:ascii="Calibri" w:hAnsi="Calibri" w:eastAsia="Calibri" w:cs="Calibri"/>
           <w:b w:val="0"/>
           <w:sz w:val="20"/>
           <w:highlight w:val="yellow"/>
@@ -247,7 +247,7 @@
       </w:r>
       <w:r>
         <w:rPr>
-          <w:rFonts w:ascii="Times New Roman" w:hAnsi="Times New Roman" w:eastAsia="Times New Roman"/>
+          <w:rFonts w:ascii="Calibri" w:hAnsi="Calibri" w:eastAsia="Calibri" w:cs="Calibri"/>
           <w:b w:val="0"/>
           <w:sz w:val="20"/>
         </w:rPr>
@@ -255,7 +255,7 @@
       </w:r>
       <w:r>
         <w:rPr>
-          <w:rFonts w:ascii="Times New Roman" w:hAnsi="Times New Roman" w:eastAsia="Times New Roman"/>
+          <w:rFonts w:ascii="Calibri" w:hAnsi="Calibri" w:eastAsia="Calibri" w:cs="Calibri"/>
           <w:b w:val="0"/>
           <w:sz w:val="20"/>
           <w:highlight w:val="yellow"/>
@@ -264,7 +264,7 @@
       </w:r>
       <w:r>
         <w:rPr>
-          <w:rFonts w:ascii="Times New Roman" w:hAnsi="Times New Roman" w:eastAsia="Times New Roman"/>
+          <w:rFonts w:ascii="Calibri" w:hAnsi="Calibri" w:eastAsia="Calibri" w:cs="Calibri"/>
           <w:b w:val="0"/>
           <w:sz w:val="20"/>
         </w:rPr>
@@ -278,7 +278,7 @@
       </w:pPr>
       <w:r>
         <w:rPr>
-          <w:rFonts w:ascii="Times New Roman" w:hAnsi="Times New Roman" w:eastAsia="Times New Roman"/>
+          <w:rFonts w:ascii="Calibri" w:hAnsi="Calibri" w:eastAsia="Calibri" w:cs="Calibri"/>
           <w:b w:val="0"/>
           <w:sz w:val="20"/>
         </w:rPr>
@@ -292,7 +292,7 @@
       </w:pPr>
       <w:r>
         <w:rPr>
-          <w:rFonts w:ascii="Times New Roman" w:hAnsi="Times New Roman" w:eastAsia="Times New Roman"/>
+          <w:rFonts w:ascii="Calibri" w:hAnsi="Calibri" w:eastAsia="Calibri" w:cs="Calibri"/>
           <w:b/>
           <w:sz w:val="21"/>
         </w:rPr>
@@ -306,7 +306,7 @@
       </w:pPr>
       <w:r>
         <w:rPr>
-          <w:rFonts w:ascii="Times New Roman" w:hAnsi="Times New Roman" w:eastAsia="Times New Roman"/>
+          <w:rFonts w:ascii="Calibri" w:hAnsi="Calibri" w:eastAsia="Calibri" w:cs="Calibri"/>
           <w:b w:val="0"/>
           <w:sz w:val="20"/>
         </w:rPr>
@@ -320,7 +320,7 @@
       </w:pPr>
       <w:r>
         <w:rPr>
-          <w:rFonts w:ascii="Times New Roman" w:hAnsi="Times New Roman" w:eastAsia="Times New Roman"/>
+          <w:rFonts w:ascii="Calibri" w:hAnsi="Calibri" w:eastAsia="Calibri" w:cs="Calibri"/>
           <w:b w:val="0"/>
           <w:sz w:val="20"/>
         </w:rPr>
@@ -334,7 +334,7 @@
       </w:pPr>
       <w:r>
         <w:rPr>
-          <w:rFonts w:ascii="Times New Roman" w:hAnsi="Times New Roman" w:eastAsia="Times New Roman"/>
+          <w:rFonts w:ascii="Calibri" w:hAnsi="Calibri" w:eastAsia="Calibri" w:cs="Calibri"/>
           <w:b w:val="0"/>
           <w:sz w:val="20"/>
         </w:rPr>
@@ -348,7 +348,7 @@
       </w:pPr>
       <w:r>
         <w:rPr>
-          <w:rFonts w:ascii="Times New Roman" w:hAnsi="Times New Roman" w:eastAsia="Times New Roman"/>
+          <w:rFonts w:ascii="Calibri" w:hAnsi="Calibri" w:eastAsia="Calibri" w:cs="Calibri"/>
           <w:b w:val="0"/>
           <w:sz w:val="20"/>
         </w:rPr>
@@ -362,7 +362,7 @@
       </w:pPr>
       <w:r>
         <w:rPr>
-          <w:rFonts w:ascii="Times New Roman" w:hAnsi="Times New Roman" w:eastAsia="Times New Roman"/>
+          <w:rFonts w:ascii="Calibri" w:hAnsi="Calibri" w:eastAsia="Calibri" w:cs="Calibri"/>
           <w:b/>
           <w:sz w:val="21"/>
         </w:rPr>
@@ -376,7 +376,7 @@
       </w:pPr>
       <w:r>
         <w:rPr>
-          <w:rFonts w:ascii="Times New Roman" w:hAnsi="Times New Roman" w:eastAsia="Times New Roman"/>
+          <w:rFonts w:ascii="Calibri" w:hAnsi="Calibri" w:eastAsia="Calibri" w:cs="Calibri"/>
           <w:b w:val="0"/>
           <w:sz w:val="20"/>
         </w:rPr>
@@ -390,7 +390,7 @@
       </w:pPr>
       <w:r>
         <w:rPr>
-          <w:rFonts w:ascii="Times New Roman" w:hAnsi="Times New Roman" w:eastAsia="Times New Roman"/>
+          <w:rFonts w:ascii="Calibri" w:hAnsi="Calibri" w:eastAsia="Calibri" w:cs="Calibri"/>
           <w:b w:val="0"/>
           <w:sz w:val="20"/>
         </w:rPr>
@@ -404,7 +404,7 @@
       </w:pPr>
       <w:r>
         <w:rPr>
-          <w:rFonts w:ascii="Times New Roman" w:hAnsi="Times New Roman" w:eastAsia="Times New Roman"/>
+          <w:rFonts w:ascii="Calibri" w:hAnsi="Calibri" w:eastAsia="Calibri" w:cs="Calibri"/>
           <w:b/>
           <w:sz w:val="21"/>
         </w:rPr>
@@ -418,7 +418,7 @@
       </w:pPr>
       <w:r>
         <w:rPr>
-          <w:rFonts w:ascii="Times New Roman" w:hAnsi="Times New Roman" w:eastAsia="Times New Roman"/>
+          <w:rFonts w:ascii="Calibri" w:hAnsi="Calibri" w:eastAsia="Calibri" w:cs="Calibri"/>
           <w:b w:val="0"/>
           <w:sz w:val="20"/>
         </w:rPr>
@@ -432,7 +432,7 @@
       </w:pPr>
       <w:r>
         <w:rPr>
-          <w:rFonts w:ascii="Times New Roman" w:hAnsi="Times New Roman" w:eastAsia="Times New Roman"/>
+          <w:rFonts w:ascii="Calibri" w:hAnsi="Calibri" w:eastAsia="Calibri" w:cs="Calibri"/>
           <w:b w:val="0"/>
           <w:sz w:val="20"/>
         </w:rPr>
@@ -446,7 +446,7 @@
       </w:pPr>
       <w:r>
         <w:rPr>
-          <w:rFonts w:ascii="Times New Roman" w:hAnsi="Times New Roman" w:eastAsia="Times New Roman"/>
+          <w:rFonts w:ascii="Calibri" w:hAnsi="Calibri" w:eastAsia="Calibri" w:cs="Calibri"/>
           <w:b w:val="0"/>
           <w:sz w:val="20"/>
         </w:rPr>
@@ -460,7 +460,7 @@
       </w:pPr>
       <w:r>
         <w:rPr>
-          <w:rFonts w:ascii="Times New Roman" w:hAnsi="Times New Roman" w:eastAsia="Times New Roman"/>
+          <w:rFonts w:ascii="Calibri" w:hAnsi="Calibri" w:eastAsia="Calibri" w:cs="Calibri"/>
           <w:b w:val="0"/>
           <w:sz w:val="20"/>
         </w:rPr>
@@ -474,7 +474,7 @@
       </w:pPr>
       <w:r>
         <w:rPr>
-          <w:rFonts w:ascii="Times New Roman" w:hAnsi="Times New Roman" w:eastAsia="Times New Roman"/>
+          <w:rFonts w:ascii="Calibri" w:hAnsi="Calibri" w:eastAsia="Calibri" w:cs="Calibri"/>
           <w:b w:val="0"/>
           <w:sz w:val="20"/>
         </w:rPr>
@@ -488,7 +488,7 @@
       </w:pPr>
       <w:r>
         <w:rPr>
-          <w:rFonts w:ascii="Times New Roman" w:hAnsi="Times New Roman" w:eastAsia="Times New Roman"/>
+          <w:rFonts w:ascii="Calibri" w:hAnsi="Calibri" w:eastAsia="Calibri" w:cs="Calibri"/>
           <w:b w:val="0"/>
           <w:sz w:val="20"/>
         </w:rPr>
@@ -502,7 +502,7 @@
       </w:pPr>
       <w:r>
         <w:rPr>
-          <w:rFonts w:ascii="Times New Roman" w:hAnsi="Times New Roman" w:eastAsia="Times New Roman"/>
+          <w:rFonts w:ascii="Calibri" w:hAnsi="Calibri" w:eastAsia="Calibri" w:cs="Calibri"/>
           <w:b/>
           <w:sz w:val="20"/>
         </w:rPr>
@@ -516,7 +516,7 @@
       </w:pPr>
       <w:r>
         <w:rPr>
-          <w:rFonts w:ascii="Times New Roman" w:hAnsi="Times New Roman" w:eastAsia="Times New Roman"/>
+          <w:rFonts w:ascii="Calibri" w:hAnsi="Calibri" w:eastAsia="Calibri" w:cs="Calibri"/>
           <w:b w:val="0"/>
           <w:sz w:val="20"/>
         </w:rPr>
@@ -530,7 +530,7 @@
       </w:pPr>
       <w:r>
         <w:rPr>
-          <w:rFonts w:ascii="Times New Roman" w:hAnsi="Times New Roman" w:eastAsia="Times New Roman"/>
+          <w:rFonts w:ascii="Calibri" w:hAnsi="Calibri" w:eastAsia="Calibri" w:cs="Calibri"/>
           <w:b w:val="0"/>
           <w:sz w:val="20"/>
           <w:highlight w:val="yellow"/>
@@ -545,7 +545,7 @@
       </w:pPr>
       <w:r>
         <w:rPr>
-          <w:rFonts w:ascii="Times New Roman" w:hAnsi="Times New Roman" w:eastAsia="Times New Roman"/>
+          <w:rFonts w:ascii="Calibri" w:hAnsi="Calibri" w:eastAsia="Calibri" w:cs="Calibri"/>
           <w:b w:val="0"/>
           <w:sz w:val="20"/>
           <w:highlight w:val="yellow"/>
@@ -560,7 +560,7 @@
       </w:pPr>
       <w:r>
         <w:rPr>
-          <w:rFonts w:ascii="Times New Roman" w:hAnsi="Times New Roman" w:eastAsia="Times New Roman"/>
+          <w:rFonts w:ascii="Calibri" w:hAnsi="Calibri" w:eastAsia="Calibri" w:cs="Calibri"/>
           <w:b w:val="0"/>
           <w:sz w:val="20"/>
           <w:highlight w:val="yellow"/>
@@ -575,7 +575,7 @@
       </w:pPr>
       <w:r>
         <w:rPr>
-          <w:rFonts w:ascii="Times New Roman" w:hAnsi="Times New Roman" w:eastAsia="Times New Roman"/>
+          <w:rFonts w:ascii="Calibri" w:hAnsi="Calibri" w:eastAsia="Calibri" w:cs="Calibri"/>
           <w:b w:val="0"/>
           <w:sz w:val="20"/>
           <w:highlight w:val="yellow"/>
@@ -590,7 +590,7 @@
       </w:pPr>
       <w:r>
         <w:rPr>
-          <w:rFonts w:ascii="Times New Roman" w:hAnsi="Times New Roman" w:eastAsia="Times New Roman"/>
+          <w:rFonts w:ascii="Calibri" w:hAnsi="Calibri" w:eastAsia="Calibri" w:cs="Calibri"/>
           <w:b w:val="0"/>
           <w:sz w:val="20"/>
         </w:rPr>
@@ -604,7 +604,7 @@
       </w:pPr>
       <w:r>
         <w:rPr>
-          <w:rFonts w:ascii="Times New Roman" w:hAnsi="Times New Roman" w:eastAsia="Times New Roman"/>
+          <w:rFonts w:ascii="Calibri" w:hAnsi="Calibri" w:eastAsia="Calibri" w:cs="Calibri"/>
           <w:b w:val="0"/>
           <w:sz w:val="20"/>
         </w:rPr>
@@ -618,7 +618,7 @@
       </w:pPr>
       <w:r>
         <w:rPr>
-          <w:rFonts w:ascii="Times New Roman" w:hAnsi="Times New Roman" w:eastAsia="Times New Roman"/>
+          <w:rFonts w:ascii="Calibri" w:hAnsi="Calibri" w:eastAsia="Calibri" w:cs="Calibri"/>
           <w:b/>
           <w:sz w:val="21"/>
         </w:rPr>
@@ -632,7 +632,7 @@
       </w:pPr>
       <w:r>
         <w:rPr>
-          <w:rFonts w:ascii="Times New Roman" w:hAnsi="Times New Roman" w:eastAsia="Times New Roman"/>
+          <w:rFonts w:ascii="Calibri" w:hAnsi="Calibri" w:eastAsia="Calibri" w:cs="Calibri"/>
           <w:b w:val="0"/>
           <w:sz w:val="20"/>
         </w:rPr>
@@ -646,7 +646,7 @@
       </w:pPr>
       <w:r>
         <w:rPr>
-          <w:rFonts w:ascii="Times New Roman" w:hAnsi="Times New Roman" w:eastAsia="Times New Roman"/>
+          <w:rFonts w:ascii="Calibri" w:hAnsi="Calibri" w:eastAsia="Calibri" w:cs="Calibri"/>
           <w:b w:val="0"/>
           <w:sz w:val="20"/>
         </w:rPr>
@@ -660,7 +660,7 @@
       </w:pPr>
       <w:r>
         <w:rPr>
-          <w:rFonts w:ascii="Times New Roman" w:hAnsi="Times New Roman" w:eastAsia="Times New Roman"/>
+          <w:rFonts w:ascii="Calibri" w:hAnsi="Calibri" w:eastAsia="Calibri" w:cs="Calibri"/>
           <w:b w:val="0"/>
           <w:sz w:val="20"/>
         </w:rPr>
@@ -674,7 +674,7 @@
       </w:pPr>
       <w:r>
         <w:rPr>
-          <w:rFonts w:ascii="Times New Roman" w:hAnsi="Times New Roman" w:eastAsia="Times New Roman"/>
+          <w:rFonts w:ascii="Calibri" w:hAnsi="Calibri" w:eastAsia="Calibri" w:cs="Calibri"/>
           <w:b/>
           <w:sz w:val="21"/>
         </w:rPr>
@@ -688,7 +688,7 @@
       </w:pPr>
       <w:r>
         <w:rPr>
-          <w:rFonts w:ascii="Times New Roman" w:hAnsi="Times New Roman" w:eastAsia="Times New Roman"/>
+          <w:rFonts w:ascii="Calibri" w:hAnsi="Calibri" w:eastAsia="Calibri" w:cs="Calibri"/>
           <w:b w:val="0"/>
           <w:sz w:val="20"/>
         </w:rPr>
@@ -702,7 +702,7 @@
       </w:pPr>
       <w:r>
         <w:rPr>
-          <w:rFonts w:ascii="Times New Roman" w:hAnsi="Times New Roman" w:eastAsia="Times New Roman"/>
+          <w:rFonts w:ascii="Calibri" w:hAnsi="Calibri" w:eastAsia="Calibri" w:cs="Calibri"/>
           <w:b w:val="0"/>
           <w:sz w:val="20"/>
         </w:rPr>
@@ -716,7 +716,7 @@
       </w:pPr>
       <w:r>
         <w:rPr>
-          <w:rFonts w:ascii="Times New Roman" w:hAnsi="Times New Roman" w:eastAsia="Times New Roman"/>
+          <w:rFonts w:ascii="Calibri" w:hAnsi="Calibri" w:eastAsia="Calibri" w:cs="Calibri"/>
           <w:b/>
           <w:sz w:val="21"/>
         </w:rPr>
@@ -730,7 +730,7 @@
       </w:pPr>
       <w:r>
         <w:rPr>
-          <w:rFonts w:ascii="Times New Roman" w:hAnsi="Times New Roman" w:eastAsia="Times New Roman"/>
+          <w:rFonts w:ascii="Calibri" w:hAnsi="Calibri" w:eastAsia="Calibri" w:cs="Calibri"/>
           <w:b w:val="0"/>
           <w:sz w:val="20"/>
         </w:rPr>
@@ -744,7 +744,7 @@
       </w:pPr>
       <w:r>
         <w:rPr>
-          <w:rFonts w:ascii="Times New Roman" w:hAnsi="Times New Roman" w:eastAsia="Times New Roman"/>
+          <w:rFonts w:ascii="Calibri" w:hAnsi="Calibri" w:eastAsia="Calibri" w:cs="Calibri"/>
           <w:b w:val="0"/>
           <w:sz w:val="20"/>
         </w:rPr>
@@ -757,6 +757,9 @@
         <w:jc w:val="both"/>
       </w:pPr>
       <w:r>
+        <w:rPr>
+          <w:rFonts w:ascii="Calibri" w:hAnsi="Calibri" w:eastAsia="Calibri" w:cs="Calibri"/>
+        </w:rPr>
         <w:t>6.3. Amendments require written form signed by both Parties (including PDF scans of signed originals).</w:t>
       </w:r>
     </w:p>
@@ -767,7 +770,7 @@
       </w:pPr>
       <w:r>
         <w:rPr>
-          <w:rFonts w:ascii="Times New Roman" w:hAnsi="Times New Roman" w:eastAsia="Times New Roman"/>
+          <w:rFonts w:ascii="Calibri" w:hAnsi="Calibri" w:eastAsia="Calibri" w:cs="Calibri"/>
           <w:b w:val="0"/>
           <w:sz w:val="20"/>
         </w:rPr>
@@ -781,7 +784,7 @@
       </w:pPr>
       <w:r>
         <w:rPr>
-          <w:rFonts w:ascii="Times New Roman" w:hAnsi="Times New Roman" w:eastAsia="Times New Roman"/>
+          <w:rFonts w:ascii="Calibri" w:hAnsi="Calibri" w:eastAsia="Calibri" w:cs="Calibri"/>
           <w:b w:val="0"/>
           <w:sz w:val="20"/>
         </w:rPr>
@@ -794,6 +797,9 @@
         <w:jc w:val="both"/>
       </w:pPr>
       <w:r>
+        <w:rPr>
+          <w:rFonts w:ascii="Calibri" w:hAnsi="Calibri" w:eastAsia="Calibri" w:cs="Calibri"/>
+        </w:rPr>
         <w:t>6.6. Governed by the laws of Türkiye. Disputes not settled within 15 business days shall be submitted to the courts of Istanbul, Türkiye (English unless otherwise agreed).</w:t>
       </w:r>
     </w:p>
@@ -804,7 +810,7 @@
       </w:pPr>
       <w:r>
         <w:rPr>
-          <w:rFonts w:ascii="Times New Roman" w:hAnsi="Times New Roman" w:eastAsia="Times New Roman"/>
+          <w:rFonts w:ascii="Calibri" w:hAnsi="Calibri" w:eastAsia="Calibri" w:cs="Calibri"/>
           <w:b/>
           <w:sz w:val="21"/>
         </w:rPr>
@@ -826,10 +832,14 @@
             <w:tcW w:type="dxa" w:w="5185"/>
           </w:tcPr>
           <w:p>
-            <w:r/>
             <w:r>
               <w:rPr>
-                <w:rFonts w:ascii="Times New Roman" w:hAnsi="Times New Roman" w:eastAsia="Times New Roman"/>
+                <w:rFonts w:ascii="Calibri" w:hAnsi="Calibri" w:eastAsia="Calibri" w:cs="Calibri"/>
+              </w:rPr>
+            </w:r>
+            <w:r>
+              <w:rPr>
+                <w:rFonts w:ascii="Calibri" w:hAnsi="Calibri" w:eastAsia="Calibri" w:cs="Calibri"/>
                 <w:b/>
                 <w:sz w:val="19"/>
               </w:rPr>
@@ -842,7 +852,7 @@
             </w:pPr>
             <w:r>
               <w:rPr>
-                <w:rFonts w:ascii="Times New Roman" w:hAnsi="Times New Roman" w:eastAsia="Times New Roman"/>
+                <w:rFonts w:ascii="Calibri" w:hAnsi="Calibri" w:eastAsia="Calibri" w:cs="Calibri"/>
                 <w:b w:val="0"/>
                 <w:sz w:val="17"/>
               </w:rPr>
@@ -855,7 +865,7 @@
             </w:pPr>
             <w:r>
               <w:rPr>
-                <w:rFonts w:ascii="Times New Roman" w:hAnsi="Times New Roman" w:eastAsia="Times New Roman"/>
+                <w:rFonts w:ascii="Calibri" w:hAnsi="Calibri" w:eastAsia="Calibri" w:cs="Calibri"/>
                 <w:b w:val="0"/>
                 <w:sz w:val="17"/>
               </w:rPr>
@@ -868,7 +878,7 @@
             </w:pPr>
             <w:r>
               <w:rPr>
-                <w:rFonts w:ascii="Times New Roman" w:hAnsi="Times New Roman" w:eastAsia="Times New Roman"/>
+                <w:rFonts w:ascii="Calibri" w:hAnsi="Calibri" w:eastAsia="Calibri" w:cs="Calibri"/>
                 <w:b w:val="0"/>
                 <w:sz w:val="17"/>
               </w:rPr>
@@ -881,7 +891,7 @@
             </w:pPr>
             <w:r>
               <w:rPr>
-                <w:rFonts w:ascii="Times New Roman" w:hAnsi="Times New Roman" w:eastAsia="Times New Roman"/>
+                <w:rFonts w:ascii="Calibri" w:hAnsi="Calibri" w:eastAsia="Calibri" w:cs="Calibri"/>
                 <w:b w:val="0"/>
                 <w:sz w:val="17"/>
               </w:rPr>
@@ -894,7 +904,7 @@
             </w:pPr>
             <w:r>
               <w:rPr>
-                <w:rFonts w:ascii="Times New Roman" w:hAnsi="Times New Roman" w:eastAsia="Times New Roman"/>
+                <w:rFonts w:ascii="Calibri" w:hAnsi="Calibri" w:eastAsia="Calibri" w:cs="Calibri"/>
                 <w:b w:val="0"/>
                 <w:sz w:val="17"/>
               </w:rPr>
@@ -907,7 +917,7 @@
             </w:pPr>
             <w:r>
               <w:rPr>
-                <w:rFonts w:ascii="Times New Roman" w:hAnsi="Times New Roman" w:eastAsia="Times New Roman"/>
+                <w:rFonts w:ascii="Calibri" w:hAnsi="Calibri" w:eastAsia="Calibri" w:cs="Calibri"/>
                 <w:b w:val="0"/>
                 <w:sz w:val="17"/>
               </w:rPr>
@@ -920,7 +930,7 @@
             </w:pPr>
             <w:r>
               <w:rPr>
-                <w:rFonts w:ascii="Times New Roman" w:hAnsi="Times New Roman" w:eastAsia="Times New Roman"/>
+                <w:rFonts w:ascii="Calibri" w:hAnsi="Calibri" w:eastAsia="Calibri" w:cs="Calibri"/>
                 <w:b w:val="0"/>
                 <w:sz w:val="17"/>
               </w:rPr>
@@ -933,10 +943,14 @@
             <w:tcW w:type="dxa" w:w="5185"/>
           </w:tcPr>
           <w:p>
-            <w:r/>
             <w:r>
               <w:rPr>
-                <w:rFonts w:ascii="Times New Roman" w:hAnsi="Times New Roman" w:eastAsia="Times New Roman"/>
+                <w:rFonts w:ascii="Calibri" w:hAnsi="Calibri" w:eastAsia="Calibri" w:cs="Calibri"/>
+              </w:rPr>
+            </w:r>
+            <w:r>
+              <w:rPr>
+                <w:rFonts w:ascii="Calibri" w:hAnsi="Calibri" w:eastAsia="Calibri" w:cs="Calibri"/>
                 <w:b/>
                 <w:sz w:val="19"/>
               </w:rPr>
@@ -949,7 +963,7 @@
             </w:pPr>
             <w:r>
               <w:rPr>
-                <w:rFonts w:ascii="Times New Roman" w:hAnsi="Times New Roman" w:eastAsia="Times New Roman"/>
+                <w:rFonts w:ascii="Calibri" w:hAnsi="Calibri" w:eastAsia="Calibri" w:cs="Calibri"/>
                 <w:b w:val="0"/>
                 <w:sz w:val="17"/>
               </w:rPr>
@@ -957,7 +971,7 @@
             </w:r>
             <w:r>
               <w:rPr>
-                <w:rFonts w:ascii="Times New Roman" w:hAnsi="Times New Roman" w:eastAsia="Times New Roman"/>
+                <w:rFonts w:ascii="Calibri" w:hAnsi="Calibri" w:eastAsia="Calibri" w:cs="Calibri"/>
                 <w:b w:val="0"/>
                 <w:sz w:val="17"/>
                 <w:highlight w:val="yellow"/>
@@ -971,7 +985,7 @@
             </w:pPr>
             <w:r>
               <w:rPr>
-                <w:rFonts w:ascii="Times New Roman" w:hAnsi="Times New Roman" w:eastAsia="Times New Roman"/>
+                <w:rFonts w:ascii="Calibri" w:hAnsi="Calibri" w:eastAsia="Calibri" w:cs="Calibri"/>
                 <w:b w:val="0"/>
                 <w:sz w:val="17"/>
               </w:rPr>
@@ -979,7 +993,7 @@
             </w:r>
             <w:r>
               <w:rPr>
-                <w:rFonts w:ascii="Times New Roman" w:hAnsi="Times New Roman" w:eastAsia="Times New Roman"/>
+                <w:rFonts w:ascii="Calibri" w:hAnsi="Calibri" w:eastAsia="Calibri" w:cs="Calibri"/>
                 <w:b w:val="0"/>
                 <w:sz w:val="17"/>
                 <w:highlight w:val="yellow"/>
@@ -993,7 +1007,7 @@
             </w:pPr>
             <w:r>
               <w:rPr>
-                <w:rFonts w:ascii="Times New Roman" w:hAnsi="Times New Roman" w:eastAsia="Times New Roman"/>
+                <w:rFonts w:ascii="Calibri" w:hAnsi="Calibri" w:eastAsia="Calibri" w:cs="Calibri"/>
                 <w:b w:val="0"/>
                 <w:sz w:val="17"/>
               </w:rPr>
@@ -1001,7 +1015,7 @@
             </w:r>
             <w:r>
               <w:rPr>
-                <w:rFonts w:ascii="Times New Roman" w:hAnsi="Times New Roman" w:eastAsia="Times New Roman"/>
+                <w:rFonts w:ascii="Calibri" w:hAnsi="Calibri" w:eastAsia="Calibri" w:cs="Calibri"/>
                 <w:b w:val="0"/>
                 <w:sz w:val="17"/>
                 <w:highlight w:val="yellow"/>
@@ -1015,7 +1029,7 @@
             </w:pPr>
             <w:r>
               <w:rPr>
-                <w:rFonts w:ascii="Times New Roman" w:hAnsi="Times New Roman" w:eastAsia="Times New Roman"/>
+                <w:rFonts w:ascii="Calibri" w:hAnsi="Calibri" w:eastAsia="Calibri" w:cs="Calibri"/>
                 <w:b w:val="0"/>
                 <w:sz w:val="17"/>
               </w:rPr>
@@ -1023,7 +1037,7 @@
             </w:r>
             <w:r>
               <w:rPr>
-                <w:rFonts w:ascii="Times New Roman" w:hAnsi="Times New Roman" w:eastAsia="Times New Roman"/>
+                <w:rFonts w:ascii="Calibri" w:hAnsi="Calibri" w:eastAsia="Calibri" w:cs="Calibri"/>
                 <w:b w:val="0"/>
                 <w:sz w:val="17"/>
                 <w:highlight w:val="yellow"/>
@@ -1037,7 +1051,7 @@
             </w:pPr>
             <w:r>
               <w:rPr>
-                <w:rFonts w:ascii="Times New Roman" w:hAnsi="Times New Roman" w:eastAsia="Times New Roman"/>
+                <w:rFonts w:ascii="Calibri" w:hAnsi="Calibri" w:eastAsia="Calibri" w:cs="Calibri"/>
                 <w:b w:val="0"/>
                 <w:sz w:val="17"/>
               </w:rPr>
@@ -1045,7 +1059,7 @@
             </w:r>
             <w:r>
               <w:rPr>
-                <w:rFonts w:ascii="Times New Roman" w:hAnsi="Times New Roman" w:eastAsia="Times New Roman"/>
+                <w:rFonts w:ascii="Calibri" w:hAnsi="Calibri" w:eastAsia="Calibri" w:cs="Calibri"/>
                 <w:b w:val="0"/>
                 <w:sz w:val="17"/>
                 <w:highlight w:val="yellow"/>
@@ -1054,7 +1068,7 @@
             </w:r>
             <w:r>
               <w:rPr>
-                <w:rFonts w:ascii="Times New Roman" w:hAnsi="Times New Roman" w:eastAsia="Times New Roman"/>
+                <w:rFonts w:ascii="Calibri" w:hAnsi="Calibri" w:eastAsia="Calibri" w:cs="Calibri"/>
                 <w:b w:val="0"/>
                 <w:sz w:val="17"/>
               </w:rPr>
@@ -1062,7 +1076,7 @@
             </w:r>
             <w:r>
               <w:rPr>
-                <w:rFonts w:ascii="Times New Roman" w:hAnsi="Times New Roman" w:eastAsia="Times New Roman"/>
+                <w:rFonts w:ascii="Calibri" w:hAnsi="Calibri" w:eastAsia="Calibri" w:cs="Calibri"/>
                 <w:b w:val="0"/>
                 <w:sz w:val="17"/>
                 <w:highlight w:val="yellow"/>
@@ -1078,10 +1092,14 @@
             <w:tcW w:type="dxa" w:w="5185"/>
           </w:tcPr>
           <w:p>
-            <w:r/>
             <w:r>
               <w:rPr>
-                <w:rFonts w:ascii="Times New Roman" w:hAnsi="Times New Roman" w:eastAsia="Times New Roman"/>
+                <w:rFonts w:ascii="Calibri" w:hAnsi="Calibri" w:eastAsia="Calibri" w:cs="Calibri"/>
+              </w:rPr>
+            </w:r>
+            <w:r>
+              <w:rPr>
+                <w:rFonts w:ascii="Calibri" w:hAnsi="Calibri" w:eastAsia="Calibri" w:cs="Calibri"/>
                 <w:b/>
                 <w:sz w:val="19"/>
               </w:rPr>
@@ -1093,7 +1111,7 @@
             </w:pPr>
             <w:r>
               <w:rPr>
-                <w:rFonts w:ascii="Times New Roman" w:hAnsi="Times New Roman" w:eastAsia="Times New Roman"/>
+                <w:rFonts w:ascii="Calibri" w:hAnsi="Calibri" w:eastAsia="Calibri" w:cs="Calibri"/>
                 <w:b w:val="0"/>
                 <w:sz w:val="17"/>
               </w:rPr>
@@ -1105,7 +1123,7 @@
             </w:pPr>
             <w:r>
               <w:rPr>
-                <w:rFonts w:ascii="Times New Roman" w:hAnsi="Times New Roman" w:eastAsia="Times New Roman"/>
+                <w:rFonts w:ascii="Calibri" w:hAnsi="Calibri" w:eastAsia="Calibri" w:cs="Calibri"/>
                 <w:b w:val="0"/>
                 <w:sz w:val="17"/>
                 <w:highlight w:val="yellow"/>
@@ -1114,7 +1132,7 @@
             </w:r>
             <w:r>
               <w:rPr>
-                <w:rFonts w:ascii="Times New Roman" w:hAnsi="Times New Roman" w:eastAsia="Times New Roman"/>
+                <w:rFonts w:ascii="Calibri" w:hAnsi="Calibri" w:eastAsia="Calibri" w:cs="Calibri"/>
                 <w:b w:val="0"/>
                 <w:sz w:val="17"/>
               </w:rPr>
@@ -1127,7 +1145,7 @@
             </w:pPr>
             <w:r>
               <w:rPr>
-                <w:rFonts w:ascii="Times New Roman" w:hAnsi="Times New Roman" w:eastAsia="Times New Roman"/>
+                <w:rFonts w:ascii="Calibri" w:hAnsi="Calibri" w:eastAsia="Calibri" w:cs="Calibri"/>
                 <w:b w:val="0"/>
                 <w:sz w:val="17"/>
               </w:rPr>
@@ -1140,7 +1158,7 @@
             </w:pPr>
             <w:r>
               <w:rPr>
-                <w:rFonts w:ascii="Times New Roman" w:hAnsi="Times New Roman" w:eastAsia="Times New Roman"/>
+                <w:rFonts w:ascii="Calibri" w:hAnsi="Calibri" w:eastAsia="Calibri" w:cs="Calibri"/>
                 <w:b w:val="0"/>
                 <w:sz w:val="17"/>
               </w:rPr>
@@ -1153,10 +1171,14 @@
             <w:tcW w:type="dxa" w:w="5185"/>
           </w:tcPr>
           <w:p>
-            <w:r/>
             <w:r>
               <w:rPr>
-                <w:rFonts w:ascii="Times New Roman" w:hAnsi="Times New Roman" w:eastAsia="Times New Roman"/>
+                <w:rFonts w:ascii="Calibri" w:hAnsi="Calibri" w:eastAsia="Calibri" w:cs="Calibri"/>
+              </w:rPr>
+            </w:r>
+            <w:r>
+              <w:rPr>
+                <w:rFonts w:ascii="Calibri" w:hAnsi="Calibri" w:eastAsia="Calibri" w:cs="Calibri"/>
                 <w:b/>
                 <w:sz w:val="19"/>
               </w:rPr>
@@ -1168,7 +1190,7 @@
             </w:pPr>
             <w:r>
               <w:rPr>
-                <w:rFonts w:ascii="Times New Roman" w:hAnsi="Times New Roman" w:eastAsia="Times New Roman"/>
+                <w:rFonts w:ascii="Calibri" w:hAnsi="Calibri" w:eastAsia="Calibri" w:cs="Calibri"/>
                 <w:b w:val="0"/>
                 <w:sz w:val="17"/>
               </w:rPr>
@@ -1180,7 +1202,7 @@
             </w:pPr>
             <w:r>
               <w:rPr>
-                <w:rFonts w:ascii="Times New Roman" w:hAnsi="Times New Roman" w:eastAsia="Times New Roman"/>
+                <w:rFonts w:ascii="Calibri" w:hAnsi="Calibri" w:eastAsia="Calibri" w:cs="Calibri"/>
                 <w:b w:val="0"/>
                 <w:sz w:val="17"/>
                 <w:highlight w:val="yellow"/>
@@ -1189,7 +1211,7 @@
             </w:r>
             <w:r>
               <w:rPr>
-                <w:rFonts w:ascii="Times New Roman" w:hAnsi="Times New Roman" w:eastAsia="Times New Roman"/>
+                <w:rFonts w:ascii="Calibri" w:hAnsi="Calibri" w:eastAsia="Calibri" w:cs="Calibri"/>
                 <w:b w:val="0"/>
                 <w:sz w:val="17"/>
               </w:rPr>
@@ -1197,7 +1219,7 @@
             </w:r>
             <w:r>
               <w:rPr>
-                <w:rFonts w:ascii="Times New Roman" w:hAnsi="Times New Roman" w:eastAsia="Times New Roman"/>
+                <w:rFonts w:ascii="Calibri" w:hAnsi="Calibri" w:eastAsia="Calibri" w:cs="Calibri"/>
                 <w:b w:val="0"/>
                 <w:sz w:val="17"/>
                 <w:highlight w:val="yellow"/>
@@ -1206,7 +1228,7 @@
             </w:r>
             <w:r>
               <w:rPr>
-                <w:rFonts w:ascii="Times New Roman" w:hAnsi="Times New Roman" w:eastAsia="Times New Roman"/>
+                <w:rFonts w:ascii="Calibri" w:hAnsi="Calibri" w:eastAsia="Calibri" w:cs="Calibri"/>
                 <w:b w:val="0"/>
                 <w:sz w:val="17"/>
               </w:rPr>
@@ -1219,7 +1241,7 @@
             </w:pPr>
             <w:r>
               <w:rPr>
-                <w:rFonts w:ascii="Times New Roman" w:hAnsi="Times New Roman" w:eastAsia="Times New Roman"/>
+                <w:rFonts w:ascii="Calibri" w:hAnsi="Calibri" w:eastAsia="Calibri" w:cs="Calibri"/>
                 <w:b w:val="0"/>
                 <w:sz w:val="17"/>
               </w:rPr>
@@ -1227,7 +1249,7 @@
             </w:r>
             <w:r>
               <w:rPr>
-                <w:rFonts w:ascii="Times New Roman" w:hAnsi="Times New Roman" w:eastAsia="Times New Roman"/>
+                <w:rFonts w:ascii="Calibri" w:hAnsi="Calibri" w:eastAsia="Calibri" w:cs="Calibri"/>
                 <w:b w:val="0"/>
                 <w:sz w:val="17"/>
                 <w:highlight w:val="yellow"/>
@@ -1241,7 +1263,7 @@
             </w:pPr>
             <w:r>
               <w:rPr>
-                <w:rFonts w:ascii="Times New Roman" w:hAnsi="Times New Roman" w:eastAsia="Times New Roman"/>
+                <w:rFonts w:ascii="Calibri" w:hAnsi="Calibri" w:eastAsia="Calibri" w:cs="Calibri"/>
                 <w:b w:val="0"/>
                 <w:sz w:val="17"/>
               </w:rPr>
@@ -1258,7 +1280,7 @@
       </w:pPr>
       <w:r>
         <w:rPr>
-          <w:rFonts w:ascii="Times New Roman" w:hAnsi="Times New Roman" w:eastAsia="Times New Roman"/>
+          <w:rFonts w:ascii="Calibri" w:hAnsi="Calibri" w:eastAsia="Calibri" w:cs="Calibri"/>
           <w:b w:val="0"/>
           <w:sz w:val="16"/>
         </w:rPr>
@@ -1286,7 +1308,7 @@
     </w:pPr>
     <w:r>
       <w:rPr>
-        <w:rFonts w:ascii="Times New Roman" w:hAnsi="Times New Roman" w:eastAsia="Times New Roman"/>
+        <w:rFonts w:ascii="Calibri" w:hAnsi="Calibri" w:eastAsia="Calibri" w:cs="Calibri"/>
         <w:b w:val="0"/>
         <w:color w:val="666666"/>
         <w:sz w:val="15"/>
@@ -1305,6 +1327,9 @@
       <w:jc w:val="center"/>
     </w:pPr>
     <w:r>
+      <w:rPr>
+        <w:rFonts w:ascii="Calibri" w:hAnsi="Calibri" w:eastAsia="Calibri" w:cs="Calibri"/>
+      </w:rPr>
       <w:drawing>
         <wp:inline xmlns:a="http://schemas.openxmlformats.org/drawingml/2006/main" xmlns:pic="http://schemas.openxmlformats.org/drawingml/2006/picture">
           <wp:extent cx="3600000" cy="614173"/>
@@ -1705,6 +1730,9 @@
     <w:name w:val="Normal"/>
     <w:qFormat/>
     <w:rsid w:val="00FC693F"/>
+    <w:rPr>
+      <w:rFonts w:ascii="Calibri" w:hAnsi="Calibri" w:eastAsia="Calibri"/>
+    </w:rPr>
   </w:style>
   <w:style w:type="paragraph" w:styleId="Header">
     <w:name w:val="header"/>

--- a/agreements/Service_Agreement_JT-BSI-2026_EN.docx
+++ b/agreements/Service_Agreement_JT-BSI-2026_EN.docx
@@ -25253,8 +25253,8 @@
         <ns0:font script="Hang" typeface="맑은 고딕"/>
         <ns0:font script="Hans" typeface="宋体"/>
         <ns0:font script="Hant" typeface="新細明體"/>
-        <ns0:font script="Arab" typeface="Times New Roman"/>
-        <ns0:font script="Hebr" typeface="Times New Roman"/>
+        <ns0:font script="Arab" typeface="Calibri"/>
+        <ns0:font script="Hebr" typeface="Calibri"/>
         <ns0:font script="Thai" typeface="Angsana New"/>
         <ns0:font script="Ethi" typeface="Nyala"/>
         <ns0:font script="Beng" typeface="Vrinda"/>
@@ -25276,7 +25276,7 @@
         <ns0:font script="Laoo" typeface="DokChampa"/>
         <ns0:font script="Sinh" typeface="Iskoola Pota"/>
         <ns0:font script="Mong" typeface="Mongolian Baiti"/>
-        <ns0:font script="Viet" typeface="Times New Roman"/>
+        <ns0:font script="Viet" typeface="Calibri"/>
         <ns0:font script="Uigh" typeface="Microsoft Uighur"/>
         <ns0:font script="Geor" typeface="Sylfaen"/>
       </ns0:majorFont>

--- a/agreements/Service_Agreement_JT-BSI-2026_EN.docx
+++ b/agreements/Service_Agreement_JT-BSI-2026_EN.docx
@@ -1556,7 +1556,7 @@
   <ns0:docDefaults>
     <ns0:rPrDefault>
       <ns0:rPr>
-        <ns0:rFonts ns0:cstheme="minorBidi" ns0:ascii="Calibri" ns0:hAnsi="Calibri" ns0:cs="Calibri" ns0:eastAsia="Calibri"/>
+        <ns0:rFonts ns0:ascii="Calibri" ns0:hAnsi="Calibri" ns0:cs="Calibri" ns0:eastAsia="Calibri"/>
         <ns0:sz ns0:val="22"/>
         <ns0:szCs ns0:val="22"/>
         <ns0:lang ns0:val="en-US" ns0:eastAsia="en-US" ns0:bidi="ar-SA"/>
@@ -1775,7 +1775,7 @@
       <ns0:outlineLvl ns0:val="0"/>
     </ns0:pPr>
     <ns0:rPr>
-      <ns0:rFonts ns0:cstheme="majorBidi" ns0:ascii="Calibri" ns0:hAnsi="Calibri" ns0:cs="Calibri" ns0:eastAsia="Calibri"/>
+      <ns0:rFonts ns0:ascii="Calibri" ns0:hAnsi="Calibri" ns0:cs="Calibri" ns0:eastAsia="Calibri"/>
       <ns0:b/>
       <ns0:bCs/>
       <ns0:color ns0:val="365F91" ns0:themeColor="accent1" ns0:themeShade="BF"/>
@@ -1799,7 +1799,7 @@
       <ns0:outlineLvl ns0:val="1"/>
     </ns0:pPr>
     <ns0:rPr>
-      <ns0:rFonts ns0:cstheme="majorBidi" ns0:ascii="Calibri" ns0:hAnsi="Calibri" ns0:cs="Calibri" ns0:eastAsia="Calibri"/>
+      <ns0:rFonts ns0:ascii="Calibri" ns0:hAnsi="Calibri" ns0:cs="Calibri" ns0:eastAsia="Calibri"/>
       <ns0:b/>
       <ns0:bCs/>
       <ns0:color ns0:val="4F81BD" ns0:themeColor="accent1"/>
@@ -1823,7 +1823,7 @@
       <ns0:outlineLvl ns0:val="2"/>
     </ns0:pPr>
     <ns0:rPr>
-      <ns0:rFonts ns0:cstheme="majorBidi" ns0:ascii="Calibri" ns0:hAnsi="Calibri" ns0:cs="Calibri" ns0:eastAsia="Calibri"/>
+      <ns0:rFonts ns0:ascii="Calibri" ns0:hAnsi="Calibri" ns0:cs="Calibri" ns0:eastAsia="Calibri"/>
       <ns0:b/>
       <ns0:bCs/>
       <ns0:color ns0:val="4F81BD" ns0:themeColor="accent1"/>
@@ -1846,7 +1846,7 @@
       <ns0:outlineLvl ns0:val="3"/>
     </ns0:pPr>
     <ns0:rPr>
-      <ns0:rFonts ns0:cstheme="majorBidi" ns0:ascii="Calibri" ns0:hAnsi="Calibri" ns0:cs="Calibri" ns0:eastAsia="Calibri"/>
+      <ns0:rFonts ns0:ascii="Calibri" ns0:hAnsi="Calibri" ns0:cs="Calibri" ns0:eastAsia="Calibri"/>
       <ns0:b/>
       <ns0:bCs/>
       <ns0:i/>
@@ -1871,7 +1871,7 @@
       <ns0:outlineLvl ns0:val="4"/>
     </ns0:pPr>
     <ns0:rPr>
-      <ns0:rFonts ns0:cstheme="majorBidi" ns0:ascii="Calibri" ns0:hAnsi="Calibri" ns0:cs="Calibri" ns0:eastAsia="Calibri"/>
+      <ns0:rFonts ns0:ascii="Calibri" ns0:hAnsi="Calibri" ns0:cs="Calibri" ns0:eastAsia="Calibri"/>
       <ns0:color ns0:val="243F60" ns0:themeColor="accent1" ns0:themeShade="7F"/>
     </ns0:rPr>
   </ns0:style>
@@ -1892,7 +1892,7 @@
       <ns0:outlineLvl ns0:val="5"/>
     </ns0:pPr>
     <ns0:rPr>
-      <ns0:rFonts ns0:cstheme="majorBidi" ns0:ascii="Calibri" ns0:hAnsi="Calibri" ns0:cs="Calibri" ns0:eastAsia="Calibri"/>
+      <ns0:rFonts ns0:ascii="Calibri" ns0:hAnsi="Calibri" ns0:cs="Calibri" ns0:eastAsia="Calibri"/>
       <ns0:i/>
       <ns0:iCs/>
       <ns0:color ns0:val="243F60" ns0:themeColor="accent1" ns0:themeShade="7F"/>
@@ -1915,7 +1915,7 @@
       <ns0:outlineLvl ns0:val="6"/>
     </ns0:pPr>
     <ns0:rPr>
-      <ns0:rFonts ns0:cstheme="majorBidi" ns0:ascii="Calibri" ns0:hAnsi="Calibri" ns0:cs="Calibri" ns0:eastAsia="Calibri"/>
+      <ns0:rFonts ns0:ascii="Calibri" ns0:hAnsi="Calibri" ns0:cs="Calibri" ns0:eastAsia="Calibri"/>
       <ns0:i/>
       <ns0:iCs/>
       <ns0:color ns0:val="404040" ns0:themeColor="text1" ns0:themeTint="BF"/>
@@ -1938,7 +1938,7 @@
       <ns0:outlineLvl ns0:val="7"/>
     </ns0:pPr>
     <ns0:rPr>
-      <ns0:rFonts ns0:cstheme="majorBidi" ns0:ascii="Calibri" ns0:hAnsi="Calibri" ns0:cs="Calibri" ns0:eastAsia="Calibri"/>
+      <ns0:rFonts ns0:ascii="Calibri" ns0:hAnsi="Calibri" ns0:cs="Calibri" ns0:eastAsia="Calibri"/>
       <ns0:color ns0:val="4F81BD" ns0:themeColor="accent1"/>
       <ns0:sz ns0:val="20"/>
       <ns0:szCs ns0:val="20"/>
@@ -1961,7 +1961,7 @@
       <ns0:outlineLvl ns0:val="8"/>
     </ns0:pPr>
     <ns0:rPr>
-      <ns0:rFonts ns0:cstheme="majorBidi" ns0:ascii="Calibri" ns0:hAnsi="Calibri" ns0:cs="Calibri" ns0:eastAsia="Calibri"/>
+      <ns0:rFonts ns0:ascii="Calibri" ns0:hAnsi="Calibri" ns0:cs="Calibri" ns0:eastAsia="Calibri"/>
       <ns0:i/>
       <ns0:iCs/>
       <ns0:color ns0:val="404040" ns0:themeColor="text1" ns0:themeTint="BF"/>
@@ -2012,7 +2012,7 @@
     <ns0:uiPriority ns0:val="9"/>
     <ns0:rsid ns0:val="00FC693F"/>
     <ns0:rPr>
-      <ns0:rFonts ns0:cstheme="majorBidi" ns0:ascii="Calibri" ns0:hAnsi="Calibri" ns0:cs="Calibri" ns0:eastAsia="Calibri"/>
+      <ns0:rFonts ns0:ascii="Calibri" ns0:hAnsi="Calibri" ns0:cs="Calibri" ns0:eastAsia="Calibri"/>
       <ns0:b/>
       <ns0:bCs/>
       <ns0:color ns0:val="365F91" ns0:themeColor="accent1" ns0:themeShade="BF"/>
@@ -2027,7 +2027,7 @@
     <ns0:uiPriority ns0:val="9"/>
     <ns0:rsid ns0:val="00FC693F"/>
     <ns0:rPr>
-      <ns0:rFonts ns0:cstheme="majorBidi" ns0:ascii="Calibri" ns0:hAnsi="Calibri" ns0:cs="Calibri" ns0:eastAsia="Calibri"/>
+      <ns0:rFonts ns0:ascii="Calibri" ns0:hAnsi="Calibri" ns0:cs="Calibri" ns0:eastAsia="Calibri"/>
       <ns0:b/>
       <ns0:bCs/>
       <ns0:color ns0:val="4F81BD" ns0:themeColor="accent1"/>
@@ -2042,7 +2042,7 @@
     <ns0:uiPriority ns0:val="9"/>
     <ns0:rsid ns0:val="00FC693F"/>
     <ns0:rPr>
-      <ns0:rFonts ns0:cstheme="majorBidi" ns0:ascii="Calibri" ns0:hAnsi="Calibri" ns0:cs="Calibri" ns0:eastAsia="Calibri"/>
+      <ns0:rFonts ns0:ascii="Calibri" ns0:hAnsi="Calibri" ns0:cs="Calibri" ns0:eastAsia="Calibri"/>
       <ns0:b/>
       <ns0:bCs/>
       <ns0:color ns0:val="4F81BD" ns0:themeColor="accent1"/>
@@ -2064,7 +2064,7 @@
       <ns0:contextualSpacing/>
     </ns0:pPr>
     <ns0:rPr>
-      <ns0:rFonts ns0:cstheme="majorBidi" ns0:ascii="Calibri" ns0:hAnsi="Calibri" ns0:cs="Calibri" ns0:eastAsia="Calibri"/>
+      <ns0:rFonts ns0:ascii="Calibri" ns0:hAnsi="Calibri" ns0:cs="Calibri" ns0:eastAsia="Calibri"/>
       <ns0:color ns0:val="17365D" ns0:themeColor="text2" ns0:themeShade="BF"/>
       <ns0:spacing ns0:val="5"/>
       <ns0:kern ns0:val="28"/>
@@ -2079,7 +2079,7 @@
     <ns0:uiPriority ns0:val="10"/>
     <ns0:rsid ns0:val="00FC693F"/>
     <ns0:rPr>
-      <ns0:rFonts ns0:cstheme="majorBidi" ns0:ascii="Calibri" ns0:hAnsi="Calibri" ns0:cs="Calibri" ns0:eastAsia="Calibri"/>
+      <ns0:rFonts ns0:ascii="Calibri" ns0:hAnsi="Calibri" ns0:cs="Calibri" ns0:eastAsia="Calibri"/>
       <ns0:color ns0:val="17365D" ns0:themeColor="text2" ns0:themeShade="BF"/>
       <ns0:spacing ns0:val="5"/>
       <ns0:kern ns0:val="28"/>
@@ -2101,7 +2101,7 @@
       </ns0:numPr>
     </ns0:pPr>
     <ns0:rPr>
-      <ns0:rFonts ns0:cstheme="majorBidi" ns0:ascii="Calibri" ns0:hAnsi="Calibri" ns0:cs="Calibri" ns0:eastAsia="Calibri"/>
+      <ns0:rFonts ns0:ascii="Calibri" ns0:hAnsi="Calibri" ns0:cs="Calibri" ns0:eastAsia="Calibri"/>
       <ns0:i/>
       <ns0:iCs/>
       <ns0:color ns0:val="4F81BD" ns0:themeColor="accent1"/>
@@ -2117,7 +2117,7 @@
     <ns0:uiPriority ns0:val="11"/>
     <ns0:rsid ns0:val="00FC693F"/>
     <ns0:rPr>
-      <ns0:rFonts ns0:cstheme="majorBidi" ns0:ascii="Calibri" ns0:hAnsi="Calibri" ns0:cs="Calibri" ns0:eastAsia="Calibri"/>
+      <ns0:rFonts ns0:ascii="Calibri" ns0:hAnsi="Calibri" ns0:cs="Calibri" ns0:eastAsia="Calibri"/>
       <ns0:i/>
       <ns0:iCs/>
       <ns0:color ns0:val="4F81BD" ns0:themeColor="accent1"/>
@@ -2415,7 +2415,7 @@
     <ns0:semiHidden/>
     <ns0:rsid ns0:val="00FC693F"/>
     <ns0:rPr>
-      <ns0:rFonts ns0:cstheme="majorBidi" ns0:ascii="Calibri" ns0:hAnsi="Calibri" ns0:cs="Calibri" ns0:eastAsia="Calibri"/>
+      <ns0:rFonts ns0:ascii="Calibri" ns0:hAnsi="Calibri" ns0:cs="Calibri" ns0:eastAsia="Calibri"/>
       <ns0:b/>
       <ns0:bCs/>
       <ns0:i/>
@@ -2431,7 +2431,7 @@
     <ns0:semiHidden/>
     <ns0:rsid ns0:val="00FC693F"/>
     <ns0:rPr>
-      <ns0:rFonts ns0:cstheme="majorBidi" ns0:ascii="Calibri" ns0:hAnsi="Calibri" ns0:cs="Calibri" ns0:eastAsia="Calibri"/>
+      <ns0:rFonts ns0:ascii="Calibri" ns0:hAnsi="Calibri" ns0:cs="Calibri" ns0:eastAsia="Calibri"/>
       <ns0:color ns0:val="243F60" ns0:themeColor="accent1" ns0:themeShade="7F"/>
     </ns0:rPr>
   </ns0:style>
@@ -2443,7 +2443,7 @@
     <ns0:semiHidden/>
     <ns0:rsid ns0:val="00FC693F"/>
     <ns0:rPr>
-      <ns0:rFonts ns0:cstheme="majorBidi" ns0:ascii="Calibri" ns0:hAnsi="Calibri" ns0:cs="Calibri" ns0:eastAsia="Calibri"/>
+      <ns0:rFonts ns0:ascii="Calibri" ns0:hAnsi="Calibri" ns0:cs="Calibri" ns0:eastAsia="Calibri"/>
       <ns0:i/>
       <ns0:iCs/>
       <ns0:color ns0:val="243F60" ns0:themeColor="accent1" ns0:themeShade="7F"/>
@@ -2457,7 +2457,7 @@
     <ns0:semiHidden/>
     <ns0:rsid ns0:val="00FC693F"/>
     <ns0:rPr>
-      <ns0:rFonts ns0:cstheme="majorBidi" ns0:ascii="Calibri" ns0:hAnsi="Calibri" ns0:cs="Calibri" ns0:eastAsia="Calibri"/>
+      <ns0:rFonts ns0:ascii="Calibri" ns0:hAnsi="Calibri" ns0:cs="Calibri" ns0:eastAsia="Calibri"/>
       <ns0:i/>
       <ns0:iCs/>
       <ns0:color ns0:val="404040" ns0:themeColor="text1" ns0:themeTint="BF"/>
@@ -2471,7 +2471,7 @@
     <ns0:semiHidden/>
     <ns0:rsid ns0:val="00FC693F"/>
     <ns0:rPr>
-      <ns0:rFonts ns0:cstheme="majorBidi" ns0:ascii="Calibri" ns0:hAnsi="Calibri" ns0:cs="Calibri" ns0:eastAsia="Calibri"/>
+      <ns0:rFonts ns0:ascii="Calibri" ns0:hAnsi="Calibri" ns0:cs="Calibri" ns0:eastAsia="Calibri"/>
       <ns0:color ns0:val="4F81BD" ns0:themeColor="accent1"/>
       <ns0:sz ns0:val="20"/>
       <ns0:szCs ns0:val="20"/>
@@ -2485,7 +2485,7 @@
     <ns0:semiHidden/>
     <ns0:rsid ns0:val="00FC693F"/>
     <ns0:rPr>
-      <ns0:rFonts ns0:cstheme="majorBidi" ns0:ascii="Calibri" ns0:hAnsi="Calibri" ns0:cs="Calibri" ns0:eastAsia="Calibri"/>
+      <ns0:rFonts ns0:ascii="Calibri" ns0:hAnsi="Calibri" ns0:cs="Calibri" ns0:eastAsia="Calibri"/>
       <ns0:i/>
       <ns0:iCs/>
       <ns0:color ns0:val="404040" ns0:themeColor="text1" ns0:themeTint="BF"/>
@@ -4074,7 +4074,7 @@
         <ns0:spacing ns0:before="0" ns0:after="0" ns0:line="240" ns0:lineRule="auto"/>
       </ns0:pPr>
       <ns0:rPr>
-        <ns0:rFonts ns0:cstheme="majorBidi" ns0:ascii="Calibri" ns0:hAnsi="Calibri" ns0:cs="Calibri" ns0:eastAsia="Calibri"/>
+        <ns0:rFonts ns0:ascii="Calibri" ns0:hAnsi="Calibri" ns0:cs="Calibri" ns0:eastAsia="Calibri"/>
         <ns0:b/>
         <ns0:bCs/>
       </ns0:rPr>
@@ -4095,7 +4095,7 @@
         <ns0:spacing ns0:before="0" ns0:after="0" ns0:line="240" ns0:lineRule="auto"/>
       </ns0:pPr>
       <ns0:rPr>
-        <ns0:rFonts ns0:cstheme="majorBidi" ns0:ascii="Calibri" ns0:hAnsi="Calibri" ns0:cs="Calibri" ns0:eastAsia="Calibri"/>
+        <ns0:rFonts ns0:ascii="Calibri" ns0:hAnsi="Calibri" ns0:cs="Calibri" ns0:eastAsia="Calibri"/>
         <ns0:b/>
         <ns0:bCs/>
       </ns0:rPr>
@@ -4113,14 +4113,14 @@
     </ns0:tblStylePr>
     <ns0:tblStylePr ns0:type="firstCol">
       <ns0:rPr>
-        <ns0:rFonts ns0:cstheme="majorBidi" ns0:ascii="Calibri" ns0:hAnsi="Calibri" ns0:cs="Calibri" ns0:eastAsia="Calibri"/>
+        <ns0:rFonts ns0:ascii="Calibri" ns0:hAnsi="Calibri" ns0:cs="Calibri" ns0:eastAsia="Calibri"/>
         <ns0:b/>
         <ns0:bCs/>
       </ns0:rPr>
     </ns0:tblStylePr>
     <ns0:tblStylePr ns0:type="lastCol">
       <ns0:rPr>
-        <ns0:rFonts ns0:cstheme="majorBidi" ns0:ascii="Calibri" ns0:hAnsi="Calibri" ns0:cs="Calibri" ns0:eastAsia="Calibri"/>
+        <ns0:rFonts ns0:ascii="Calibri" ns0:hAnsi="Calibri" ns0:cs="Calibri" ns0:eastAsia="Calibri"/>
         <ns0:b/>
         <ns0:bCs/>
       </ns0:rPr>
@@ -4204,7 +4204,7 @@
         <ns0:spacing ns0:before="0" ns0:after="0" ns0:line="240" ns0:lineRule="auto"/>
       </ns0:pPr>
       <ns0:rPr>
-        <ns0:rFonts ns0:cstheme="majorBidi" ns0:ascii="Calibri" ns0:hAnsi="Calibri" ns0:cs="Calibri" ns0:eastAsia="Calibri"/>
+        <ns0:rFonts ns0:ascii="Calibri" ns0:hAnsi="Calibri" ns0:cs="Calibri" ns0:eastAsia="Calibri"/>
         <ns0:b/>
         <ns0:bCs/>
       </ns0:rPr>
@@ -4225,7 +4225,7 @@
         <ns0:spacing ns0:before="0" ns0:after="0" ns0:line="240" ns0:lineRule="auto"/>
       </ns0:pPr>
       <ns0:rPr>
-        <ns0:rFonts ns0:cstheme="majorBidi" ns0:ascii="Calibri" ns0:hAnsi="Calibri" ns0:cs="Calibri" ns0:eastAsia="Calibri"/>
+        <ns0:rFonts ns0:ascii="Calibri" ns0:hAnsi="Calibri" ns0:cs="Calibri" ns0:eastAsia="Calibri"/>
         <ns0:b/>
         <ns0:bCs/>
       </ns0:rPr>
@@ -4243,14 +4243,14 @@
     </ns0:tblStylePr>
     <ns0:tblStylePr ns0:type="firstCol">
       <ns0:rPr>
-        <ns0:rFonts ns0:cstheme="majorBidi" ns0:ascii="Calibri" ns0:hAnsi="Calibri" ns0:cs="Calibri" ns0:eastAsia="Calibri"/>
+        <ns0:rFonts ns0:ascii="Calibri" ns0:hAnsi="Calibri" ns0:cs="Calibri" ns0:eastAsia="Calibri"/>
         <ns0:b/>
         <ns0:bCs/>
       </ns0:rPr>
     </ns0:tblStylePr>
     <ns0:tblStylePr ns0:type="lastCol">
       <ns0:rPr>
-        <ns0:rFonts ns0:cstheme="majorBidi" ns0:ascii="Calibri" ns0:hAnsi="Calibri" ns0:cs="Calibri" ns0:eastAsia="Calibri"/>
+        <ns0:rFonts ns0:ascii="Calibri" ns0:hAnsi="Calibri" ns0:cs="Calibri" ns0:eastAsia="Calibri"/>
         <ns0:b/>
         <ns0:bCs/>
       </ns0:rPr>
@@ -4334,7 +4334,7 @@
         <ns0:spacing ns0:before="0" ns0:after="0" ns0:line="240" ns0:lineRule="auto"/>
       </ns0:pPr>
       <ns0:rPr>
-        <ns0:rFonts ns0:cstheme="majorBidi" ns0:ascii="Calibri" ns0:hAnsi="Calibri" ns0:cs="Calibri" ns0:eastAsia="Calibri"/>
+        <ns0:rFonts ns0:ascii="Calibri" ns0:hAnsi="Calibri" ns0:cs="Calibri" ns0:eastAsia="Calibri"/>
         <ns0:b/>
         <ns0:bCs/>
       </ns0:rPr>
@@ -4355,7 +4355,7 @@
         <ns0:spacing ns0:before="0" ns0:after="0" ns0:line="240" ns0:lineRule="auto"/>
       </ns0:pPr>
       <ns0:rPr>
-        <ns0:rFonts ns0:cstheme="majorBidi" ns0:ascii="Calibri" ns0:hAnsi="Calibri" ns0:cs="Calibri" ns0:eastAsia="Calibri"/>
+        <ns0:rFonts ns0:ascii="Calibri" ns0:hAnsi="Calibri" ns0:cs="Calibri" ns0:eastAsia="Calibri"/>
         <ns0:b/>
         <ns0:bCs/>
       </ns0:rPr>
@@ -4373,14 +4373,14 @@
     </ns0:tblStylePr>
     <ns0:tblStylePr ns0:type="firstCol">
       <ns0:rPr>
-        <ns0:rFonts ns0:cstheme="majorBidi" ns0:ascii="Calibri" ns0:hAnsi="Calibri" ns0:cs="Calibri" ns0:eastAsia="Calibri"/>
+        <ns0:rFonts ns0:ascii="Calibri" ns0:hAnsi="Calibri" ns0:cs="Calibri" ns0:eastAsia="Calibri"/>
         <ns0:b/>
         <ns0:bCs/>
       </ns0:rPr>
     </ns0:tblStylePr>
     <ns0:tblStylePr ns0:type="lastCol">
       <ns0:rPr>
-        <ns0:rFonts ns0:cstheme="majorBidi" ns0:ascii="Calibri" ns0:hAnsi="Calibri" ns0:cs="Calibri" ns0:eastAsia="Calibri"/>
+        <ns0:rFonts ns0:ascii="Calibri" ns0:hAnsi="Calibri" ns0:cs="Calibri" ns0:eastAsia="Calibri"/>
         <ns0:b/>
         <ns0:bCs/>
       </ns0:rPr>
@@ -4464,7 +4464,7 @@
         <ns0:spacing ns0:before="0" ns0:after="0" ns0:line="240" ns0:lineRule="auto"/>
       </ns0:pPr>
       <ns0:rPr>
-        <ns0:rFonts ns0:cstheme="majorBidi" ns0:ascii="Calibri" ns0:hAnsi="Calibri" ns0:cs="Calibri" ns0:eastAsia="Calibri"/>
+        <ns0:rFonts ns0:ascii="Calibri" ns0:hAnsi="Calibri" ns0:cs="Calibri" ns0:eastAsia="Calibri"/>
         <ns0:b/>
         <ns0:bCs/>
       </ns0:rPr>
@@ -4485,7 +4485,7 @@
         <ns0:spacing ns0:before="0" ns0:after="0" ns0:line="240" ns0:lineRule="auto"/>
       </ns0:pPr>
       <ns0:rPr>
-        <ns0:rFonts ns0:cstheme="majorBidi" ns0:ascii="Calibri" ns0:hAnsi="Calibri" ns0:cs="Calibri" ns0:eastAsia="Calibri"/>
+        <ns0:rFonts ns0:ascii="Calibri" ns0:hAnsi="Calibri" ns0:cs="Calibri" ns0:eastAsia="Calibri"/>
         <ns0:b/>
         <ns0:bCs/>
       </ns0:rPr>
@@ -4503,14 +4503,14 @@
     </ns0:tblStylePr>
     <ns0:tblStylePr ns0:type="firstCol">
       <ns0:rPr>
-        <ns0:rFonts ns0:cstheme="majorBidi" ns0:ascii="Calibri" ns0:hAnsi="Calibri" ns0:cs="Calibri" ns0:eastAsia="Calibri"/>
+        <ns0:rFonts ns0:ascii="Calibri" ns0:hAnsi="Calibri" ns0:cs="Calibri" ns0:eastAsia="Calibri"/>
         <ns0:b/>
         <ns0:bCs/>
       </ns0:rPr>
     </ns0:tblStylePr>
     <ns0:tblStylePr ns0:type="lastCol">
       <ns0:rPr>
-        <ns0:rFonts ns0:cstheme="majorBidi" ns0:ascii="Calibri" ns0:hAnsi="Calibri" ns0:cs="Calibri" ns0:eastAsia="Calibri"/>
+        <ns0:rFonts ns0:ascii="Calibri" ns0:hAnsi="Calibri" ns0:cs="Calibri" ns0:eastAsia="Calibri"/>
         <ns0:b/>
         <ns0:bCs/>
       </ns0:rPr>
@@ -4594,7 +4594,7 @@
         <ns0:spacing ns0:before="0" ns0:after="0" ns0:line="240" ns0:lineRule="auto"/>
       </ns0:pPr>
       <ns0:rPr>
-        <ns0:rFonts ns0:cstheme="majorBidi" ns0:ascii="Calibri" ns0:hAnsi="Calibri" ns0:cs="Calibri" ns0:eastAsia="Calibri"/>
+        <ns0:rFonts ns0:ascii="Calibri" ns0:hAnsi="Calibri" ns0:cs="Calibri" ns0:eastAsia="Calibri"/>
         <ns0:b/>
         <ns0:bCs/>
       </ns0:rPr>
@@ -4615,7 +4615,7 @@
         <ns0:spacing ns0:before="0" ns0:after="0" ns0:line="240" ns0:lineRule="auto"/>
       </ns0:pPr>
       <ns0:rPr>
-        <ns0:rFonts ns0:cstheme="majorBidi" ns0:ascii="Calibri" ns0:hAnsi="Calibri" ns0:cs="Calibri" ns0:eastAsia="Calibri"/>
+        <ns0:rFonts ns0:ascii="Calibri" ns0:hAnsi="Calibri" ns0:cs="Calibri" ns0:eastAsia="Calibri"/>
         <ns0:b/>
         <ns0:bCs/>
       </ns0:rPr>
@@ -4633,14 +4633,14 @@
     </ns0:tblStylePr>
     <ns0:tblStylePr ns0:type="firstCol">
       <ns0:rPr>
-        <ns0:rFonts ns0:cstheme="majorBidi" ns0:ascii="Calibri" ns0:hAnsi="Calibri" ns0:cs="Calibri" ns0:eastAsia="Calibri"/>
+        <ns0:rFonts ns0:ascii="Calibri" ns0:hAnsi="Calibri" ns0:cs="Calibri" ns0:eastAsia="Calibri"/>
         <ns0:b/>
         <ns0:bCs/>
       </ns0:rPr>
     </ns0:tblStylePr>
     <ns0:tblStylePr ns0:type="lastCol">
       <ns0:rPr>
-        <ns0:rFonts ns0:cstheme="majorBidi" ns0:ascii="Calibri" ns0:hAnsi="Calibri" ns0:cs="Calibri" ns0:eastAsia="Calibri"/>
+        <ns0:rFonts ns0:ascii="Calibri" ns0:hAnsi="Calibri" ns0:cs="Calibri" ns0:eastAsia="Calibri"/>
         <ns0:b/>
         <ns0:bCs/>
       </ns0:rPr>
@@ -4724,7 +4724,7 @@
         <ns0:spacing ns0:before="0" ns0:after="0" ns0:line="240" ns0:lineRule="auto"/>
       </ns0:pPr>
       <ns0:rPr>
-        <ns0:rFonts ns0:cstheme="majorBidi" ns0:ascii="Calibri" ns0:hAnsi="Calibri" ns0:cs="Calibri" ns0:eastAsia="Calibri"/>
+        <ns0:rFonts ns0:ascii="Calibri" ns0:hAnsi="Calibri" ns0:cs="Calibri" ns0:eastAsia="Calibri"/>
         <ns0:b/>
         <ns0:bCs/>
       </ns0:rPr>
@@ -4745,7 +4745,7 @@
         <ns0:spacing ns0:before="0" ns0:after="0" ns0:line="240" ns0:lineRule="auto"/>
       </ns0:pPr>
       <ns0:rPr>
-        <ns0:rFonts ns0:cstheme="majorBidi" ns0:ascii="Calibri" ns0:hAnsi="Calibri" ns0:cs="Calibri" ns0:eastAsia="Calibri"/>
+        <ns0:rFonts ns0:ascii="Calibri" ns0:hAnsi="Calibri" ns0:cs="Calibri" ns0:eastAsia="Calibri"/>
         <ns0:b/>
         <ns0:bCs/>
       </ns0:rPr>
@@ -4763,14 +4763,14 @@
     </ns0:tblStylePr>
     <ns0:tblStylePr ns0:type="firstCol">
       <ns0:rPr>
-        <ns0:rFonts ns0:cstheme="majorBidi" ns0:ascii="Calibri" ns0:hAnsi="Calibri" ns0:cs="Calibri" ns0:eastAsia="Calibri"/>
+        <ns0:rFonts ns0:ascii="Calibri" ns0:hAnsi="Calibri" ns0:cs="Calibri" ns0:eastAsia="Calibri"/>
         <ns0:b/>
         <ns0:bCs/>
       </ns0:rPr>
     </ns0:tblStylePr>
     <ns0:tblStylePr ns0:type="lastCol">
       <ns0:rPr>
-        <ns0:rFonts ns0:cstheme="majorBidi" ns0:ascii="Calibri" ns0:hAnsi="Calibri" ns0:cs="Calibri" ns0:eastAsia="Calibri"/>
+        <ns0:rFonts ns0:ascii="Calibri" ns0:hAnsi="Calibri" ns0:cs="Calibri" ns0:eastAsia="Calibri"/>
         <ns0:b/>
         <ns0:bCs/>
       </ns0:rPr>
@@ -4854,7 +4854,7 @@
         <ns0:spacing ns0:before="0" ns0:after="0" ns0:line="240" ns0:lineRule="auto"/>
       </ns0:pPr>
       <ns0:rPr>
-        <ns0:rFonts ns0:cstheme="majorBidi" ns0:ascii="Calibri" ns0:hAnsi="Calibri" ns0:cs="Calibri" ns0:eastAsia="Calibri"/>
+        <ns0:rFonts ns0:ascii="Calibri" ns0:hAnsi="Calibri" ns0:cs="Calibri" ns0:eastAsia="Calibri"/>
         <ns0:b/>
         <ns0:bCs/>
       </ns0:rPr>
@@ -4875,7 +4875,7 @@
         <ns0:spacing ns0:before="0" ns0:after="0" ns0:line="240" ns0:lineRule="auto"/>
       </ns0:pPr>
       <ns0:rPr>
-        <ns0:rFonts ns0:cstheme="majorBidi" ns0:ascii="Calibri" ns0:hAnsi="Calibri" ns0:cs="Calibri" ns0:eastAsia="Calibri"/>
+        <ns0:rFonts ns0:ascii="Calibri" ns0:hAnsi="Calibri" ns0:cs="Calibri" ns0:eastAsia="Calibri"/>
         <ns0:b/>
         <ns0:bCs/>
       </ns0:rPr>
@@ -4893,14 +4893,14 @@
     </ns0:tblStylePr>
     <ns0:tblStylePr ns0:type="firstCol">
       <ns0:rPr>
-        <ns0:rFonts ns0:cstheme="majorBidi" ns0:ascii="Calibri" ns0:hAnsi="Calibri" ns0:cs="Calibri" ns0:eastAsia="Calibri"/>
+        <ns0:rFonts ns0:ascii="Calibri" ns0:hAnsi="Calibri" ns0:cs="Calibri" ns0:eastAsia="Calibri"/>
         <ns0:b/>
         <ns0:bCs/>
       </ns0:rPr>
     </ns0:tblStylePr>
     <ns0:tblStylePr ns0:type="lastCol">
       <ns0:rPr>
-        <ns0:rFonts ns0:cstheme="majorBidi" ns0:ascii="Calibri" ns0:hAnsi="Calibri" ns0:cs="Calibri" ns0:eastAsia="Calibri"/>
+        <ns0:rFonts ns0:ascii="Calibri" ns0:hAnsi="Calibri" ns0:cs="Calibri" ns0:eastAsia="Calibri"/>
         <ns0:b/>
         <ns0:bCs/>
       </ns0:rPr>
@@ -6765,7 +6765,7 @@
     </ns0:tblPr>
     <ns0:tblStylePr ns0:type="firstRow">
       <ns0:rPr>
-        <ns0:rFonts ns0:cstheme="majorBidi" ns0:ascii="Calibri" ns0:hAnsi="Calibri" ns0:cs="Calibri" ns0:eastAsia="Calibri"/>
+        <ns0:rFonts ns0:ascii="Calibri" ns0:hAnsi="Calibri" ns0:cs="Calibri" ns0:eastAsia="Calibri"/>
       </ns0:rPr>
       <ns0:tblPr/>
       <ns0:tcPr>
@@ -6849,7 +6849,7 @@
     </ns0:tblPr>
     <ns0:tblStylePr ns0:type="firstRow">
       <ns0:rPr>
-        <ns0:rFonts ns0:cstheme="majorBidi" ns0:ascii="Calibri" ns0:hAnsi="Calibri" ns0:cs="Calibri" ns0:eastAsia="Calibri"/>
+        <ns0:rFonts ns0:ascii="Calibri" ns0:hAnsi="Calibri" ns0:cs="Calibri" ns0:eastAsia="Calibri"/>
       </ns0:rPr>
       <ns0:tblPr/>
       <ns0:tcPr>
@@ -6933,7 +6933,7 @@
     </ns0:tblPr>
     <ns0:tblStylePr ns0:type="firstRow">
       <ns0:rPr>
-        <ns0:rFonts ns0:cstheme="majorBidi" ns0:ascii="Calibri" ns0:hAnsi="Calibri" ns0:cs="Calibri" ns0:eastAsia="Calibri"/>
+        <ns0:rFonts ns0:ascii="Calibri" ns0:hAnsi="Calibri" ns0:cs="Calibri" ns0:eastAsia="Calibri"/>
       </ns0:rPr>
       <ns0:tblPr/>
       <ns0:tcPr>
@@ -7017,7 +7017,7 @@
     </ns0:tblPr>
     <ns0:tblStylePr ns0:type="firstRow">
       <ns0:rPr>
-        <ns0:rFonts ns0:cstheme="majorBidi" ns0:ascii="Calibri" ns0:hAnsi="Calibri" ns0:cs="Calibri" ns0:eastAsia="Calibri"/>
+        <ns0:rFonts ns0:ascii="Calibri" ns0:hAnsi="Calibri" ns0:cs="Calibri" ns0:eastAsia="Calibri"/>
       </ns0:rPr>
       <ns0:tblPr/>
       <ns0:tcPr>
@@ -7101,7 +7101,7 @@
     </ns0:tblPr>
     <ns0:tblStylePr ns0:type="firstRow">
       <ns0:rPr>
-        <ns0:rFonts ns0:cstheme="majorBidi" ns0:ascii="Calibri" ns0:hAnsi="Calibri" ns0:cs="Calibri" ns0:eastAsia="Calibri"/>
+        <ns0:rFonts ns0:ascii="Calibri" ns0:hAnsi="Calibri" ns0:cs="Calibri" ns0:eastAsia="Calibri"/>
       </ns0:rPr>
       <ns0:tblPr/>
       <ns0:tcPr>
@@ -7185,7 +7185,7 @@
     </ns0:tblPr>
     <ns0:tblStylePr ns0:type="firstRow">
       <ns0:rPr>
-        <ns0:rFonts ns0:cstheme="majorBidi" ns0:ascii="Calibri" ns0:hAnsi="Calibri" ns0:cs="Calibri" ns0:eastAsia="Calibri"/>
+        <ns0:rFonts ns0:ascii="Calibri" ns0:hAnsi="Calibri" ns0:cs="Calibri" ns0:eastAsia="Calibri"/>
       </ns0:rPr>
       <ns0:tblPr/>
       <ns0:tcPr>
@@ -7269,7 +7269,7 @@
     </ns0:tblPr>
     <ns0:tblStylePr ns0:type="firstRow">
       <ns0:rPr>
-        <ns0:rFonts ns0:cstheme="majorBidi" ns0:ascii="Calibri" ns0:hAnsi="Calibri" ns0:cs="Calibri" ns0:eastAsia="Calibri"/>
+        <ns0:rFonts ns0:ascii="Calibri" ns0:hAnsi="Calibri" ns0:cs="Calibri" ns0:eastAsia="Calibri"/>
       </ns0:rPr>
       <ns0:tblPr/>
       <ns0:tcPr>
@@ -7334,7 +7334,7 @@
       <ns0:spacing ns0:after="0" ns0:line="240" ns0:lineRule="auto"/>
     </ns0:pPr>
     <ns0:rPr>
-      <ns0:rFonts ns0:cstheme="majorBidi" ns0:ascii="Calibri" ns0:hAnsi="Calibri" ns0:cs="Calibri" ns0:eastAsia="Calibri"/>
+      <ns0:rFonts ns0:ascii="Calibri" ns0:hAnsi="Calibri" ns0:cs="Calibri" ns0:eastAsia="Calibri"/>
       <ns0:color ns0:val="000000" ns0:themeColor="text1"/>
     </ns0:rPr>
     <ns0:tblPr>
@@ -7462,7 +7462,7 @@
       <ns0:spacing ns0:after="0" ns0:line="240" ns0:lineRule="auto"/>
     </ns0:pPr>
     <ns0:rPr>
-      <ns0:rFonts ns0:cstheme="majorBidi" ns0:ascii="Calibri" ns0:hAnsi="Calibri" ns0:cs="Calibri" ns0:eastAsia="Calibri"/>
+      <ns0:rFonts ns0:ascii="Calibri" ns0:hAnsi="Calibri" ns0:cs="Calibri" ns0:eastAsia="Calibri"/>
       <ns0:color ns0:val="000000" ns0:themeColor="text1"/>
     </ns0:rPr>
     <ns0:tblPr>
@@ -7590,7 +7590,7 @@
       <ns0:spacing ns0:after="0" ns0:line="240" ns0:lineRule="auto"/>
     </ns0:pPr>
     <ns0:rPr>
-      <ns0:rFonts ns0:cstheme="majorBidi" ns0:ascii="Calibri" ns0:hAnsi="Calibri" ns0:cs="Calibri" ns0:eastAsia="Calibri"/>
+      <ns0:rFonts ns0:ascii="Calibri" ns0:hAnsi="Calibri" ns0:cs="Calibri" ns0:eastAsia="Calibri"/>
       <ns0:color ns0:val="000000" ns0:themeColor="text1"/>
     </ns0:rPr>
     <ns0:tblPr>
@@ -7718,7 +7718,7 @@
       <ns0:spacing ns0:after="0" ns0:line="240" ns0:lineRule="auto"/>
     </ns0:pPr>
     <ns0:rPr>
-      <ns0:rFonts ns0:cstheme="majorBidi" ns0:ascii="Calibri" ns0:hAnsi="Calibri" ns0:cs="Calibri" ns0:eastAsia="Calibri"/>
+      <ns0:rFonts ns0:ascii="Calibri" ns0:hAnsi="Calibri" ns0:cs="Calibri" ns0:eastAsia="Calibri"/>
       <ns0:color ns0:val="000000" ns0:themeColor="text1"/>
     </ns0:rPr>
     <ns0:tblPr>
@@ -7846,7 +7846,7 @@
       <ns0:spacing ns0:after="0" ns0:line="240" ns0:lineRule="auto"/>
     </ns0:pPr>
     <ns0:rPr>
-      <ns0:rFonts ns0:cstheme="majorBidi" ns0:ascii="Calibri" ns0:hAnsi="Calibri" ns0:cs="Calibri" ns0:eastAsia="Calibri"/>
+      <ns0:rFonts ns0:ascii="Calibri" ns0:hAnsi="Calibri" ns0:cs="Calibri" ns0:eastAsia="Calibri"/>
       <ns0:color ns0:val="000000" ns0:themeColor="text1"/>
     </ns0:rPr>
     <ns0:tblPr>
@@ -7974,7 +7974,7 @@
       <ns0:spacing ns0:after="0" ns0:line="240" ns0:lineRule="auto"/>
     </ns0:pPr>
     <ns0:rPr>
-      <ns0:rFonts ns0:cstheme="majorBidi" ns0:ascii="Calibri" ns0:hAnsi="Calibri" ns0:cs="Calibri" ns0:eastAsia="Calibri"/>
+      <ns0:rFonts ns0:ascii="Calibri" ns0:hAnsi="Calibri" ns0:cs="Calibri" ns0:eastAsia="Calibri"/>
       <ns0:color ns0:val="000000" ns0:themeColor="text1"/>
     </ns0:rPr>
     <ns0:tblPr>
@@ -8102,7 +8102,7 @@
       <ns0:spacing ns0:after="0" ns0:line="240" ns0:lineRule="auto"/>
     </ns0:pPr>
     <ns0:rPr>
-      <ns0:rFonts ns0:cstheme="majorBidi" ns0:ascii="Calibri" ns0:hAnsi="Calibri" ns0:cs="Calibri" ns0:eastAsia="Calibri"/>
+      <ns0:rFonts ns0:ascii="Calibri" ns0:hAnsi="Calibri" ns0:cs="Calibri" ns0:eastAsia="Calibri"/>
       <ns0:color ns0:val="000000" ns0:themeColor="text1"/>
     </ns0:rPr>
     <ns0:tblPr>
@@ -8741,7 +8741,7 @@
       <ns0:spacing ns0:after="0" ns0:line="240" ns0:lineRule="auto"/>
     </ns0:pPr>
     <ns0:rPr>
-      <ns0:rFonts ns0:cstheme="majorBidi" ns0:ascii="Calibri" ns0:hAnsi="Calibri" ns0:cs="Calibri" ns0:eastAsia="Calibri"/>
+      <ns0:rFonts ns0:ascii="Calibri" ns0:hAnsi="Calibri" ns0:cs="Calibri" ns0:eastAsia="Calibri"/>
       <ns0:color ns0:val="000000" ns0:themeColor="text1"/>
     </ns0:rPr>
     <ns0:tblPr>
@@ -8866,7 +8866,7 @@
       <ns0:spacing ns0:after="0" ns0:line="240" ns0:lineRule="auto"/>
     </ns0:pPr>
     <ns0:rPr>
-      <ns0:rFonts ns0:cstheme="majorBidi" ns0:ascii="Calibri" ns0:hAnsi="Calibri" ns0:cs="Calibri" ns0:eastAsia="Calibri"/>
+      <ns0:rFonts ns0:ascii="Calibri" ns0:hAnsi="Calibri" ns0:cs="Calibri" ns0:eastAsia="Calibri"/>
       <ns0:color ns0:val="000000" ns0:themeColor="text1"/>
     </ns0:rPr>
     <ns0:tblPr>
@@ -8991,7 +8991,7 @@
       <ns0:spacing ns0:after="0" ns0:line="240" ns0:lineRule="auto"/>
     </ns0:pPr>
     <ns0:rPr>
-      <ns0:rFonts ns0:cstheme="majorBidi" ns0:ascii="Calibri" ns0:hAnsi="Calibri" ns0:cs="Calibri" ns0:eastAsia="Calibri"/>
+      <ns0:rFonts ns0:ascii="Calibri" ns0:hAnsi="Calibri" ns0:cs="Calibri" ns0:eastAsia="Calibri"/>
       <ns0:color ns0:val="000000" ns0:themeColor="text1"/>
     </ns0:rPr>
     <ns0:tblPr>
@@ -9116,7 +9116,7 @@
       <ns0:spacing ns0:after="0" ns0:line="240" ns0:lineRule="auto"/>
     </ns0:pPr>
     <ns0:rPr>
-      <ns0:rFonts ns0:cstheme="majorBidi" ns0:ascii="Calibri" ns0:hAnsi="Calibri" ns0:cs="Calibri" ns0:eastAsia="Calibri"/>
+      <ns0:rFonts ns0:ascii="Calibri" ns0:hAnsi="Calibri" ns0:cs="Calibri" ns0:eastAsia="Calibri"/>
       <ns0:color ns0:val="000000" ns0:themeColor="text1"/>
     </ns0:rPr>
     <ns0:tblPr>
@@ -9241,7 +9241,7 @@
       <ns0:spacing ns0:after="0" ns0:line="240" ns0:lineRule="auto"/>
     </ns0:pPr>
     <ns0:rPr>
-      <ns0:rFonts ns0:cstheme="majorBidi" ns0:ascii="Calibri" ns0:hAnsi="Calibri" ns0:cs="Calibri" ns0:eastAsia="Calibri"/>
+      <ns0:rFonts ns0:ascii="Calibri" ns0:hAnsi="Calibri" ns0:cs="Calibri" ns0:eastAsia="Calibri"/>
       <ns0:color ns0:val="000000" ns0:themeColor="text1"/>
     </ns0:rPr>
     <ns0:tblPr>
@@ -9366,7 +9366,7 @@
       <ns0:spacing ns0:after="0" ns0:line="240" ns0:lineRule="auto"/>
     </ns0:pPr>
     <ns0:rPr>
-      <ns0:rFonts ns0:cstheme="majorBidi" ns0:ascii="Calibri" ns0:hAnsi="Calibri" ns0:cs="Calibri" ns0:eastAsia="Calibri"/>
+      <ns0:rFonts ns0:ascii="Calibri" ns0:hAnsi="Calibri" ns0:cs="Calibri" ns0:eastAsia="Calibri"/>
       <ns0:color ns0:val="000000" ns0:themeColor="text1"/>
     </ns0:rPr>
     <ns0:tblPr>
@@ -9491,7 +9491,7 @@
       <ns0:spacing ns0:after="0" ns0:line="240" ns0:lineRule="auto"/>
     </ns0:pPr>
     <ns0:rPr>
-      <ns0:rFonts ns0:cstheme="majorBidi" ns0:ascii="Calibri" ns0:hAnsi="Calibri" ns0:cs="Calibri" ns0:eastAsia="Calibri"/>
+      <ns0:rFonts ns0:ascii="Calibri" ns0:hAnsi="Calibri" ns0:cs="Calibri" ns0:eastAsia="Calibri"/>
       <ns0:color ns0:val="000000" ns0:themeColor="text1"/>
     </ns0:rPr>
     <ns0:tblPr>
@@ -13406,7 +13406,7 @@
   <ns0:docDefaults>
     <ns0:rPrDefault>
       <ns0:rPr>
-        <ns0:rFonts ns0:cstheme="minorBidi" ns0:ascii="Calibri" ns0:hAnsi="Calibri" ns0:cs="Calibri" ns0:eastAsia="Calibri"/>
+        <ns0:rFonts ns0:ascii="Calibri" ns0:hAnsi="Calibri" ns0:cs="Calibri" ns0:eastAsia="Calibri"/>
         <ns0:sz ns0:val="22"/>
         <ns0:szCs ns0:val="22"/>
         <ns0:lang ns0:val="en-US" ns0:eastAsia="en-US" ns0:bidi="ar-SA"/>
@@ -13577,7 +13577,7 @@
       <ns0:outlineLvl ns0:val="0"/>
     </ns0:pPr>
     <ns0:rPr>
-      <ns0:rFonts ns0:cstheme="majorBidi" ns0:ascii="Calibri" ns0:hAnsi="Calibri" ns0:cs="Calibri" ns0:eastAsia="Calibri"/>
+      <ns0:rFonts ns0:ascii="Calibri" ns0:hAnsi="Calibri" ns0:cs="Calibri" ns0:eastAsia="Calibri"/>
       <ns0:b/>
       <ns0:bCs/>
       <ns0:color ns0:val="365F91" ns0:themeColor="accent1" ns0:themeShade="BF"/>
@@ -13601,7 +13601,7 @@
       <ns0:outlineLvl ns0:val="1"/>
     </ns0:pPr>
     <ns0:rPr>
-      <ns0:rFonts ns0:cstheme="majorBidi" ns0:ascii="Calibri" ns0:hAnsi="Calibri" ns0:cs="Calibri" ns0:eastAsia="Calibri"/>
+      <ns0:rFonts ns0:ascii="Calibri" ns0:hAnsi="Calibri" ns0:cs="Calibri" ns0:eastAsia="Calibri"/>
       <ns0:b/>
       <ns0:bCs/>
       <ns0:color ns0:val="4F81BD" ns0:themeColor="accent1"/>
@@ -13625,7 +13625,7 @@
       <ns0:outlineLvl ns0:val="2"/>
     </ns0:pPr>
     <ns0:rPr>
-      <ns0:rFonts ns0:cstheme="majorBidi" ns0:ascii="Calibri" ns0:hAnsi="Calibri" ns0:cs="Calibri" ns0:eastAsia="Calibri"/>
+      <ns0:rFonts ns0:ascii="Calibri" ns0:hAnsi="Calibri" ns0:cs="Calibri" ns0:eastAsia="Calibri"/>
       <ns0:b/>
       <ns0:bCs/>
       <ns0:color ns0:val="4F81BD" ns0:themeColor="accent1"/>
@@ -13648,7 +13648,7 @@
       <ns0:outlineLvl ns0:val="3"/>
     </ns0:pPr>
     <ns0:rPr>
-      <ns0:rFonts ns0:cstheme="majorBidi" ns0:ascii="Calibri" ns0:hAnsi="Calibri" ns0:cs="Calibri" ns0:eastAsia="Calibri"/>
+      <ns0:rFonts ns0:ascii="Calibri" ns0:hAnsi="Calibri" ns0:cs="Calibri" ns0:eastAsia="Calibri"/>
       <ns0:b/>
       <ns0:bCs/>
       <ns0:i/>
@@ -13673,7 +13673,7 @@
       <ns0:outlineLvl ns0:val="4"/>
     </ns0:pPr>
     <ns0:rPr>
-      <ns0:rFonts ns0:cstheme="majorBidi" ns0:ascii="Calibri" ns0:hAnsi="Calibri" ns0:cs="Calibri" ns0:eastAsia="Calibri"/>
+      <ns0:rFonts ns0:ascii="Calibri" ns0:hAnsi="Calibri" ns0:cs="Calibri" ns0:eastAsia="Calibri"/>
       <ns0:color ns0:val="243F60" ns0:themeColor="accent1" ns0:themeShade="7F"/>
     </ns0:rPr>
   </ns0:style>
@@ -13694,7 +13694,7 @@
       <ns0:outlineLvl ns0:val="5"/>
     </ns0:pPr>
     <ns0:rPr>
-      <ns0:rFonts ns0:cstheme="majorBidi" ns0:ascii="Calibri" ns0:hAnsi="Calibri" ns0:cs="Calibri" ns0:eastAsia="Calibri"/>
+      <ns0:rFonts ns0:ascii="Calibri" ns0:hAnsi="Calibri" ns0:cs="Calibri" ns0:eastAsia="Calibri"/>
       <ns0:i/>
       <ns0:iCs/>
       <ns0:color ns0:val="243F60" ns0:themeColor="accent1" ns0:themeShade="7F"/>
@@ -13717,7 +13717,7 @@
       <ns0:outlineLvl ns0:val="6"/>
     </ns0:pPr>
     <ns0:rPr>
-      <ns0:rFonts ns0:cstheme="majorBidi" ns0:ascii="Calibri" ns0:hAnsi="Calibri" ns0:cs="Calibri" ns0:eastAsia="Calibri"/>
+      <ns0:rFonts ns0:ascii="Calibri" ns0:hAnsi="Calibri" ns0:cs="Calibri" ns0:eastAsia="Calibri"/>
       <ns0:i/>
       <ns0:iCs/>
       <ns0:color ns0:val="404040" ns0:themeColor="text1" ns0:themeTint="BF"/>
@@ -13740,7 +13740,7 @@
       <ns0:outlineLvl ns0:val="7"/>
     </ns0:pPr>
     <ns0:rPr>
-      <ns0:rFonts ns0:cstheme="majorBidi" ns0:ascii="Calibri" ns0:hAnsi="Calibri" ns0:cs="Calibri" ns0:eastAsia="Calibri"/>
+      <ns0:rFonts ns0:ascii="Calibri" ns0:hAnsi="Calibri" ns0:cs="Calibri" ns0:eastAsia="Calibri"/>
       <ns0:color ns0:val="4F81BD" ns0:themeColor="accent1"/>
       <ns0:sz ns0:val="20"/>
       <ns0:szCs ns0:val="20"/>
@@ -13763,7 +13763,7 @@
       <ns0:outlineLvl ns0:val="8"/>
     </ns0:pPr>
     <ns0:rPr>
-      <ns0:rFonts ns0:cstheme="majorBidi" ns0:ascii="Calibri" ns0:hAnsi="Calibri" ns0:cs="Calibri" ns0:eastAsia="Calibri"/>
+      <ns0:rFonts ns0:ascii="Calibri" ns0:hAnsi="Calibri" ns0:cs="Calibri" ns0:eastAsia="Calibri"/>
       <ns0:i/>
       <ns0:iCs/>
       <ns0:color ns0:val="404040" ns0:themeColor="text1" ns0:themeTint="BF"/>
@@ -13814,7 +13814,7 @@
     <ns0:uiPriority ns0:val="9"/>
     <ns0:rsid ns0:val="00FC693F"/>
     <ns0:rPr>
-      <ns0:rFonts ns0:cstheme="majorBidi" ns0:ascii="Calibri" ns0:hAnsi="Calibri" ns0:cs="Calibri" ns0:eastAsia="Calibri"/>
+      <ns0:rFonts ns0:ascii="Calibri" ns0:hAnsi="Calibri" ns0:cs="Calibri" ns0:eastAsia="Calibri"/>
       <ns0:b/>
       <ns0:bCs/>
       <ns0:color ns0:val="365F91" ns0:themeColor="accent1" ns0:themeShade="BF"/>
@@ -13829,7 +13829,7 @@
     <ns0:uiPriority ns0:val="9"/>
     <ns0:rsid ns0:val="00FC693F"/>
     <ns0:rPr>
-      <ns0:rFonts ns0:cstheme="majorBidi" ns0:ascii="Calibri" ns0:hAnsi="Calibri" ns0:cs="Calibri" ns0:eastAsia="Calibri"/>
+      <ns0:rFonts ns0:ascii="Calibri" ns0:hAnsi="Calibri" ns0:cs="Calibri" ns0:eastAsia="Calibri"/>
       <ns0:b/>
       <ns0:bCs/>
       <ns0:color ns0:val="4F81BD" ns0:themeColor="accent1"/>
@@ -13844,7 +13844,7 @@
     <ns0:uiPriority ns0:val="9"/>
     <ns0:rsid ns0:val="00FC693F"/>
     <ns0:rPr>
-      <ns0:rFonts ns0:cstheme="majorBidi" ns0:ascii="Calibri" ns0:hAnsi="Calibri" ns0:cs="Calibri" ns0:eastAsia="Calibri"/>
+      <ns0:rFonts ns0:ascii="Calibri" ns0:hAnsi="Calibri" ns0:cs="Calibri" ns0:eastAsia="Calibri"/>
       <ns0:b/>
       <ns0:bCs/>
       <ns0:color ns0:val="4F81BD" ns0:themeColor="accent1"/>
@@ -13866,7 +13866,7 @@
       <ns0:contextualSpacing/>
     </ns0:pPr>
     <ns0:rPr>
-      <ns0:rFonts ns0:cstheme="majorBidi" ns0:ascii="Calibri" ns0:hAnsi="Calibri" ns0:cs="Calibri" ns0:eastAsia="Calibri"/>
+      <ns0:rFonts ns0:ascii="Calibri" ns0:hAnsi="Calibri" ns0:cs="Calibri" ns0:eastAsia="Calibri"/>
       <ns0:color ns0:val="17365D" ns0:themeColor="text2" ns0:themeShade="BF"/>
       <ns0:spacing ns0:val="5"/>
       <ns0:kern ns0:val="28"/>
@@ -13881,7 +13881,7 @@
     <ns0:uiPriority ns0:val="10"/>
     <ns0:rsid ns0:val="00FC693F"/>
     <ns0:rPr>
-      <ns0:rFonts ns0:cstheme="majorBidi" ns0:ascii="Calibri" ns0:hAnsi="Calibri" ns0:cs="Calibri" ns0:eastAsia="Calibri"/>
+      <ns0:rFonts ns0:ascii="Calibri" ns0:hAnsi="Calibri" ns0:cs="Calibri" ns0:eastAsia="Calibri"/>
       <ns0:color ns0:val="17365D" ns0:themeColor="text2" ns0:themeShade="BF"/>
       <ns0:spacing ns0:val="5"/>
       <ns0:kern ns0:val="28"/>
@@ -13903,7 +13903,7 @@
       </ns0:numPr>
     </ns0:pPr>
     <ns0:rPr>
-      <ns0:rFonts ns0:cstheme="majorBidi" ns0:ascii="Calibri" ns0:hAnsi="Calibri" ns0:cs="Calibri" ns0:eastAsia="Calibri"/>
+      <ns0:rFonts ns0:ascii="Calibri" ns0:hAnsi="Calibri" ns0:cs="Calibri" ns0:eastAsia="Calibri"/>
       <ns0:i/>
       <ns0:iCs/>
       <ns0:color ns0:val="4F81BD" ns0:themeColor="accent1"/>
@@ -13919,7 +13919,7 @@
     <ns0:uiPriority ns0:val="11"/>
     <ns0:rsid ns0:val="00FC693F"/>
     <ns0:rPr>
-      <ns0:rFonts ns0:cstheme="majorBidi" ns0:ascii="Calibri" ns0:hAnsi="Calibri" ns0:cs="Calibri" ns0:eastAsia="Calibri"/>
+      <ns0:rFonts ns0:ascii="Calibri" ns0:hAnsi="Calibri" ns0:cs="Calibri" ns0:eastAsia="Calibri"/>
       <ns0:i/>
       <ns0:iCs/>
       <ns0:color ns0:val="4F81BD" ns0:themeColor="accent1"/>
@@ -14217,7 +14217,7 @@
     <ns0:semiHidden/>
     <ns0:rsid ns0:val="00FC693F"/>
     <ns0:rPr>
-      <ns0:rFonts ns0:cstheme="majorBidi" ns0:ascii="Calibri" ns0:hAnsi="Calibri" ns0:cs="Calibri" ns0:eastAsia="Calibri"/>
+      <ns0:rFonts ns0:ascii="Calibri" ns0:hAnsi="Calibri" ns0:cs="Calibri" ns0:eastAsia="Calibri"/>
       <ns0:b/>
       <ns0:bCs/>
       <ns0:i/>
@@ -14233,7 +14233,7 @@
     <ns0:semiHidden/>
     <ns0:rsid ns0:val="00FC693F"/>
     <ns0:rPr>
-      <ns0:rFonts ns0:cstheme="majorBidi" ns0:ascii="Calibri" ns0:hAnsi="Calibri" ns0:cs="Calibri" ns0:eastAsia="Calibri"/>
+      <ns0:rFonts ns0:ascii="Calibri" ns0:hAnsi="Calibri" ns0:cs="Calibri" ns0:eastAsia="Calibri"/>
       <ns0:color ns0:val="243F60" ns0:themeColor="accent1" ns0:themeShade="7F"/>
     </ns0:rPr>
   </ns0:style>
@@ -14245,7 +14245,7 @@
     <ns0:semiHidden/>
     <ns0:rsid ns0:val="00FC693F"/>
     <ns0:rPr>
-      <ns0:rFonts ns0:cstheme="majorBidi" ns0:ascii="Calibri" ns0:hAnsi="Calibri" ns0:cs="Calibri" ns0:eastAsia="Calibri"/>
+      <ns0:rFonts ns0:ascii="Calibri" ns0:hAnsi="Calibri" ns0:cs="Calibri" ns0:eastAsia="Calibri"/>
       <ns0:i/>
       <ns0:iCs/>
       <ns0:color ns0:val="243F60" ns0:themeColor="accent1" ns0:themeShade="7F"/>
@@ -14259,7 +14259,7 @@
     <ns0:semiHidden/>
     <ns0:rsid ns0:val="00FC693F"/>
     <ns0:rPr>
-      <ns0:rFonts ns0:cstheme="majorBidi" ns0:ascii="Calibri" ns0:hAnsi="Calibri" ns0:cs="Calibri" ns0:eastAsia="Calibri"/>
+      <ns0:rFonts ns0:ascii="Calibri" ns0:hAnsi="Calibri" ns0:cs="Calibri" ns0:eastAsia="Calibri"/>
       <ns0:i/>
       <ns0:iCs/>
       <ns0:color ns0:val="404040" ns0:themeColor="text1" ns0:themeTint="BF"/>
@@ -14273,7 +14273,7 @@
     <ns0:semiHidden/>
     <ns0:rsid ns0:val="00FC693F"/>
     <ns0:rPr>
-      <ns0:rFonts ns0:cstheme="majorBidi" ns0:ascii="Calibri" ns0:hAnsi="Calibri" ns0:cs="Calibri" ns0:eastAsia="Calibri"/>
+      <ns0:rFonts ns0:ascii="Calibri" ns0:hAnsi="Calibri" ns0:cs="Calibri" ns0:eastAsia="Calibri"/>
       <ns0:color ns0:val="4F81BD" ns0:themeColor="accent1"/>
       <ns0:sz ns0:val="20"/>
       <ns0:szCs ns0:val="20"/>
@@ -14287,7 +14287,7 @@
     <ns0:semiHidden/>
     <ns0:rsid ns0:val="00FC693F"/>
     <ns0:rPr>
-      <ns0:rFonts ns0:cstheme="majorBidi" ns0:ascii="Calibri" ns0:hAnsi="Calibri" ns0:cs="Calibri" ns0:eastAsia="Calibri"/>
+      <ns0:rFonts ns0:ascii="Calibri" ns0:hAnsi="Calibri" ns0:cs="Calibri" ns0:eastAsia="Calibri"/>
       <ns0:i/>
       <ns0:iCs/>
       <ns0:color ns0:val="404040" ns0:themeColor="text1" ns0:themeTint="BF"/>
@@ -15876,7 +15876,7 @@
         <ns0:spacing ns0:before="0" ns0:after="0" ns0:line="240" ns0:lineRule="auto"/>
       </ns0:pPr>
       <ns0:rPr>
-        <ns0:rFonts ns0:cstheme="majorBidi" ns0:ascii="Calibri" ns0:hAnsi="Calibri" ns0:cs="Calibri" ns0:eastAsia="Calibri"/>
+        <ns0:rFonts ns0:ascii="Calibri" ns0:hAnsi="Calibri" ns0:cs="Calibri" ns0:eastAsia="Calibri"/>
         <ns0:b/>
         <ns0:bCs/>
       </ns0:rPr>
@@ -15897,7 +15897,7 @@
         <ns0:spacing ns0:before="0" ns0:after="0" ns0:line="240" ns0:lineRule="auto"/>
       </ns0:pPr>
       <ns0:rPr>
-        <ns0:rFonts ns0:cstheme="majorBidi" ns0:ascii="Calibri" ns0:hAnsi="Calibri" ns0:cs="Calibri" ns0:eastAsia="Calibri"/>
+        <ns0:rFonts ns0:ascii="Calibri" ns0:hAnsi="Calibri" ns0:cs="Calibri" ns0:eastAsia="Calibri"/>
         <ns0:b/>
         <ns0:bCs/>
       </ns0:rPr>
@@ -15915,14 +15915,14 @@
     </ns0:tblStylePr>
     <ns0:tblStylePr ns0:type="firstCol">
       <ns0:rPr>
-        <ns0:rFonts ns0:cstheme="majorBidi" ns0:ascii="Calibri" ns0:hAnsi="Calibri" ns0:cs="Calibri" ns0:eastAsia="Calibri"/>
+        <ns0:rFonts ns0:ascii="Calibri" ns0:hAnsi="Calibri" ns0:cs="Calibri" ns0:eastAsia="Calibri"/>
         <ns0:b/>
         <ns0:bCs/>
       </ns0:rPr>
     </ns0:tblStylePr>
     <ns0:tblStylePr ns0:type="lastCol">
       <ns0:rPr>
-        <ns0:rFonts ns0:cstheme="majorBidi" ns0:ascii="Calibri" ns0:hAnsi="Calibri" ns0:cs="Calibri" ns0:eastAsia="Calibri"/>
+        <ns0:rFonts ns0:ascii="Calibri" ns0:hAnsi="Calibri" ns0:cs="Calibri" ns0:eastAsia="Calibri"/>
         <ns0:b/>
         <ns0:bCs/>
       </ns0:rPr>
@@ -16006,7 +16006,7 @@
         <ns0:spacing ns0:before="0" ns0:after="0" ns0:line="240" ns0:lineRule="auto"/>
       </ns0:pPr>
       <ns0:rPr>
-        <ns0:rFonts ns0:cstheme="majorBidi" ns0:ascii="Calibri" ns0:hAnsi="Calibri" ns0:cs="Calibri" ns0:eastAsia="Calibri"/>
+        <ns0:rFonts ns0:ascii="Calibri" ns0:hAnsi="Calibri" ns0:cs="Calibri" ns0:eastAsia="Calibri"/>
         <ns0:b/>
         <ns0:bCs/>
       </ns0:rPr>
@@ -16027,7 +16027,7 @@
         <ns0:spacing ns0:before="0" ns0:after="0" ns0:line="240" ns0:lineRule="auto"/>
       </ns0:pPr>
       <ns0:rPr>
-        <ns0:rFonts ns0:cstheme="majorBidi" ns0:ascii="Calibri" ns0:hAnsi="Calibri" ns0:cs="Calibri" ns0:eastAsia="Calibri"/>
+        <ns0:rFonts ns0:ascii="Calibri" ns0:hAnsi="Calibri" ns0:cs="Calibri" ns0:eastAsia="Calibri"/>
         <ns0:b/>
         <ns0:bCs/>
       </ns0:rPr>
@@ -16045,14 +16045,14 @@
     </ns0:tblStylePr>
     <ns0:tblStylePr ns0:type="firstCol">
       <ns0:rPr>
-        <ns0:rFonts ns0:cstheme="majorBidi" ns0:ascii="Calibri" ns0:hAnsi="Calibri" ns0:cs="Calibri" ns0:eastAsia="Calibri"/>
+        <ns0:rFonts ns0:ascii="Calibri" ns0:hAnsi="Calibri" ns0:cs="Calibri" ns0:eastAsia="Calibri"/>
         <ns0:b/>
         <ns0:bCs/>
       </ns0:rPr>
     </ns0:tblStylePr>
     <ns0:tblStylePr ns0:type="lastCol">
       <ns0:rPr>
-        <ns0:rFonts ns0:cstheme="majorBidi" ns0:ascii="Calibri" ns0:hAnsi="Calibri" ns0:cs="Calibri" ns0:eastAsia="Calibri"/>
+        <ns0:rFonts ns0:ascii="Calibri" ns0:hAnsi="Calibri" ns0:cs="Calibri" ns0:eastAsia="Calibri"/>
         <ns0:b/>
         <ns0:bCs/>
       </ns0:rPr>
@@ -16136,7 +16136,7 @@
         <ns0:spacing ns0:before="0" ns0:after="0" ns0:line="240" ns0:lineRule="auto"/>
       </ns0:pPr>
       <ns0:rPr>
-        <ns0:rFonts ns0:cstheme="majorBidi" ns0:ascii="Calibri" ns0:hAnsi="Calibri" ns0:cs="Calibri" ns0:eastAsia="Calibri"/>
+        <ns0:rFonts ns0:ascii="Calibri" ns0:hAnsi="Calibri" ns0:cs="Calibri" ns0:eastAsia="Calibri"/>
         <ns0:b/>
         <ns0:bCs/>
       </ns0:rPr>
@@ -16157,7 +16157,7 @@
         <ns0:spacing ns0:before="0" ns0:after="0" ns0:line="240" ns0:lineRule="auto"/>
       </ns0:pPr>
       <ns0:rPr>
-        <ns0:rFonts ns0:cstheme="majorBidi" ns0:ascii="Calibri" ns0:hAnsi="Calibri" ns0:cs="Calibri" ns0:eastAsia="Calibri"/>
+        <ns0:rFonts ns0:ascii="Calibri" ns0:hAnsi="Calibri" ns0:cs="Calibri" ns0:eastAsia="Calibri"/>
         <ns0:b/>
         <ns0:bCs/>
       </ns0:rPr>
@@ -16175,14 +16175,14 @@
     </ns0:tblStylePr>
     <ns0:tblStylePr ns0:type="firstCol">
       <ns0:rPr>
-        <ns0:rFonts ns0:cstheme="majorBidi" ns0:ascii="Calibri" ns0:hAnsi="Calibri" ns0:cs="Calibri" ns0:eastAsia="Calibri"/>
+        <ns0:rFonts ns0:ascii="Calibri" ns0:hAnsi="Calibri" ns0:cs="Calibri" ns0:eastAsia="Calibri"/>
         <ns0:b/>
         <ns0:bCs/>
       </ns0:rPr>
     </ns0:tblStylePr>
     <ns0:tblStylePr ns0:type="lastCol">
       <ns0:rPr>
-        <ns0:rFonts ns0:cstheme="majorBidi" ns0:ascii="Calibri" ns0:hAnsi="Calibri" ns0:cs="Calibri" ns0:eastAsia="Calibri"/>
+        <ns0:rFonts ns0:ascii="Calibri" ns0:hAnsi="Calibri" ns0:cs="Calibri" ns0:eastAsia="Calibri"/>
         <ns0:b/>
         <ns0:bCs/>
       </ns0:rPr>
@@ -16266,7 +16266,7 @@
         <ns0:spacing ns0:before="0" ns0:after="0" ns0:line="240" ns0:lineRule="auto"/>
       </ns0:pPr>
       <ns0:rPr>
-        <ns0:rFonts ns0:cstheme="majorBidi" ns0:ascii="Calibri" ns0:hAnsi="Calibri" ns0:cs="Calibri" ns0:eastAsia="Calibri"/>
+        <ns0:rFonts ns0:ascii="Calibri" ns0:hAnsi="Calibri" ns0:cs="Calibri" ns0:eastAsia="Calibri"/>
         <ns0:b/>
         <ns0:bCs/>
       </ns0:rPr>
@@ -16287,7 +16287,7 @@
         <ns0:spacing ns0:before="0" ns0:after="0" ns0:line="240" ns0:lineRule="auto"/>
       </ns0:pPr>
       <ns0:rPr>
-        <ns0:rFonts ns0:cstheme="majorBidi" ns0:ascii="Calibri" ns0:hAnsi="Calibri" ns0:cs="Calibri" ns0:eastAsia="Calibri"/>
+        <ns0:rFonts ns0:ascii="Calibri" ns0:hAnsi="Calibri" ns0:cs="Calibri" ns0:eastAsia="Calibri"/>
         <ns0:b/>
         <ns0:bCs/>
       </ns0:rPr>
@@ -16305,14 +16305,14 @@
     </ns0:tblStylePr>
     <ns0:tblStylePr ns0:type="firstCol">
       <ns0:rPr>
-        <ns0:rFonts ns0:cstheme="majorBidi" ns0:ascii="Calibri" ns0:hAnsi="Calibri" ns0:cs="Calibri" ns0:eastAsia="Calibri"/>
+        <ns0:rFonts ns0:ascii="Calibri" ns0:hAnsi="Calibri" ns0:cs="Calibri" ns0:eastAsia="Calibri"/>
         <ns0:b/>
         <ns0:bCs/>
       </ns0:rPr>
     </ns0:tblStylePr>
     <ns0:tblStylePr ns0:type="lastCol">
       <ns0:rPr>
-        <ns0:rFonts ns0:cstheme="majorBidi" ns0:ascii="Calibri" ns0:hAnsi="Calibri" ns0:cs="Calibri" ns0:eastAsia="Calibri"/>
+        <ns0:rFonts ns0:ascii="Calibri" ns0:hAnsi="Calibri" ns0:cs="Calibri" ns0:eastAsia="Calibri"/>
         <ns0:b/>
         <ns0:bCs/>
       </ns0:rPr>
@@ -16396,7 +16396,7 @@
         <ns0:spacing ns0:before="0" ns0:after="0" ns0:line="240" ns0:lineRule="auto"/>
       </ns0:pPr>
       <ns0:rPr>
-        <ns0:rFonts ns0:cstheme="majorBidi" ns0:ascii="Calibri" ns0:hAnsi="Calibri" ns0:cs="Calibri" ns0:eastAsia="Calibri"/>
+        <ns0:rFonts ns0:ascii="Calibri" ns0:hAnsi="Calibri" ns0:cs="Calibri" ns0:eastAsia="Calibri"/>
         <ns0:b/>
         <ns0:bCs/>
       </ns0:rPr>
@@ -16417,7 +16417,7 @@
         <ns0:spacing ns0:before="0" ns0:after="0" ns0:line="240" ns0:lineRule="auto"/>
       </ns0:pPr>
       <ns0:rPr>
-        <ns0:rFonts ns0:cstheme="majorBidi" ns0:ascii="Calibri" ns0:hAnsi="Calibri" ns0:cs="Calibri" ns0:eastAsia="Calibri"/>
+        <ns0:rFonts ns0:ascii="Calibri" ns0:hAnsi="Calibri" ns0:cs="Calibri" ns0:eastAsia="Calibri"/>
         <ns0:b/>
         <ns0:bCs/>
       </ns0:rPr>
@@ -16435,14 +16435,14 @@
     </ns0:tblStylePr>
     <ns0:tblStylePr ns0:type="firstCol">
       <ns0:rPr>
-        <ns0:rFonts ns0:cstheme="majorBidi" ns0:ascii="Calibri" ns0:hAnsi="Calibri" ns0:cs="Calibri" ns0:eastAsia="Calibri"/>
+        <ns0:rFonts ns0:ascii="Calibri" ns0:hAnsi="Calibri" ns0:cs="Calibri" ns0:eastAsia="Calibri"/>
         <ns0:b/>
         <ns0:bCs/>
       </ns0:rPr>
     </ns0:tblStylePr>
     <ns0:tblStylePr ns0:type="lastCol">
       <ns0:rPr>
-        <ns0:rFonts ns0:cstheme="majorBidi" ns0:ascii="Calibri" ns0:hAnsi="Calibri" ns0:cs="Calibri" ns0:eastAsia="Calibri"/>
+        <ns0:rFonts ns0:ascii="Calibri" ns0:hAnsi="Calibri" ns0:cs="Calibri" ns0:eastAsia="Calibri"/>
         <ns0:b/>
         <ns0:bCs/>
       </ns0:rPr>
@@ -16526,7 +16526,7 @@
         <ns0:spacing ns0:before="0" ns0:after="0" ns0:line="240" ns0:lineRule="auto"/>
       </ns0:pPr>
       <ns0:rPr>
-        <ns0:rFonts ns0:cstheme="majorBidi" ns0:ascii="Calibri" ns0:hAnsi="Calibri" ns0:cs="Calibri" ns0:eastAsia="Calibri"/>
+        <ns0:rFonts ns0:ascii="Calibri" ns0:hAnsi="Calibri" ns0:cs="Calibri" ns0:eastAsia="Calibri"/>
         <ns0:b/>
         <ns0:bCs/>
       </ns0:rPr>
@@ -16547,7 +16547,7 @@
         <ns0:spacing ns0:before="0" ns0:after="0" ns0:line="240" ns0:lineRule="auto"/>
       </ns0:pPr>
       <ns0:rPr>
-        <ns0:rFonts ns0:cstheme="majorBidi" ns0:ascii="Calibri" ns0:hAnsi="Calibri" ns0:cs="Calibri" ns0:eastAsia="Calibri"/>
+        <ns0:rFonts ns0:ascii="Calibri" ns0:hAnsi="Calibri" ns0:cs="Calibri" ns0:eastAsia="Calibri"/>
         <ns0:b/>
         <ns0:bCs/>
       </ns0:rPr>
@@ -16565,14 +16565,14 @@
     </ns0:tblStylePr>
     <ns0:tblStylePr ns0:type="firstCol">
       <ns0:rPr>
-        <ns0:rFonts ns0:cstheme="majorBidi" ns0:ascii="Calibri" ns0:hAnsi="Calibri" ns0:cs="Calibri" ns0:eastAsia="Calibri"/>
+        <ns0:rFonts ns0:ascii="Calibri" ns0:hAnsi="Calibri" ns0:cs="Calibri" ns0:eastAsia="Calibri"/>
         <ns0:b/>
         <ns0:bCs/>
       </ns0:rPr>
     </ns0:tblStylePr>
     <ns0:tblStylePr ns0:type="lastCol">
       <ns0:rPr>
-        <ns0:rFonts ns0:cstheme="majorBidi" ns0:ascii="Calibri" ns0:hAnsi="Calibri" ns0:cs="Calibri" ns0:eastAsia="Calibri"/>
+        <ns0:rFonts ns0:ascii="Calibri" ns0:hAnsi="Calibri" ns0:cs="Calibri" ns0:eastAsia="Calibri"/>
         <ns0:b/>
         <ns0:bCs/>
       </ns0:rPr>
@@ -16656,7 +16656,7 @@
         <ns0:spacing ns0:before="0" ns0:after="0" ns0:line="240" ns0:lineRule="auto"/>
       </ns0:pPr>
       <ns0:rPr>
-        <ns0:rFonts ns0:cstheme="majorBidi" ns0:ascii="Calibri" ns0:hAnsi="Calibri" ns0:cs="Calibri" ns0:eastAsia="Calibri"/>
+        <ns0:rFonts ns0:ascii="Calibri" ns0:hAnsi="Calibri" ns0:cs="Calibri" ns0:eastAsia="Calibri"/>
         <ns0:b/>
         <ns0:bCs/>
       </ns0:rPr>
@@ -16677,7 +16677,7 @@
         <ns0:spacing ns0:before="0" ns0:after="0" ns0:line="240" ns0:lineRule="auto"/>
       </ns0:pPr>
       <ns0:rPr>
-        <ns0:rFonts ns0:cstheme="majorBidi" ns0:ascii="Calibri" ns0:hAnsi="Calibri" ns0:cs="Calibri" ns0:eastAsia="Calibri"/>
+        <ns0:rFonts ns0:ascii="Calibri" ns0:hAnsi="Calibri" ns0:cs="Calibri" ns0:eastAsia="Calibri"/>
         <ns0:b/>
         <ns0:bCs/>
       </ns0:rPr>
@@ -16695,14 +16695,14 @@
     </ns0:tblStylePr>
     <ns0:tblStylePr ns0:type="firstCol">
       <ns0:rPr>
-        <ns0:rFonts ns0:cstheme="majorBidi" ns0:ascii="Calibri" ns0:hAnsi="Calibri" ns0:cs="Calibri" ns0:eastAsia="Calibri"/>
+        <ns0:rFonts ns0:ascii="Calibri" ns0:hAnsi="Calibri" ns0:cs="Calibri" ns0:eastAsia="Calibri"/>
         <ns0:b/>
         <ns0:bCs/>
       </ns0:rPr>
     </ns0:tblStylePr>
     <ns0:tblStylePr ns0:type="lastCol">
       <ns0:rPr>
-        <ns0:rFonts ns0:cstheme="majorBidi" ns0:ascii="Calibri" ns0:hAnsi="Calibri" ns0:cs="Calibri" ns0:eastAsia="Calibri"/>
+        <ns0:rFonts ns0:ascii="Calibri" ns0:hAnsi="Calibri" ns0:cs="Calibri" ns0:eastAsia="Calibri"/>
         <ns0:b/>
         <ns0:bCs/>
       </ns0:rPr>
@@ -18567,7 +18567,7 @@
     </ns0:tblPr>
     <ns0:tblStylePr ns0:type="firstRow">
       <ns0:rPr>
-        <ns0:rFonts ns0:cstheme="majorBidi" ns0:ascii="Calibri" ns0:hAnsi="Calibri" ns0:cs="Calibri" ns0:eastAsia="Calibri"/>
+        <ns0:rFonts ns0:ascii="Calibri" ns0:hAnsi="Calibri" ns0:cs="Calibri" ns0:eastAsia="Calibri"/>
       </ns0:rPr>
       <ns0:tblPr/>
       <ns0:tcPr>
@@ -18651,7 +18651,7 @@
     </ns0:tblPr>
     <ns0:tblStylePr ns0:type="firstRow">
       <ns0:rPr>
-        <ns0:rFonts ns0:cstheme="majorBidi" ns0:ascii="Calibri" ns0:hAnsi="Calibri" ns0:cs="Calibri" ns0:eastAsia="Calibri"/>
+        <ns0:rFonts ns0:ascii="Calibri" ns0:hAnsi="Calibri" ns0:cs="Calibri" ns0:eastAsia="Calibri"/>
       </ns0:rPr>
       <ns0:tblPr/>
       <ns0:tcPr>
@@ -18735,7 +18735,7 @@
     </ns0:tblPr>
     <ns0:tblStylePr ns0:type="firstRow">
       <ns0:rPr>
-        <ns0:rFonts ns0:cstheme="majorBidi" ns0:ascii="Calibri" ns0:hAnsi="Calibri" ns0:cs="Calibri" ns0:eastAsia="Calibri"/>
+        <ns0:rFonts ns0:ascii="Calibri" ns0:hAnsi="Calibri" ns0:cs="Calibri" ns0:eastAsia="Calibri"/>
       </ns0:rPr>
       <ns0:tblPr/>
       <ns0:tcPr>
@@ -18819,7 +18819,7 @@
     </ns0:tblPr>
     <ns0:tblStylePr ns0:type="firstRow">
       <ns0:rPr>
-        <ns0:rFonts ns0:cstheme="majorBidi" ns0:ascii="Calibri" ns0:hAnsi="Calibri" ns0:cs="Calibri" ns0:eastAsia="Calibri"/>
+        <ns0:rFonts ns0:ascii="Calibri" ns0:hAnsi="Calibri" ns0:cs="Calibri" ns0:eastAsia="Calibri"/>
       </ns0:rPr>
       <ns0:tblPr/>
       <ns0:tcPr>
@@ -18903,7 +18903,7 @@
     </ns0:tblPr>
     <ns0:tblStylePr ns0:type="firstRow">
       <ns0:rPr>
-        <ns0:rFonts ns0:cstheme="majorBidi" ns0:ascii="Calibri" ns0:hAnsi="Calibri" ns0:cs="Calibri" ns0:eastAsia="Calibri"/>
+        <ns0:rFonts ns0:ascii="Calibri" ns0:hAnsi="Calibri" ns0:cs="Calibri" ns0:eastAsia="Calibri"/>
       </ns0:rPr>
       <ns0:tblPr/>
       <ns0:tcPr>
@@ -18987,7 +18987,7 @@
     </ns0:tblPr>
     <ns0:tblStylePr ns0:type="firstRow">
       <ns0:rPr>
-        <ns0:rFonts ns0:cstheme="majorBidi" ns0:ascii="Calibri" ns0:hAnsi="Calibri" ns0:cs="Calibri" ns0:eastAsia="Calibri"/>
+        <ns0:rFonts ns0:ascii="Calibri" ns0:hAnsi="Calibri" ns0:cs="Calibri" ns0:eastAsia="Calibri"/>
       </ns0:rPr>
       <ns0:tblPr/>
       <ns0:tcPr>
@@ -19071,7 +19071,7 @@
     </ns0:tblPr>
     <ns0:tblStylePr ns0:type="firstRow">
       <ns0:rPr>
-        <ns0:rFonts ns0:cstheme="majorBidi" ns0:ascii="Calibri" ns0:hAnsi="Calibri" ns0:cs="Calibri" ns0:eastAsia="Calibri"/>
+        <ns0:rFonts ns0:ascii="Calibri" ns0:hAnsi="Calibri" ns0:cs="Calibri" ns0:eastAsia="Calibri"/>
       </ns0:rPr>
       <ns0:tblPr/>
       <ns0:tcPr>
@@ -19136,7 +19136,7 @@
       <ns0:spacing ns0:after="0" ns0:line="240" ns0:lineRule="auto"/>
     </ns0:pPr>
     <ns0:rPr>
-      <ns0:rFonts ns0:cstheme="majorBidi" ns0:ascii="Calibri" ns0:hAnsi="Calibri" ns0:cs="Calibri" ns0:eastAsia="Calibri"/>
+      <ns0:rFonts ns0:ascii="Calibri" ns0:hAnsi="Calibri" ns0:cs="Calibri" ns0:eastAsia="Calibri"/>
       <ns0:color ns0:val="000000" ns0:themeColor="text1"/>
     </ns0:rPr>
     <ns0:tblPr>
@@ -19264,7 +19264,7 @@
       <ns0:spacing ns0:after="0" ns0:line="240" ns0:lineRule="auto"/>
     </ns0:pPr>
     <ns0:rPr>
-      <ns0:rFonts ns0:cstheme="majorBidi" ns0:ascii="Calibri" ns0:hAnsi="Calibri" ns0:cs="Calibri" ns0:eastAsia="Calibri"/>
+      <ns0:rFonts ns0:ascii="Calibri" ns0:hAnsi="Calibri" ns0:cs="Calibri" ns0:eastAsia="Calibri"/>
       <ns0:color ns0:val="000000" ns0:themeColor="text1"/>
     </ns0:rPr>
     <ns0:tblPr>
@@ -19392,7 +19392,7 @@
       <ns0:spacing ns0:after="0" ns0:line="240" ns0:lineRule="auto"/>
     </ns0:pPr>
     <ns0:rPr>
-      <ns0:rFonts ns0:cstheme="majorBidi" ns0:ascii="Calibri" ns0:hAnsi="Calibri" ns0:cs="Calibri" ns0:eastAsia="Calibri"/>
+      <ns0:rFonts ns0:ascii="Calibri" ns0:hAnsi="Calibri" ns0:cs="Calibri" ns0:eastAsia="Calibri"/>
       <ns0:color ns0:val="000000" ns0:themeColor="text1"/>
     </ns0:rPr>
     <ns0:tblPr>
@@ -19520,7 +19520,7 @@
       <ns0:spacing ns0:after="0" ns0:line="240" ns0:lineRule="auto"/>
     </ns0:pPr>
     <ns0:rPr>
-      <ns0:rFonts ns0:cstheme="majorBidi" ns0:ascii="Calibri" ns0:hAnsi="Calibri" ns0:cs="Calibri" ns0:eastAsia="Calibri"/>
+      <ns0:rFonts ns0:ascii="Calibri" ns0:hAnsi="Calibri" ns0:cs="Calibri" ns0:eastAsia="Calibri"/>
       <ns0:color ns0:val="000000" ns0:themeColor="text1"/>
     </ns0:rPr>
     <ns0:tblPr>
@@ -19648,7 +19648,7 @@
       <ns0:spacing ns0:after="0" ns0:line="240" ns0:lineRule="auto"/>
     </ns0:pPr>
     <ns0:rPr>
-      <ns0:rFonts ns0:cstheme="majorBidi" ns0:ascii="Calibri" ns0:hAnsi="Calibri" ns0:cs="Calibri" ns0:eastAsia="Calibri"/>
+      <ns0:rFonts ns0:ascii="Calibri" ns0:hAnsi="Calibri" ns0:cs="Calibri" ns0:eastAsia="Calibri"/>
       <ns0:color ns0:val="000000" ns0:themeColor="text1"/>
     </ns0:rPr>
     <ns0:tblPr>
@@ -19776,7 +19776,7 @@
       <ns0:spacing ns0:after="0" ns0:line="240" ns0:lineRule="auto"/>
     </ns0:pPr>
     <ns0:rPr>
-      <ns0:rFonts ns0:cstheme="majorBidi" ns0:ascii="Calibri" ns0:hAnsi="Calibri" ns0:cs="Calibri" ns0:eastAsia="Calibri"/>
+      <ns0:rFonts ns0:ascii="Calibri" ns0:hAnsi="Calibri" ns0:cs="Calibri" ns0:eastAsia="Calibri"/>
       <ns0:color ns0:val="000000" ns0:themeColor="text1"/>
     </ns0:rPr>
     <ns0:tblPr>
@@ -19904,7 +19904,7 @@
       <ns0:spacing ns0:after="0" ns0:line="240" ns0:lineRule="auto"/>
     </ns0:pPr>
     <ns0:rPr>
-      <ns0:rFonts ns0:cstheme="majorBidi" ns0:ascii="Calibri" ns0:hAnsi="Calibri" ns0:cs="Calibri" ns0:eastAsia="Calibri"/>
+      <ns0:rFonts ns0:ascii="Calibri" ns0:hAnsi="Calibri" ns0:cs="Calibri" ns0:eastAsia="Calibri"/>
       <ns0:color ns0:val="000000" ns0:themeColor="text1"/>
     </ns0:rPr>
     <ns0:tblPr>
@@ -20543,7 +20543,7 @@
       <ns0:spacing ns0:after="0" ns0:line="240" ns0:lineRule="auto"/>
     </ns0:pPr>
     <ns0:rPr>
-      <ns0:rFonts ns0:cstheme="majorBidi" ns0:ascii="Calibri" ns0:hAnsi="Calibri" ns0:cs="Calibri" ns0:eastAsia="Calibri"/>
+      <ns0:rFonts ns0:ascii="Calibri" ns0:hAnsi="Calibri" ns0:cs="Calibri" ns0:eastAsia="Calibri"/>
       <ns0:color ns0:val="000000" ns0:themeColor="text1"/>
     </ns0:rPr>
     <ns0:tblPr>
@@ -20668,7 +20668,7 @@
       <ns0:spacing ns0:after="0" ns0:line="240" ns0:lineRule="auto"/>
     </ns0:pPr>
     <ns0:rPr>
-      <ns0:rFonts ns0:cstheme="majorBidi" ns0:ascii="Calibri" ns0:hAnsi="Calibri" ns0:cs="Calibri" ns0:eastAsia="Calibri"/>
+      <ns0:rFonts ns0:ascii="Calibri" ns0:hAnsi="Calibri" ns0:cs="Calibri" ns0:eastAsia="Calibri"/>
       <ns0:color ns0:val="000000" ns0:themeColor="text1"/>
     </ns0:rPr>
     <ns0:tblPr>
@@ -20793,7 +20793,7 @@
       <ns0:spacing ns0:after="0" ns0:line="240" ns0:lineRule="auto"/>
     </ns0:pPr>
     <ns0:rPr>
-      <ns0:rFonts ns0:cstheme="majorBidi" ns0:ascii="Calibri" ns0:hAnsi="Calibri" ns0:cs="Calibri" ns0:eastAsia="Calibri"/>
+      <ns0:rFonts ns0:ascii="Calibri" ns0:hAnsi="Calibri" ns0:cs="Calibri" ns0:eastAsia="Calibri"/>
       <ns0:color ns0:val="000000" ns0:themeColor="text1"/>
     </ns0:rPr>
     <ns0:tblPr>
@@ -20918,7 +20918,7 @@
       <ns0:spacing ns0:after="0" ns0:line="240" ns0:lineRule="auto"/>
     </ns0:pPr>
     <ns0:rPr>
-      <ns0:rFonts ns0:cstheme="majorBidi" ns0:ascii="Calibri" ns0:hAnsi="Calibri" ns0:cs="Calibri" ns0:eastAsia="Calibri"/>
+      <ns0:rFonts ns0:ascii="Calibri" ns0:hAnsi="Calibri" ns0:cs="Calibri" ns0:eastAsia="Calibri"/>
       <ns0:color ns0:val="000000" ns0:themeColor="text1"/>
     </ns0:rPr>
     <ns0:tblPr>
@@ -21043,7 +21043,7 @@
       <ns0:spacing ns0:after="0" ns0:line="240" ns0:lineRule="auto"/>
     </ns0:pPr>
     <ns0:rPr>
-      <ns0:rFonts ns0:cstheme="majorBidi" ns0:ascii="Calibri" ns0:hAnsi="Calibri" ns0:cs="Calibri" ns0:eastAsia="Calibri"/>
+      <ns0:rFonts ns0:ascii="Calibri" ns0:hAnsi="Calibri" ns0:cs="Calibri" ns0:eastAsia="Calibri"/>
       <ns0:color ns0:val="000000" ns0:themeColor="text1"/>
     </ns0:rPr>
     <ns0:tblPr>
@@ -21168,7 +21168,7 @@
       <ns0:spacing ns0:after="0" ns0:line="240" ns0:lineRule="auto"/>
     </ns0:pPr>
     <ns0:rPr>
-      <ns0:rFonts ns0:cstheme="majorBidi" ns0:ascii="Calibri" ns0:hAnsi="Calibri" ns0:cs="Calibri" ns0:eastAsia="Calibri"/>
+      <ns0:rFonts ns0:ascii="Calibri" ns0:hAnsi="Calibri" ns0:cs="Calibri" ns0:eastAsia="Calibri"/>
       <ns0:color ns0:val="000000" ns0:themeColor="text1"/>
     </ns0:rPr>
     <ns0:tblPr>
@@ -21293,7 +21293,7 @@
       <ns0:spacing ns0:after="0" ns0:line="240" ns0:lineRule="auto"/>
     </ns0:pPr>
     <ns0:rPr>
-      <ns0:rFonts ns0:cstheme="majorBidi" ns0:ascii="Calibri" ns0:hAnsi="Calibri" ns0:cs="Calibri" ns0:eastAsia="Calibri"/>
+      <ns0:rFonts ns0:ascii="Calibri" ns0:hAnsi="Calibri" ns0:cs="Calibri" ns0:eastAsia="Calibri"/>
       <ns0:color ns0:val="000000" ns0:themeColor="text1"/>
     </ns0:rPr>
     <ns0:tblPr>
